--- a/report/국내_자율실험실_현황_기업편.docx
+++ b/report/국내_자율실험실_현황_기업편.docx
@@ -93,7 +93,7 @@
               </w:rPr>
               <w:t xml:space="preserve">기업의 자율실험실은 대학·출연(연)과 달리 “위험·반복 실험의 무인화”와 “개발기간 단축”이라는 뚜렷한 사업 목적에서 출발해, 분석·합성 자동화를 먼저 깔고 그 위에 AI 의사결정을 얹는 순서로 진행되고 있다. </w:t>
             </w:r>
-            <w:hyperlink w:history="1" r:id="rIdrv2403zwbf9jkgtrq57xr">
+            <w:hyperlink w:history="1" r:id="rId5lohv-henxxebl_tjs4wr">
               <w:r>
                 <w:rPr>
                   <w:rFonts w:ascii="맑은 고딕" w:cs="맑은 고딕" w:eastAsia="맑은 고딕" w:hAnsi="맑은 고딕"/>
@@ -118,7 +118,7 @@
               </w:rPr>
               <w:t xml:space="preserve">(이차전지 양극재)와 </w:t>
             </w:r>
-            <w:hyperlink w:history="1" r:id="rIdp9qctozxbijthoyjcjays">
+            <w:hyperlink w:history="1" r:id="rIdaglvp6w_mvncpol3ggn6m">
               <w:r>
                 <w:rPr>
                   <w:rFonts w:ascii="맑은 고딕" w:cs="맑은 고딕" w:eastAsia="맑은 고딕" w:hAnsi="맑은 고딕"/>
@@ -143,7 +143,7 @@
               </w:rPr>
               <w:t xml:space="preserve">(항암 신약)은 이미 AI가 다음 실험을 결정하는 폐루프에 도달했고, </w:t>
             </w:r>
-            <w:hyperlink w:history="1" r:id="rIduomqry9ghfvgbiy2hjv0_">
+            <w:hyperlink w:history="1" r:id="rIdg_a9wog-9ybutyl-2ct5-">
               <w:r>
                 <w:rPr>
                   <w:rFonts w:ascii="맑은 고딕" w:cs="맑은 고딕" w:eastAsia="맑은 고딕" w:hAnsi="맑은 고딕"/>
@@ -168,7 +168,7 @@
               </w:rPr>
               <w:t xml:space="preserve">·</w:t>
             </w:r>
-            <w:hyperlink w:history="1" r:id="rIdn_fzilvavqh-is3_9uxzm">
+            <w:hyperlink w:history="1" r:id="rIduqc0te-jj5-kiwggaqrl1">
               <w:r>
                 <w:rPr>
                   <w:rFonts w:ascii="맑은 고딕" w:cs="맑은 고딕" w:eastAsia="맑은 고딕" w:hAnsi="맑은 고딕"/>
@@ -193,7 +193,7 @@
               </w:rPr>
               <w:t xml:space="preserve">·</w:t>
             </w:r>
-            <w:hyperlink w:history="1" r:id="rId6w6oxjfs7dmhqvbbdygv3">
+            <w:hyperlink w:history="1" r:id="rIdtws_swytsyvt3k3ni3zib">
               <w:r>
                 <w:rPr>
                   <w:rFonts w:ascii="맑은 고딕" w:cs="맑은 고딕" w:eastAsia="맑은 고딕" w:hAnsi="맑은 고딕"/>
@@ -218,7 +218,7 @@
               </w:rPr>
               <w:t xml:space="preserve">는 분석·평가 공정의 무인화 단계에 있다. 2026년 8월 출범한 </w:t>
             </w:r>
-            <w:hyperlink w:history="1" r:id="rId_d1gvs8pyue8twqamwlru">
+            <w:hyperlink w:history="1" r:id="rIdanle1tuvnrdviya1wpgna">
               <w:r>
                 <w:rPr>
                   <w:rFonts w:ascii="맑은 고딕" w:cs="맑은 고딕" w:eastAsia="맑은 고딕" w:hAnsi="맑은 고딕"/>
@@ -243,7 +243,7 @@
               </w:rPr>
               <w:t xml:space="preserve">에는 장비·자동화·AI 기업과 반도체·소재 수요기업을 합쳐 50개사가 참여하며, </w:t>
             </w:r>
-            <w:hyperlink w:history="1" r:id="rIdrn0aoxg12i9bjxh6svlui">
+            <w:hyperlink w:history="1" r:id="rId4znbbsfpp_ca32_ygw1gs">
               <w:r>
                 <w:rPr>
                   <w:rFonts w:ascii="맑은 고딕" w:cs="맑은 고딕" w:eastAsia="맑은 고딕" w:hAnsi="맑은 고딕"/>
@@ -603,7 +603,7 @@
               <w:spacing w:after="12" w:before="12" w:line="200" w:lineRule="auto"/>
               <w:jc w:val="left"/>
             </w:pPr>
-            <w:hyperlink w:history="1" r:id="rIdkr0h42rvo3pgvdsa4g0bu">
+            <w:hyperlink w:history="1" r:id="rIdg9fcu3u-ekqdez8dtdke2">
               <w:r>
                 <w:rPr>
                   <w:rFonts w:ascii="맑은 고딕" w:cs="맑은 고딕" w:eastAsia="맑은 고딕" w:hAnsi="맑은 고딕"/>
@@ -628,7 +628,7 @@
               </w:rPr>
               <w:t xml:space="preserve">. 24시간 운용 시 </w:t>
             </w:r>
-            <w:hyperlink w:history="1" r:id="rIdzjuhg8d81kmzf1tyro-rz">
+            <w:hyperlink w:history="1" r:id="rIde4lmokxzqwf-0l8wcywoj">
               <w:r>
                 <w:rPr>
                   <w:rFonts w:ascii="맑은 고딕" w:cs="맑은 고딕" w:eastAsia="맑은 고딕" w:hAnsi="맑은 고딕"/>
@@ -653,7 +653,7 @@
               </w:rPr>
               <w:t xml:space="preserve">, 고속 소결 도입으로 합성 속도 50배 개선. </w:t>
             </w:r>
-            <w:hyperlink w:history="1" r:id="rId8jrhtbyz64zfb7ckz8xkg">
+            <w:hyperlink w:history="1" r:id="rIdjno_nr58wmq28az6-cglz">
               <w:r>
                 <w:rPr>
                   <w:rFonts w:ascii="맑은 고딕" w:cs="맑은 고딕" w:eastAsia="맑은 고딕" w:hAnsi="맑은 고딕"/>
@@ -784,7 +784,7 @@
               <w:spacing w:after="12" w:before="12" w:line="200" w:lineRule="auto"/>
               <w:jc w:val="left"/>
             </w:pPr>
-            <w:hyperlink w:history="1" r:id="rIdgqdtqwpdy-5ivfrs6haf9">
+            <w:hyperlink w:history="1" r:id="rIdokttxmmo6f2qxxv5qqbov">
               <w:r>
                 <w:rPr>
                   <w:rFonts w:ascii="맑은 고딕" w:cs="맑은 고딕" w:eastAsia="맑은 고딕" w:hAnsi="맑은 고딕"/>
@@ -864,7 +864,7 @@
               <w:spacing w:after="12" w:before="12" w:line="200" w:lineRule="auto"/>
               <w:jc w:val="left"/>
             </w:pPr>
-            <w:hyperlink w:history="1" r:id="rId5tayxxfwkjlny9fcdltuo">
+            <w:hyperlink w:history="1" r:id="rId26gnyrqo2vd5ncngf2vno">
               <w:r>
                 <w:rPr>
                   <w:rFonts w:ascii="맑은 고딕" w:cs="맑은 고딕" w:eastAsia="맑은 고딕" w:hAnsi="맑은 고딕"/>
@@ -889,7 +889,7 @@
               </w:rPr>
               <w:t xml:space="preserve">. 시료 출고→전처리→분석→폐기까지 로봇이 일괄 수행하고 데이터가 자동 입력되며, 고온·고농도 산 처리 등 위험 공정을 무인화해 24시간 365일 실험. </w:t>
             </w:r>
-            <w:hyperlink w:history="1" r:id="rIdpuaavblresryssiyzbpji">
+            <w:hyperlink w:history="1" r:id="rIdl0lb23eo1ip6aj8ufvlqx">
               <w:r>
                 <w:rPr>
                   <w:rFonts w:ascii="맑은 고딕" w:cs="맑은 고딕" w:eastAsia="맑은 고딕" w:hAnsi="맑은 고딕"/>
@@ -1077,7 +1077,7 @@
               <w:spacing w:after="12" w:before="12" w:line="200" w:lineRule="auto"/>
               <w:jc w:val="left"/>
             </w:pPr>
-            <w:hyperlink w:history="1" r:id="rIduyzbyw44lsb9seknaqecl">
+            <w:hyperlink w:history="1" r:id="rIdlsloufu5_jv3u68fm3tt-">
               <w:r>
                 <w:rPr>
                   <w:rFonts w:ascii="맑은 고딕" w:cs="맑은 고딕" w:eastAsia="맑은 고딕" w:hAnsi="맑은 고딕"/>
@@ -1219,7 +1219,7 @@
               <w:spacing w:after="12" w:before="12" w:line="200" w:lineRule="auto"/>
               <w:jc w:val="left"/>
             </w:pPr>
-            <w:hyperlink w:history="1" r:id="rIdqogwre-lao0b378-82sox">
+            <w:hyperlink w:history="1" r:id="rIdde0_rypvikhrlf4vxtowi">
               <w:r>
                 <w:rPr>
                   <w:rFonts w:ascii="맑은 고딕" w:cs="맑은 고딕" w:eastAsia="맑은 고딕" w:hAnsi="맑은 고딕"/>
@@ -1310,7 +1310,7 @@
               </w:rPr>
               <w:t xml:space="preserve">AI라는 ‘뇌’와 로봇이라는 ‘손발’을 결합해 </w:t>
             </w:r>
-            <w:hyperlink w:history="1" r:id="rIdelnmlxue6g9wre2hsxhsu">
+            <w:hyperlink w:history="1" r:id="rId5tsvwl8wtdbu0mlpc-_yn">
               <w:r>
                 <w:rPr>
                   <w:rFonts w:ascii="맑은 고딕" w:cs="맑은 고딕" w:eastAsia="맑은 고딕" w:hAnsi="맑은 고딕"/>
@@ -1445,7 +1445,7 @@
               </w:rPr>
               <w:t xml:space="preserve">BIO연구소 </w:t>
             </w:r>
-            <w:hyperlink w:history="1" r:id="rIdqnjo-ll-dhsz5rajsz7-h">
+            <w:hyperlink w:history="1" r:id="rIdjwzne-3w2sftvifwaml-i">
               <w:r>
                 <w:rPr>
                   <w:rFonts w:ascii="맑은 고딕" w:cs="맑은 고딕" w:eastAsia="맑은 고딕" w:hAnsi="맑은 고딕"/>
@@ -1517,7 +1517,7 @@
               </w:rPr>
               <w:t xml:space="preserve">균주 개발과 생산공정을 로봇으로 자동화. 내부 데이터를 학습한 </w:t>
             </w:r>
-            <w:hyperlink w:history="1" r:id="rIdfmtr66jhhymbu1ncmnwhk">
+            <w:hyperlink w:history="1" r:id="rIdygqho-uxpdfz2lgk_xwo9">
               <w:r>
                 <w:rPr>
                   <w:rFonts w:ascii="맑은 고딕" w:cs="맑은 고딕" w:eastAsia="맑은 고딕" w:hAnsi="맑은 고딕"/>
@@ -1719,7 +1719,7 @@
               <w:spacing w:after="12" w:before="12" w:line="200" w:lineRule="auto"/>
               <w:jc w:val="left"/>
             </w:pPr>
-            <w:hyperlink w:history="1" r:id="rIdqt9koub7ipcqjnbuuooy9">
+            <w:hyperlink w:history="1" r:id="rId0qg7aytdplbtit02ai--w">
               <w:r>
                 <w:rPr>
                   <w:rFonts w:ascii="맑은 고딕" w:cs="맑은 고딕" w:eastAsia="맑은 고딕" w:hAnsi="맑은 고딕"/>
@@ -1843,7 +1843,7 @@
               <w:spacing w:after="12" w:before="12" w:line="200" w:lineRule="auto"/>
               <w:jc w:val="left"/>
             </w:pPr>
-            <w:hyperlink w:history="1" r:id="rIdjra2dlwnykfu1eqgohjx7">
+            <w:hyperlink w:history="1" r:id="rIdnz98vq4sdjm2mtk3vdoey">
               <w:r>
                 <w:rPr>
                   <w:rFonts w:ascii="맑은 고딕" w:cs="맑은 고딕" w:eastAsia="맑은 고딕" w:hAnsi="맑은 고딕"/>
@@ -1932,7 +1932,7 @@
               </w:rPr>
               <w:t xml:space="preserve">생산 현장에 피지컬 AI를 도입해 </w:t>
             </w:r>
-            <w:hyperlink w:history="1" r:id="rIdypmioayr0imiiw67q3dm_">
+            <w:hyperlink w:history="1" r:id="rIdh4tdwmxwer2gxmravrfu9">
               <w:r>
                 <w:rPr>
                   <w:rFonts w:ascii="맑은 고딕" w:cs="맑은 고딕" w:eastAsia="맑은 고딕" w:hAnsi="맑은 고딕"/>
@@ -1957,7 +1957,7 @@
               </w:rPr>
               <w:t xml:space="preserve">, 위험 작업을 로봇이 대신하고 365일 24시간 상시 실험 체계를 목표. </w:t>
             </w:r>
-            <w:hyperlink w:history="1" r:id="rIdxfjwctevhmeuzhuicnivc">
+            <w:hyperlink w:history="1" r:id="rIdsyopnqeufulpm2xobzgpm">
               <w:r>
                 <w:rPr>
                   <w:rFonts w:ascii="맑은 고딕" w:cs="맑은 고딕" w:eastAsia="맑은 고딕" w:hAnsi="맑은 고딕"/>
@@ -2061,7 +2061,7 @@
                 <w:sz w:val="16"/>
                 <w:szCs w:val="16"/>
               </w:rPr>
-              <w:t xml:space="preserve">에이블랩스</w:t>
+              <w:t xml:space="preserve">나노포지에이아이</w:t>
             </w:r>
           </w:p>
         </w:tc>
@@ -2091,7 +2091,7 @@
                 <w:sz w:val="16"/>
                 <w:szCs w:val="16"/>
               </w:rPr>
-              <w:t xml:space="preserve">자율실험실 장비·플랫폼 사업</w:t>
+              <w:t xml:space="preserve">디지털 소재 연구소</w:t>
             </w:r>
           </w:p>
           <w:p>
@@ -2108,7 +2108,24 @@
                 <w:sz w:val="16"/>
                 <w:szCs w:val="16"/>
               </w:rPr>
-              <w:t xml:space="preserve">(인천 송도)</w:t>
+              <w:t xml:space="preserve">(소재 설계 AI + 로보틱스 합성 실험실)</w:t>
+            </w:r>
+          </w:p>
+          <w:p>
+            <w:pPr>
+              <w:spacing w:after="12" w:before="12" w:line="200" w:lineRule="auto"/>
+              <w:jc w:val="left"/>
+            </w:pPr>
+            <w:r>
+              <w:rPr>
+                <w:rFonts w:ascii="맑은 고딕" w:cs="맑은 고딕" w:eastAsia="맑은 고딕" w:hAnsi="맑은 고딕"/>
+                <w:b w:val="false"/>
+                <w:bCs w:val="false"/>
+                <w:color w:val="222222"/>
+                <w:sz w:val="16"/>
+                <w:szCs w:val="16"/>
+              </w:rPr>
+              <w:t xml:space="preserve">김동현 대표·배재원 CTO</w:t>
             </w:r>
           </w:p>
         </w:tc>
@@ -2138,7 +2155,7 @@
                 <w:sz w:val="16"/>
                 <w:szCs w:val="16"/>
               </w:rPr>
-              <w:t xml:space="preserve">라이프사이언스 실험 자동화</w:t>
+              <w:t xml:space="preserve">신소재 설계·합성</w:t>
             </w:r>
           </w:p>
         </w:tc>
@@ -2159,7 +2176,7 @@
               <w:spacing w:after="12" w:before="12" w:line="200" w:lineRule="auto"/>
               <w:jc w:val="left"/>
             </w:pPr>
-            <w:hyperlink w:history="1" r:id="rIdau9z7b6ppj_pum6iqzqdl">
+            <w:hyperlink w:history="1" r:id="rIda9tsnrple-czvp_k7ohsp">
               <w:r>
                 <w:rPr>
                   <w:rFonts w:ascii="맑은 고딕" w:cs="맑은 고딕" w:eastAsia="맑은 고딕" w:hAnsi="맑은 고딕"/>
@@ -2170,6 +2187,488 @@
                   <w:szCs w:val="16"/>
                   <w:u w:val="single"/>
                 </w:rPr>
+                <w:t xml:space="preserve">AI 예측모델과 로보틱스 자동화를 결합해 소재 설계–합성–공정 최적화 전 과정을 자동화</w:t>
+              </w:r>
+            </w:hyperlink>
+            <w:r>
+              <w:rPr>
+                <w:rFonts w:ascii="맑은 고딕" w:cs="맑은 고딕" w:eastAsia="맑은 고딕" w:hAnsi="맑은 고딕"/>
+                <w:b w:val="false"/>
+                <w:bCs w:val="false"/>
+                <w:color w:val="222222"/>
+                <w:sz w:val="16"/>
+                <w:szCs w:val="16"/>
+              </w:rPr>
+              <w:t xml:space="preserve">. </w:t>
+            </w:r>
+            <w:hyperlink w:history="1" r:id="rIdyod4aj8onrjqzjnca74g0">
+              <w:r>
+                <w:rPr>
+                  <w:rFonts w:ascii="맑은 고딕" w:cs="맑은 고딕" w:eastAsia="맑은 고딕" w:hAnsi="맑은 고딕"/>
+                  <w:b w:val="false"/>
+                  <w:bCs w:val="false"/>
+                  <w:color w:val="1B54B5"/>
+                  <w:sz w:val="16"/>
+                  <w:szCs w:val="16"/>
+                  <w:u w:val="single"/>
+                </w:rPr>
+                <w:t xml:space="preserve">기존 7년 이상 걸리던 R&amp;D를 1개월 이내로 단축하고 비용 최대 80% 절감이 목표</w:t>
+              </w:r>
+            </w:hyperlink>
+            <w:r>
+              <w:rPr>
+                <w:rFonts w:ascii="맑은 고딕" w:cs="맑은 고딕" w:eastAsia="맑은 고딕" w:hAnsi="맑은 고딕"/>
+                <w:b w:val="false"/>
+                <w:bCs w:val="false"/>
+                <w:color w:val="222222"/>
+                <w:sz w:val="16"/>
+                <w:szCs w:val="16"/>
+              </w:rPr>
+              <w:t xml:space="preserve">. </w:t>
+            </w:r>
+            <w:hyperlink w:history="1" r:id="rIdi5jrjhupt24ki-r7ftkx6">
+              <w:r>
+                <w:rPr>
+                  <w:rFonts w:ascii="맑은 고딕" w:cs="맑은 고딕" w:eastAsia="맑은 고딕" w:hAnsi="맑은 고딕"/>
+                  <w:b w:val="false"/>
+                  <w:bCs w:val="false"/>
+                  <w:color w:val="1B54B5"/>
+                  <w:sz w:val="16"/>
+                  <w:szCs w:val="16"/>
+                  <w:u w:val="single"/>
+                </w:rPr>
+                <w:t xml:space="preserve">2025 K-딥테크 스타트업 왕중왕전 대상(부총리상)</w:t>
+              </w:r>
+            </w:hyperlink>
+            <w:r>
+              <w:rPr>
+                <w:rFonts w:ascii="맑은 고딕" w:cs="맑은 고딕" w:eastAsia="맑은 고딕" w:hAnsi="맑은 고딕"/>
+                <w:b w:val="false"/>
+                <w:bCs w:val="false"/>
+                <w:color w:val="222222"/>
+                <w:sz w:val="16"/>
+                <w:szCs w:val="16"/>
+              </w:rPr>
+              <w:t xml:space="preserve">, 대주전자재료와 이차전지용 고체 전극 신소재 PoC</w:t>
+            </w:r>
+          </w:p>
+        </w:tc>
+        <w:tc>
+          <w:tcPr>
+            <w:tcW w:type="dxa" w:w="1306"/>
+            <w:shd w:fill="F7F9FC" w:color="auto" w:val="clear"/>
+            <w:tcMar>
+              <w:top w:type="dxa" w:w="105"/>
+              <w:left w:type="dxa" w:w="60"/>
+              <w:bottom w:type="dxa" w:w="105"/>
+              <w:right w:type="dxa" w:w="60"/>
+            </w:tcMar>
+            <w:vAlign w:val="center"/>
+          </w:tcPr>
+          <w:p>
+            <w:pPr>
+              <w:spacing w:after="12" w:before="12" w:line="200" w:lineRule="auto"/>
+              <w:jc w:val="center"/>
+            </w:pPr>
+            <w:r>
+              <w:rPr>
+                <w:rFonts w:ascii="맑은 고딕" w:cs="맑은 고딕" w:eastAsia="맑은 고딕" w:hAnsi="맑은 고딕"/>
+                <w:b w:val="false"/>
+                <w:bCs w:val="false"/>
+                <w:color w:val="222222"/>
+                <w:sz w:val="16"/>
+                <w:szCs w:val="16"/>
+              </w:rPr>
+              <w:t xml:space="preserve">★★☆</w:t>
+            </w:r>
+          </w:p>
+          <w:p>
+            <w:pPr>
+              <w:spacing w:after="12" w:before="12" w:line="200" w:lineRule="auto"/>
+              <w:jc w:val="center"/>
+            </w:pPr>
+            <w:r>
+              <w:rPr>
+                <w:rFonts w:ascii="맑은 고딕" w:cs="맑은 고딕" w:eastAsia="맑은 고딕" w:hAnsi="맑은 고딕"/>
+                <w:b w:val="false"/>
+                <w:bCs w:val="false"/>
+                <w:color w:val="222222"/>
+                <w:sz w:val="16"/>
+                <w:szCs w:val="16"/>
+              </w:rPr>
+              <w:t xml:space="preserve">소규모 SDL 구축(2025 창업)</w:t>
+            </w:r>
+          </w:p>
+        </w:tc>
+      </w:tr>
+      <w:tr>
+        <w:trPr>
+          <w:cantSplit/>
+        </w:trPr>
+        <w:tc>
+          <w:tcPr>
+            <w:tcW w:type="dxa" w:w="1450"/>
+            <w:tcMar>
+              <w:top w:type="dxa" w:w="105"/>
+              <w:left w:type="dxa" w:w="60"/>
+              <w:bottom w:type="dxa" w:w="105"/>
+              <w:right w:type="dxa" w:w="60"/>
+            </w:tcMar>
+            <w:vAlign w:val="center"/>
+          </w:tcPr>
+          <w:p>
+            <w:pPr>
+              <w:spacing w:after="12" w:before="12" w:line="200" w:lineRule="auto"/>
+              <w:jc w:val="center"/>
+            </w:pPr>
+            <w:r>
+              <w:rPr>
+                <w:rFonts w:ascii="맑은 고딕" w:cs="맑은 고딕" w:eastAsia="맑은 고딕" w:hAnsi="맑은 고딕"/>
+                <w:b/>
+                <w:bCs/>
+                <w:color w:val="222222"/>
+                <w:sz w:val="16"/>
+                <w:szCs w:val="16"/>
+              </w:rPr>
+              <w:t xml:space="preserve">오믹스에이아이</w:t>
+            </w:r>
+          </w:p>
+        </w:tc>
+        <w:tc>
+          <w:tcPr>
+            <w:tcW w:type="dxa" w:w="2320"/>
+            <w:tcMar>
+              <w:top w:type="dxa" w:w="105"/>
+              <w:left w:type="dxa" w:w="60"/>
+              <w:bottom w:type="dxa" w:w="105"/>
+              <w:right w:type="dxa" w:w="60"/>
+            </w:tcMar>
+            <w:vAlign w:val="center"/>
+          </w:tcPr>
+          <w:p>
+            <w:pPr>
+              <w:spacing w:after="12" w:before="12" w:line="200" w:lineRule="auto"/>
+              <w:jc w:val="left"/>
+            </w:pPr>
+            <w:r>
+              <w:rPr>
+                <w:rFonts w:ascii="맑은 고딕" w:cs="맑은 고딕" w:eastAsia="맑은 고딕" w:hAnsi="맑은 고딕"/>
+                <w:b w:val="false"/>
+                <w:bCs w:val="false"/>
+                <w:color w:val="222222"/>
+                <w:sz w:val="16"/>
+                <w:szCs w:val="16"/>
+              </w:rPr>
+              <w:t xml:space="preserve">피지컬 AI 자율주행 실험실</w:t>
+            </w:r>
+          </w:p>
+          <w:p>
+            <w:pPr>
+              <w:spacing w:after="12" w:before="12" w:line="200" w:lineRule="auto"/>
+              <w:jc w:val="left"/>
+            </w:pPr>
+            <w:r>
+              <w:rPr>
+                <w:rFonts w:ascii="맑은 고딕" w:cs="맑은 고딕" w:eastAsia="맑은 고딕" w:hAnsi="맑은 고딕"/>
+                <w:b w:val="false"/>
+                <w:bCs w:val="false"/>
+                <w:color w:val="222222"/>
+                <w:sz w:val="16"/>
+                <w:szCs w:val="16"/>
+              </w:rPr>
+              <w:t xml:space="preserve">(Revvity 공동 구축)</w:t>
+            </w:r>
+          </w:p>
+          <w:p>
+            <w:pPr>
+              <w:spacing w:after="12" w:before="12" w:line="200" w:lineRule="auto"/>
+              <w:jc w:val="left"/>
+            </w:pPr>
+            <w:r>
+              <w:rPr>
+                <w:rFonts w:ascii="맑은 고딕" w:cs="맑은 고딕" w:eastAsia="맑은 고딕" w:hAnsi="맑은 고딕"/>
+                <w:b w:val="false"/>
+                <w:bCs w:val="false"/>
+                <w:color w:val="222222"/>
+                <w:sz w:val="16"/>
+                <w:szCs w:val="16"/>
+              </w:rPr>
+              <w:t xml:space="preserve">신동명 대표</w:t>
+            </w:r>
+          </w:p>
+        </w:tc>
+        <w:tc>
+          <w:tcPr>
+            <w:tcW w:type="dxa" w:w="1150"/>
+            <w:tcMar>
+              <w:top w:type="dxa" w:w="105"/>
+              <w:left w:type="dxa" w:w="60"/>
+              <w:bottom w:type="dxa" w:w="105"/>
+              <w:right w:type="dxa" w:w="60"/>
+            </w:tcMar>
+            <w:vAlign w:val="center"/>
+          </w:tcPr>
+          <w:p>
+            <w:pPr>
+              <w:spacing w:after="12" w:before="12" w:line="200" w:lineRule="auto"/>
+              <w:jc w:val="left"/>
+            </w:pPr>
+            <w:r>
+              <w:rPr>
+                <w:rFonts w:ascii="맑은 고딕" w:cs="맑은 고딕" w:eastAsia="맑은 고딕" w:hAnsi="맑은 고딕"/>
+                <w:b w:val="false"/>
+                <w:bCs w:val="false"/>
+                <w:color w:val="222222"/>
+                <w:sz w:val="16"/>
+                <w:szCs w:val="16"/>
+              </w:rPr>
+              <w:t xml:space="preserve">단백체(프로테오믹스) 분석</w:t>
+            </w:r>
+          </w:p>
+        </w:tc>
+        <w:tc>
+          <w:tcPr>
+            <w:tcW w:type="dxa" w:w="4092"/>
+            <w:tcMar>
+              <w:top w:type="dxa" w:w="105"/>
+              <w:left w:type="dxa" w:w="60"/>
+              <w:bottom w:type="dxa" w:w="105"/>
+              <w:right w:type="dxa" w:w="60"/>
+            </w:tcMar>
+            <w:vAlign w:val="center"/>
+          </w:tcPr>
+          <w:p>
+            <w:pPr>
+              <w:spacing w:after="12" w:before="12" w:line="200" w:lineRule="auto"/>
+              <w:jc w:val="left"/>
+            </w:pPr>
+            <w:hyperlink w:history="1" r:id="rIdir_1pbzhe9jeao2q_1kig">
+              <w:r>
+                <w:rPr>
+                  <w:rFonts w:ascii="맑은 고딕" w:cs="맑은 고딕" w:eastAsia="맑은 고딕" w:hAnsi="맑은 고딕"/>
+                  <w:b w:val="false"/>
+                  <w:bCs w:val="false"/>
+                  <w:color w:val="1B54B5"/>
+                  <w:sz w:val="16"/>
+                  <w:szCs w:val="16"/>
+                  <w:u w:val="single"/>
+                </w:rPr>
+                <w:t xml:space="preserve">물리 실험 공정과 AI 분석 시스템을 결합해 사람 개입 없이 24시간 가동하는 단백체 분석 인프라를 구축</w:t>
+              </w:r>
+            </w:hyperlink>
+            <w:r>
+              <w:rPr>
+                <w:rFonts w:ascii="맑은 고딕" w:cs="맑은 고딕" w:eastAsia="맑은 고딕" w:hAnsi="맑은 고딕"/>
+                <w:b w:val="false"/>
+                <w:bCs w:val="false"/>
+                <w:color w:val="222222"/>
+                <w:sz w:val="16"/>
+                <w:szCs w:val="16"/>
+              </w:rPr>
+              <w:t xml:space="preserve">, 분석 기간을 6주 → 2주 이내로 단축. </w:t>
+            </w:r>
+            <w:hyperlink w:history="1" r:id="rId94eflnlgfri5rnml-aki8">
+              <w:r>
+                <w:rPr>
+                  <w:rFonts w:ascii="맑은 고딕" w:cs="맑은 고딕" w:eastAsia="맑은 고딕" w:hAnsi="맑은 고딕"/>
+                  <w:b w:val="false"/>
+                  <w:bCs w:val="false"/>
+                  <w:color w:val="1B54B5"/>
+                  <w:sz w:val="16"/>
+                  <w:szCs w:val="16"/>
+                  <w:u w:val="single"/>
+                </w:rPr>
+                <w:t xml:space="preserve">Revvity의 자동화 장비와 자사 AI 분석기술을 결합해 실험 설계–데이터 생성–분석–해석 전 과정을 자동화·지능화하는 프로젝트 진행 중</w:t>
+              </w:r>
+            </w:hyperlink>
+          </w:p>
+        </w:tc>
+        <w:tc>
+          <w:tcPr>
+            <w:tcW w:type="dxa" w:w="1306"/>
+            <w:tcMar>
+              <w:top w:type="dxa" w:w="105"/>
+              <w:left w:type="dxa" w:w="60"/>
+              <w:bottom w:type="dxa" w:w="105"/>
+              <w:right w:type="dxa" w:w="60"/>
+            </w:tcMar>
+            <w:vAlign w:val="center"/>
+          </w:tcPr>
+          <w:p>
+            <w:pPr>
+              <w:spacing w:after="12" w:before="12" w:line="200" w:lineRule="auto"/>
+              <w:jc w:val="center"/>
+            </w:pPr>
+            <w:r>
+              <w:rPr>
+                <w:rFonts w:ascii="맑은 고딕" w:cs="맑은 고딕" w:eastAsia="맑은 고딕" w:hAnsi="맑은 고딕"/>
+                <w:b w:val="false"/>
+                <w:bCs w:val="false"/>
+                <w:color w:val="222222"/>
+                <w:sz w:val="16"/>
+                <w:szCs w:val="16"/>
+              </w:rPr>
+              <w:t xml:space="preserve">★★☆</w:t>
+            </w:r>
+          </w:p>
+          <w:p>
+            <w:pPr>
+              <w:spacing w:after="12" w:before="12" w:line="200" w:lineRule="auto"/>
+              <w:jc w:val="center"/>
+            </w:pPr>
+            <w:r>
+              <w:rPr>
+                <w:rFonts w:ascii="맑은 고딕" w:cs="맑은 고딕" w:eastAsia="맑은 고딕" w:hAnsi="맑은 고딕"/>
+                <w:b w:val="false"/>
+                <w:bCs w:val="false"/>
+                <w:color w:val="222222"/>
+                <w:sz w:val="16"/>
+                <w:szCs w:val="16"/>
+              </w:rPr>
+              <w:t xml:space="preserve">분석 전과정 무인 + AI 피드백</w:t>
+            </w:r>
+          </w:p>
+        </w:tc>
+      </w:tr>
+      <w:tr>
+        <w:trPr>
+          <w:cantSplit/>
+        </w:trPr>
+        <w:tc>
+          <w:tcPr>
+            <w:tcW w:type="dxa" w:w="1450"/>
+            <w:shd w:fill="F7F9FC" w:color="auto" w:val="clear"/>
+            <w:tcMar>
+              <w:top w:type="dxa" w:w="105"/>
+              <w:left w:type="dxa" w:w="60"/>
+              <w:bottom w:type="dxa" w:w="105"/>
+              <w:right w:type="dxa" w:w="60"/>
+            </w:tcMar>
+            <w:vAlign w:val="center"/>
+          </w:tcPr>
+          <w:p>
+            <w:pPr>
+              <w:spacing w:after="12" w:before="12" w:line="200" w:lineRule="auto"/>
+              <w:jc w:val="center"/>
+            </w:pPr>
+            <w:r>
+              <w:rPr>
+                <w:rFonts w:ascii="맑은 고딕" w:cs="맑은 고딕" w:eastAsia="맑은 고딕" w:hAnsi="맑은 고딕"/>
+                <w:b/>
+                <w:bCs/>
+                <w:color w:val="222222"/>
+                <w:sz w:val="16"/>
+                <w:szCs w:val="16"/>
+              </w:rPr>
+              <w:t xml:space="preserve">에이블랩스</w:t>
+            </w:r>
+          </w:p>
+        </w:tc>
+        <w:tc>
+          <w:tcPr>
+            <w:tcW w:type="dxa" w:w="2320"/>
+            <w:shd w:fill="F7F9FC" w:color="auto" w:val="clear"/>
+            <w:tcMar>
+              <w:top w:type="dxa" w:w="105"/>
+              <w:left w:type="dxa" w:w="60"/>
+              <w:bottom w:type="dxa" w:w="105"/>
+              <w:right w:type="dxa" w:w="60"/>
+            </w:tcMar>
+            <w:vAlign w:val="center"/>
+          </w:tcPr>
+          <w:p>
+            <w:pPr>
+              <w:spacing w:after="12" w:before="12" w:line="200" w:lineRule="auto"/>
+              <w:jc w:val="left"/>
+            </w:pPr>
+            <w:r>
+              <w:rPr>
+                <w:rFonts w:ascii="맑은 고딕" w:cs="맑은 고딕" w:eastAsia="맑은 고딕" w:hAnsi="맑은 고딕"/>
+                <w:b w:val="false"/>
+                <w:bCs w:val="false"/>
+                <w:color w:val="222222"/>
+                <w:sz w:val="16"/>
+                <w:szCs w:val="16"/>
+              </w:rPr>
+              <w:t xml:space="preserve">자율실험실 장비·플랫폼 사업</w:t>
+            </w:r>
+          </w:p>
+          <w:p>
+            <w:pPr>
+              <w:spacing w:after="12" w:before="12" w:line="200" w:lineRule="auto"/>
+              <w:jc w:val="left"/>
+            </w:pPr>
+            <w:r>
+              <w:rPr>
+                <w:rFonts w:ascii="맑은 고딕" w:cs="맑은 고딕" w:eastAsia="맑은 고딕" w:hAnsi="맑은 고딕"/>
+                <w:b w:val="false"/>
+                <w:bCs w:val="false"/>
+                <w:color w:val="222222"/>
+                <w:sz w:val="16"/>
+                <w:szCs w:val="16"/>
+              </w:rPr>
+              <w:t xml:space="preserve">(인천 송도)</w:t>
+            </w:r>
+          </w:p>
+        </w:tc>
+        <w:tc>
+          <w:tcPr>
+            <w:tcW w:type="dxa" w:w="1150"/>
+            <w:shd w:fill="F7F9FC" w:color="auto" w:val="clear"/>
+            <w:tcMar>
+              <w:top w:type="dxa" w:w="105"/>
+              <w:left w:type="dxa" w:w="60"/>
+              <w:bottom w:type="dxa" w:w="105"/>
+              <w:right w:type="dxa" w:w="60"/>
+            </w:tcMar>
+            <w:vAlign w:val="center"/>
+          </w:tcPr>
+          <w:p>
+            <w:pPr>
+              <w:spacing w:after="12" w:before="12" w:line="200" w:lineRule="auto"/>
+              <w:jc w:val="left"/>
+            </w:pPr>
+            <w:r>
+              <w:rPr>
+                <w:rFonts w:ascii="맑은 고딕" w:cs="맑은 고딕" w:eastAsia="맑은 고딕" w:hAnsi="맑은 고딕"/>
+                <w:b w:val="false"/>
+                <w:bCs w:val="false"/>
+                <w:color w:val="222222"/>
+                <w:sz w:val="16"/>
+                <w:szCs w:val="16"/>
+              </w:rPr>
+              <w:t xml:space="preserve">라이프사이언스 실험 자동화</w:t>
+            </w:r>
+          </w:p>
+        </w:tc>
+        <w:tc>
+          <w:tcPr>
+            <w:tcW w:type="dxa" w:w="4092"/>
+            <w:shd w:fill="F7F9FC" w:color="auto" w:val="clear"/>
+            <w:tcMar>
+              <w:top w:type="dxa" w:w="105"/>
+              <w:left w:type="dxa" w:w="60"/>
+              <w:bottom w:type="dxa" w:w="105"/>
+              <w:right w:type="dxa" w:w="60"/>
+            </w:tcMar>
+            <w:vAlign w:val="center"/>
+          </w:tcPr>
+          <w:p>
+            <w:pPr>
+              <w:spacing w:after="12" w:before="12" w:line="200" w:lineRule="auto"/>
+              <w:jc w:val="left"/>
+            </w:pPr>
+            <w:hyperlink w:history="1" r:id="rIdzlpxprezrsmsbvgngmpou">
+              <w:r>
+                <w:rPr>
+                  <w:rFonts w:ascii="맑은 고딕" w:cs="맑은 고딕" w:eastAsia="맑은 고딕" w:hAnsi="맑은 고딕"/>
+                  <w:b w:val="false"/>
+                  <w:bCs w:val="false"/>
+                  <w:color w:val="1B54B5"/>
+                  <w:sz w:val="16"/>
+                  <w:szCs w:val="16"/>
+                  <w:u w:val="single"/>
+                </w:rPr>
                 <w:t xml:space="preserve">액체핸들링 로봇 노터블·노터블96·수터블과 로봇암·분석장비를 연결한 실험실 전(全)자동화 사업</w:t>
               </w:r>
             </w:hyperlink>
@@ -2184,7 +2683,7 @@
               </w:rPr>
               <w:t xml:space="preserve">. </w:t>
             </w:r>
-            <w:hyperlink w:history="1" r:id="rId6enzpje_kteet7jvlsr4h">
+            <w:hyperlink w:history="1" r:id="rId9czqccmvwiw226zcp3u1l">
               <w:r>
                 <w:rPr>
                   <w:rFonts w:ascii="맑은 고딕" w:cs="맑은 고딕" w:eastAsia="맑은 고딕" w:hAnsi="맑은 고딕"/>
@@ -2565,7 +3064,7 @@
               <w:spacing w:after="12" w:before="12" w:line="200" w:lineRule="auto"/>
               <w:jc w:val="center"/>
             </w:pPr>
-            <w:hyperlink w:history="1" r:id="rIdia4sdh-rrdupl_5mjhtwp">
+            <w:hyperlink w:history="1" r:id="rIdcwooaubcz1vjccvigvucu">
               <w:r>
                 <w:rPr>
                   <w:rFonts w:ascii="맑은 고딕" w:cs="맑은 고딕" w:eastAsia="맑은 고딕" w:hAnsi="맑은 고딕"/>
@@ -2590,7 +3089,7 @@
               </w:rPr>
               <w:t xml:space="preserve">하고, 다변량 데이터 분석과 머신러닝으로 생산공정의 미세한 변화를 실시간 감지. </w:t>
             </w:r>
-            <w:hyperlink w:history="1" r:id="rIdda_qrpd_dmswwm5yxvt1n">
+            <w:hyperlink w:history="1" r:id="rIdgrsmmzbkv9n1piuu8y_bm">
               <w:r>
                 <w:rPr>
                   <w:rFonts w:ascii="맑은 고딕" w:cs="맑은 고딕" w:eastAsia="맑은 고딕" w:hAnsi="맑은 고딕"/>
@@ -2746,7 +3245,7 @@
               <w:spacing w:after="12" w:before="12" w:line="200" w:lineRule="auto"/>
               <w:jc w:val="center"/>
             </w:pPr>
-            <w:hyperlink w:history="1" r:id="rIdizyvkpmgijdiqvfbt_h7o">
+            <w:hyperlink w:history="1" r:id="rIdmds3i2x88rancljo-ueyd">
               <w:r>
                 <w:rPr>
                   <w:rFonts w:ascii="맑은 고딕" w:cs="맑은 고딕" w:eastAsia="맑은 고딕" w:hAnsi="맑은 고딕"/>
@@ -2881,7 +3380,7 @@
               <w:spacing w:after="12" w:before="12" w:line="200" w:lineRule="auto"/>
               <w:jc w:val="center"/>
             </w:pPr>
-            <w:hyperlink w:history="1" r:id="rIdi1tgnb6qb1tgtsb8izbas">
+            <w:hyperlink w:history="1" r:id="rId1ea5nxbycvswoy9cev7eq">
               <w:r>
                 <w:rPr>
                   <w:rFonts w:ascii="맑은 고딕" w:cs="맑은 고딕" w:eastAsia="맑은 고딕" w:hAnsi="맑은 고딕"/>
@@ -3020,7 +3519,7 @@
               <w:spacing w:after="12" w:before="12" w:line="200" w:lineRule="auto"/>
               <w:jc w:val="center"/>
             </w:pPr>
-            <w:hyperlink w:history="1" r:id="rIddhgvwb-s4eh7erbjpealg">
+            <w:hyperlink w:history="1" r:id="rIdbrlmavbrxnhonowm2iaox">
               <w:r>
                 <w:rPr>
                   <w:rFonts w:ascii="맑은 고딕" w:cs="맑은 고딕" w:eastAsia="맑은 고딕" w:hAnsi="맑은 고딕"/>
@@ -3155,7 +3654,7 @@
               <w:spacing w:after="12" w:before="12" w:line="200" w:lineRule="auto"/>
               <w:jc w:val="center"/>
             </w:pPr>
-            <w:hyperlink w:history="1" r:id="rIdgceqeapvk23dkivs0getr">
+            <w:hyperlink w:history="1" r:id="rIduxyopzesd6g_h6s4s45va">
               <w:r>
                 <w:rPr>
                   <w:rFonts w:ascii="맑은 고딕" w:cs="맑은 고딕" w:eastAsia="맑은 고딕" w:hAnsi="맑은 고딕"/>
@@ -3311,7 +3810,7 @@
               <w:spacing w:after="12" w:before="12" w:line="200" w:lineRule="auto"/>
               <w:jc w:val="center"/>
             </w:pPr>
-            <w:hyperlink w:history="1" r:id="rIdik_2lqchvvnirosmcmjes">
+            <w:hyperlink w:history="1" r:id="rIdw_etdt_u328u6h3mxodds">
               <w:r>
                 <w:rPr>
                   <w:rFonts w:ascii="맑은 고딕" w:cs="맑은 고딕" w:eastAsia="맑은 고딕" w:hAnsi="맑은 고딕"/>
@@ -3480,7 +3979,7 @@
               <w:spacing w:after="12" w:before="12" w:line="200" w:lineRule="auto"/>
               <w:jc w:val="center"/>
             </w:pPr>
-            <w:hyperlink w:history="1" r:id="rId9zvwjocdhqggbz3dl1bke">
+            <w:hyperlink w:history="1" r:id="rIdxhln8ckfww8uryw7nkwbr">
               <w:r>
                 <w:rPr>
                   <w:rFonts w:ascii="맑은 고딕" w:cs="맑은 고딕" w:eastAsia="맑은 고딕" w:hAnsi="맑은 고딕"/>
@@ -3636,7 +4135,7 @@
               <w:spacing w:after="12" w:before="12" w:line="200" w:lineRule="auto"/>
               <w:jc w:val="center"/>
             </w:pPr>
-            <w:hyperlink w:history="1" r:id="rIdhfhjt-vtidbdrka_utn-b">
+            <w:hyperlink w:history="1" r:id="rId61ox1e_btpeyadxadrqbz">
               <w:r>
                 <w:rPr>
                   <w:rFonts w:ascii="맑은 고딕" w:cs="맑은 고딕" w:eastAsia="맑은 고딕" w:hAnsi="맑은 고딕"/>
@@ -3706,7 +4205,7 @@
         </w:rPr>
         <w:t xml:space="preserve">수요–공급 구도 — </w:t>
       </w:r>
-      <w:hyperlink w:history="1" r:id="rId-9otzgcz-ccnnr4wt87ij">
+      <w:hyperlink w:history="1" r:id="rId2gca7cepfersok1kwjgnq">
         <w:r>
           <w:rPr>
             <w:rFonts w:ascii="맑은 고딕" w:cs="맑은 고딕" w:eastAsia="맑은 고딕" w:hAnsi="맑은 고딕"/>
@@ -3757,7 +4256,7 @@
         </w:rPr>
         <w:t xml:space="preserve">제약·바이오가 가장 빠르다 — </w:t>
       </w:r>
-      <w:hyperlink w:history="1" r:id="rIdjvt7spr0ir9kitdpzkty9">
+      <w:hyperlink w:history="1" r:id="rId4vhvzjnqfldvk-azrtbxj">
         <w:r>
           <w:rPr>
             <w:rFonts w:ascii="맑은 고딕" w:cs="맑은 고딕" w:eastAsia="맑은 고딕" w:hAnsi="맑은 고딕"/>
@@ -3782,7 +4281,7 @@
         </w:rPr>
         <w:t xml:space="preserve">하며, 유기합성은 한국제약바이오협회, 바이오의약품은 연세대 K-NIBRT가 맡는다. </w:t>
       </w:r>
-      <w:hyperlink w:history="1" r:id="rIdqyoq_ggw6m6rrsflk8u59">
+      <w:hyperlink w:history="1" r:id="rIdljqsg8ysqruxefkaxnnmh">
         <w:r>
           <w:rPr>
             <w:rFonts w:ascii="맑은 고딕" w:cs="맑은 고딕" w:eastAsia="맑은 고딕" w:hAnsi="맑은 고딕"/>
@@ -3833,7 +4332,7 @@
         </w:rPr>
         <w:t xml:space="preserve">남은 과제 — 기업 사례 대부분은 아직 ‘분석·합성 자동화’ 단계이고, AI가 다음 실험을 스스로 결정하는 폐루프까지 간 사례는 일부다. </w:t>
       </w:r>
-      <w:hyperlink w:history="1" r:id="rIdq4sjc4gb8nwtzj9kdyyrq">
+      <w:hyperlink w:history="1" r:id="rIdcq_tgayhcwpbkhaask79v">
         <w:r>
           <w:rPr>
             <w:rFonts w:ascii="맑은 고딕" w:cs="맑은 고딕" w:eastAsia="맑은 고딕" w:hAnsi="맑은 고딕"/>
@@ -3858,7 +4357,7 @@
         </w:rPr>
         <w:t xml:space="preserve">로 지적된다. 공급 측에서는 </w:t>
       </w:r>
-      <w:hyperlink w:history="1" r:id="rId-j6ye0dmrrcdusvhxbqqr">
+      <w:hyperlink w:history="1" r:id="rIdouj_dulkmreveblyxdbtn">
         <w:r>
           <w:rPr>
             <w:rFonts w:ascii="맑은 고딕" w:cs="맑은 고딕" w:eastAsia="맑은 고딕" w:hAnsi="맑은 고딕"/>
@@ -3929,7 +4428,7 @@
           </w:tcPr>
           <w:p>
             <w:pPr>
-              <w:spacing w:after="14" w:before="14" w:line="205" w:lineRule="auto"/>
+              <w:spacing w:after="6" w:before="6" w:line="200" w:lineRule="auto"/>
             </w:pPr>
             <w:r>
               <w:rPr>
@@ -3940,7 +4439,7 @@
               </w:rPr>
               <w:t xml:space="preserve">[1] </w:t>
             </w:r>
-            <w:hyperlink w:history="1" r:id="rIdt2lckic88yiv2b-yqixvm">
+            <w:hyperlink w:history="1" r:id="rId2lj_nkw39fr2ecioduy5n">
               <w:r>
                 <w:rPr>
                   <w:rFonts w:ascii="맑은 고딕" w:cs="맑은 고딕" w:eastAsia="맑은 고딕" w:hAnsi="맑은 고딕"/>
@@ -3949,7 +4448,7 @@
                   <w:szCs w:val="13"/>
                   <w:u w:val="single"/>
                 </w:rPr>
-                <w:t xml:space="preserve">헬로디디, "AI가 가설 세우고 로봇이 24시간 실험…韓 첫 '자율실험실' 연합 출범"(2026.8.11)</w:t>
+                <w:t xml:space="preserve">헬로디디, "韓 첫 '자율실험실' 산·학·연 협의체 출범"(2026.8.11)</w:t>
               </w:r>
             </w:hyperlink>
           </w:p>
@@ -3966,7 +4465,7 @@
           </w:tcPr>
           <w:p>
             <w:pPr>
-              <w:spacing w:after="14" w:before="14" w:line="205" w:lineRule="auto"/>
+              <w:spacing w:after="6" w:before="6" w:line="200" w:lineRule="auto"/>
             </w:pPr>
             <w:r>
               <w:rPr>
@@ -3975,9 +4474,9 @@
                 <w:sz w:val="13"/>
                 <w:szCs w:val="13"/>
               </w:rPr>
-              <w:t xml:space="preserve">[17] </w:t>
-            </w:r>
-            <w:hyperlink w:history="1" r:id="rId1ua8di0ucoan9rmqkignw">
+              <w:t xml:space="preserve">[20] </w:t>
+            </w:r>
+            <w:hyperlink w:history="1" r:id="rIdsplsry5mk2fzboncgbzd4">
               <w:r>
                 <w:rPr>
                   <w:rFonts w:ascii="맑은 고딕" w:cs="맑은 고딕" w:eastAsia="맑은 고딕" w:hAnsi="맑은 고딕"/>
@@ -3986,7 +4485,7 @@
                   <w:szCs w:val="13"/>
                   <w:u w:val="single"/>
                 </w:rPr>
-                <w:t xml:space="preserve">식품저널, "과기부 장관, CJ제일제당 바이오파운드리 구축 현장 방문"</w:t>
+                <w:t xml:space="preserve">히트뉴스, "에이블랩스, '노터블' 사업화 박차…美 시장 정조준"</w:t>
               </w:r>
             </w:hyperlink>
           </w:p>
@@ -4005,7 +4504,7 @@
           </w:tcPr>
           <w:p>
             <w:pPr>
-              <w:spacing w:after="14" w:before="14" w:line="205" w:lineRule="auto"/>
+              <w:spacing w:after="6" w:before="6" w:line="200" w:lineRule="auto"/>
             </w:pPr>
             <w:r>
               <w:rPr>
@@ -4016,7 +4515,7 @@
               </w:rPr>
               <w:t xml:space="preserve">[2] </w:t>
             </w:r>
-            <w:hyperlink w:history="1" r:id="rIdynsjyyrdrq_uhrsognz1u">
+            <w:hyperlink w:history="1" r:id="rIdddd5en8xnyg6hj4amjxz4">
               <w:r>
                 <w:rPr>
                   <w:rFonts w:ascii="맑은 고딕" w:cs="맑은 고딕" w:eastAsia="맑은 고딕" w:hAnsi="맑은 고딕"/>
@@ -4025,7 +4524,7 @@
                   <w:szCs w:val="13"/>
                   <w:u w:val="single"/>
                 </w:rPr>
-                <w:t xml:space="preserve">서울경제, "정부 '자율실험실 생태계' 시동…삼성·SK 등 80여개 기관 뭉쳤다"(2026.8)</w:t>
+                <w:t xml:space="preserve">서울경제, "'자율실험실 생태계' 시동…80여개 기관 참여"(2026.8)</w:t>
               </w:r>
             </w:hyperlink>
           </w:p>
@@ -4042,7 +4541,7 @@
           </w:tcPr>
           <w:p>
             <w:pPr>
-              <w:spacing w:after="14" w:before="14" w:line="205" w:lineRule="auto"/>
+              <w:spacing w:after="6" w:before="6" w:line="200" w:lineRule="auto"/>
             </w:pPr>
             <w:r>
               <w:rPr>
@@ -4051,9 +4550,9 @@
                 <w:sz w:val="13"/>
                 <w:szCs w:val="13"/>
               </w:rPr>
-              <w:t xml:space="preserve">[18] </w:t>
-            </w:r>
-            <w:hyperlink w:history="1" r:id="rId75judj7ipzb4ddexumnnb">
+              <w:t xml:space="preserve">[21] </w:t>
+            </w:r>
+            <w:hyperlink w:history="1" r:id="rIdm79l4dbp6ok9mxoj451b5">
               <w:r>
                 <w:rPr>
                   <w:rFonts w:ascii="맑은 고딕" w:cs="맑은 고딕" w:eastAsia="맑은 고딕" w:hAnsi="맑은 고딕"/>
@@ -4062,7 +4561,7 @@
                   <w:szCs w:val="13"/>
                   <w:u w:val="single"/>
                 </w:rPr>
-                <w:t xml:space="preserve">서울신문, "'AI 유전체 설계하면 로봇이 검증… 민관 바이오파운드리 시급'"[2026 서울 K-바이오 위크]</w:t>
+                <w:t xml:space="preserve">머니투데이, "'AI로 신소재개발' 나노포지에이아이, K-딥테크 왕중왕전 부총리상"(2025.10.17)</w:t>
               </w:r>
             </w:hyperlink>
           </w:p>
@@ -4081,7 +4580,7 @@
           </w:tcPr>
           <w:p>
             <w:pPr>
-              <w:spacing w:after="14" w:before="14" w:line="205" w:lineRule="auto"/>
+              <w:spacing w:after="6" w:before="6" w:line="200" w:lineRule="auto"/>
             </w:pPr>
             <w:r>
               <w:rPr>
@@ -4092,7 +4591,7 @@
               </w:rPr>
               <w:t xml:space="preserve">[3] </w:t>
             </w:r>
-            <w:hyperlink w:history="1" r:id="rIdaa4gicso1h_vxalzflryz">
+            <w:hyperlink w:history="1" r:id="rId_da61xahvvr9td5cq3wie">
               <w:r>
                 <w:rPr>
                   <w:rFonts w:ascii="맑은 고딕" w:cs="맑은 고딕" w:eastAsia="맑은 고딕" w:hAnsi="맑은 고딕"/>
@@ -4101,7 +4600,7 @@
                   <w:szCs w:val="13"/>
                   <w:u w:val="single"/>
                 </w:rPr>
-                <w:t xml:space="preserve">ZDNet Korea, "로봇이 알아서 연구…자율실험실 구축 '시동'"(2026.8.11) — 분과별 참여기업 명단</w:t>
+                <w:t xml:space="preserve">ZDNet Korea, "로봇이 알아서 연구…자율실험실 구축 '시동'"(분과별 참여기업)</w:t>
               </w:r>
             </w:hyperlink>
           </w:p>
@@ -4118,7 +4617,7 @@
           </w:tcPr>
           <w:p>
             <w:pPr>
-              <w:spacing w:after="14" w:before="14" w:line="205" w:lineRule="auto"/>
+              <w:spacing w:after="6" w:before="6" w:line="200" w:lineRule="auto"/>
             </w:pPr>
             <w:r>
               <w:rPr>
@@ -4127,9 +4626,9 @@
                 <w:sz w:val="13"/>
                 <w:szCs w:val="13"/>
               </w:rPr>
-              <w:t xml:space="preserve">[19] </w:t>
-            </w:r>
-            <w:hyperlink w:history="1" r:id="rIdjjefmq_lhzjflkvokbtuo">
+              <w:t xml:space="preserve">[22] </w:t>
+            </w:r>
+            <w:hyperlink w:history="1" r:id="rId4dtu8di5exxorkavhbx3r">
               <w:r>
                 <w:rPr>
                   <w:rFonts w:ascii="맑은 고딕" w:cs="맑은 고딕" w:eastAsia="맑은 고딕" w:hAnsi="맑은 고딕"/>
@@ -4138,7 +4637,7 @@
                   <w:szCs w:val="13"/>
                   <w:u w:val="single"/>
                 </w:rPr>
-                <w:t xml:space="preserve">더바이오뉴스, "에이블랩스, 100억 투자 발판 '자율실험실' 속도…'빅파마 PoC, 올 매출 3배'"</w:t>
+                <w:t xml:space="preserve">유니콘팩토리, "나노포지에이아이 '10년 걸릴 신소재 개발, AI 통해 한달로 단축'"</w:t>
               </w:r>
             </w:hyperlink>
           </w:p>
@@ -4157,7 +4656,7 @@
           </w:tcPr>
           <w:p>
             <w:pPr>
-              <w:spacing w:after="14" w:before="14" w:line="205" w:lineRule="auto"/>
+              <w:spacing w:after="6" w:before="6" w:line="200" w:lineRule="auto"/>
             </w:pPr>
             <w:r>
               <w:rPr>
@@ -4168,7 +4667,7 @@
               </w:rPr>
               <w:t xml:space="preserve">[4] </w:t>
             </w:r>
-            <w:hyperlink w:history="1" r:id="rIdkjrf1a-lyjlpz_5idsbk5">
+            <w:hyperlink w:history="1" r:id="rIdxmqqw_awu43-muwppb7_s">
               <w:r>
                 <w:rPr>
                   <w:rFonts w:ascii="맑은 고딕" w:cs="맑은 고딕" w:eastAsia="맑은 고딕" w:hAnsi="맑은 고딕"/>
@@ -4177,7 +4676,7 @@
                   <w:szCs w:val="13"/>
                   <w:u w:val="single"/>
                 </w:rPr>
-                <w:t xml:space="preserve">KAIST 신소재공학과, "서동화 교수 연구팀-포스코홀딩스, 연구자 없이 로봇팔·AI로 소재 혁신 실현"</w:t>
+                <w:t xml:space="preserve">KAIST 신소재공학과, "서동화 교수팀-포스코홀딩스, 로봇팔·AI로 소재 혁신"</w:t>
               </w:r>
             </w:hyperlink>
           </w:p>
@@ -4194,7 +4693,7 @@
           </w:tcPr>
           <w:p>
             <w:pPr>
-              <w:spacing w:after="14" w:before="14" w:line="205" w:lineRule="auto"/>
+              <w:spacing w:after="6" w:before="6" w:line="200" w:lineRule="auto"/>
             </w:pPr>
             <w:r>
               <w:rPr>
@@ -4203,9 +4702,9 @@
                 <w:sz w:val="13"/>
                 <w:szCs w:val="13"/>
               </w:rPr>
-              <w:t xml:space="preserve">[20] </w:t>
-            </w:r>
-            <w:hyperlink w:history="1" r:id="rId5xjfge4r35dgqwgid7agg">
+              <w:t xml:space="preserve">[23] </w:t>
+            </w:r>
+            <w:hyperlink w:history="1" r:id="rIda8lryyuzjwacxg0nmlmwk">
               <w:r>
                 <w:rPr>
                   <w:rFonts w:ascii="맑은 고딕" w:cs="맑은 고딕" w:eastAsia="맑은 고딕" w:hAnsi="맑은 고딕"/>
@@ -4214,7 +4713,7 @@
                   <w:szCs w:val="13"/>
                   <w:u w:val="single"/>
                 </w:rPr>
-                <w:t xml:space="preserve">히트뉴스, "에이블랩스, 액체 핸들링 로봇 '노터블' 사업화 박차…美 시장 정조준"</w:t>
+                <w:t xml:space="preserve">아시아경제, "'디지털 소재 연구' 나노포지에이아이, 퓨처플레이·매쉬업벤처스 시드투자 유치"</w:t>
               </w:r>
             </w:hyperlink>
           </w:p>
@@ -4233,7 +4732,7 @@
           </w:tcPr>
           <w:p>
             <w:pPr>
-              <w:spacing w:after="14" w:before="14" w:line="205" w:lineRule="auto"/>
+              <w:spacing w:after="6" w:before="6" w:line="200" w:lineRule="auto"/>
             </w:pPr>
             <w:r>
               <w:rPr>
@@ -4244,7 +4743,7 @@
               </w:rPr>
               <w:t xml:space="preserve">[5] </w:t>
             </w:r>
-            <w:hyperlink w:history="1" r:id="rIdyqexg2ofrp-6voyu7vkc3">
+            <w:hyperlink w:history="1" r:id="rIdbnvwhiovzuotsvpy09rbn">
               <w:r>
                 <w:rPr>
                   <w:rFonts w:ascii="맑은 고딕" w:cs="맑은 고딕" w:eastAsia="맑은 고딕" w:hAnsi="맑은 고딕"/>
@@ -4270,7 +4769,7 @@
           </w:tcPr>
           <w:p>
             <w:pPr>
-              <w:spacing w:after="14" w:before="14" w:line="205" w:lineRule="auto"/>
+              <w:spacing w:after="6" w:before="6" w:line="200" w:lineRule="auto"/>
             </w:pPr>
             <w:r>
               <w:rPr>
@@ -4279,9 +4778,9 @@
                 <w:sz w:val="13"/>
                 <w:szCs w:val="13"/>
               </w:rPr>
-              <w:t xml:space="preserve">[21] </w:t>
-            </w:r>
-            <w:hyperlink w:history="1" r:id="rIdpizoal5l1qvy-0axaluo1">
+              <w:t xml:space="preserve">[24] </w:t>
+            </w:r>
+            <w:hyperlink w:history="1" r:id="rIdehv30bfvjks4lolumlqwt">
               <w:r>
                 <w:rPr>
                   <w:rFonts w:ascii="맑은 고딕" w:cs="맑은 고딕" w:eastAsia="맑은 고딕" w:hAnsi="맑은 고딕"/>
@@ -4290,7 +4789,7 @@
                   <w:szCs w:val="13"/>
                   <w:u w:val="single"/>
                 </w:rPr>
-                <w:t xml:space="preserve">삼성바이오로직스, "첨단 기술로 다시 쓰는 표준 | 제5공장"</w:t>
+                <w:t xml:space="preserve">딜사이트, "신동명 오믹스AI 대표 '단백체 지도가 신약개발 방향 바꾼다'"</w:t>
               </w:r>
             </w:hyperlink>
           </w:p>
@@ -4309,7 +4808,7 @@
           </w:tcPr>
           <w:p>
             <w:pPr>
-              <w:spacing w:after="14" w:before="14" w:line="205" w:lineRule="auto"/>
+              <w:spacing w:after="6" w:before="6" w:line="200" w:lineRule="auto"/>
             </w:pPr>
             <w:r>
               <w:rPr>
@@ -4320,7 +4819,7 @@
               </w:rPr>
               <w:t xml:space="preserve">[6] </w:t>
             </w:r>
-            <w:hyperlink w:history="1" r:id="rId3gzdjoytloy0v0zdo44ot">
+            <w:hyperlink w:history="1" r:id="rIdaer7xeclrlpj_-gj2bvtq">
               <w:r>
                 <w:rPr>
                   <w:rFonts w:ascii="맑은 고딕" w:cs="맑은 고딕" w:eastAsia="맑은 고딕" w:hAnsi="맑은 고딕"/>
@@ -4329,7 +4828,7 @@
                   <w:szCs w:val="13"/>
                   <w:u w:val="single"/>
                 </w:rPr>
-                <w:t xml:space="preserve">뉴시스, "'연구자 없이 AI가 신소재 개발'…KAIST·포스코, '자율탐색 연구실' 공개"(2025.8.1)</w:t>
+                <w:t xml:space="preserve">뉴시스, "KAIST·포스코, '자율탐색 연구실' 공개"(2025.8.1)</w:t>
               </w:r>
             </w:hyperlink>
           </w:p>
@@ -4346,7 +4845,7 @@
           </w:tcPr>
           <w:p>
             <w:pPr>
-              <w:spacing w:after="14" w:before="14" w:line="205" w:lineRule="auto"/>
+              <w:spacing w:after="6" w:before="6" w:line="200" w:lineRule="auto"/>
             </w:pPr>
             <w:r>
               <w:rPr>
@@ -4355,9 +4854,9 @@
                 <w:sz w:val="13"/>
                 <w:szCs w:val="13"/>
               </w:rPr>
-              <w:t xml:space="preserve">[22] </w:t>
-            </w:r>
-            <w:hyperlink w:history="1" r:id="rId3w-7qql18dqaozwz7ilzd">
+              <w:t xml:space="preserve">[25] </w:t>
+            </w:r>
+            <w:hyperlink w:history="1" r:id="rIdzxpnjjmfmilaeh6hbw6ym">
               <w:r>
                 <w:rPr>
                   <w:rFonts w:ascii="맑은 고딕" w:cs="맑은 고딕" w:eastAsia="맑은 고딕" w:hAnsi="맑은 고딕"/>
@@ -4366,7 +4865,7 @@
                   <w:szCs w:val="13"/>
                   <w:u w:val="single"/>
                 </w:rPr>
-                <w:t xml:space="preserve">글로벌이코노믹, "삼성바이오로직스, AI·로봇으로 생산 효율 극대화 나서"</w:t>
+                <w:t xml:space="preserve">"오믹스에이아이, Revvity와 '자율주행 실험실' 구축 협력 확대"(2026.4.21)</w:t>
               </w:r>
             </w:hyperlink>
           </w:p>
@@ -4385,7 +4884,7 @@
           </w:tcPr>
           <w:p>
             <w:pPr>
-              <w:spacing w:after="14" w:before="14" w:line="205" w:lineRule="auto"/>
+              <w:spacing w:after="6" w:before="6" w:line="200" w:lineRule="auto"/>
             </w:pPr>
             <w:r>
               <w:rPr>
@@ -4396,7 +4895,7 @@
               </w:rPr>
               <w:t xml:space="preserve">[7] </w:t>
             </w:r>
-            <w:hyperlink w:history="1" r:id="rIdcgo5wwl6vovktsij2qyd1">
+            <w:hyperlink w:history="1" r:id="rIdbf-ew87rrsyvc6iw9oi3o">
               <w:r>
                 <w:rPr>
                   <w:rFonts w:ascii="맑은 고딕" w:cs="맑은 고딕" w:eastAsia="맑은 고딕" w:hAnsi="맑은 고딕"/>
@@ -4405,7 +4904,7 @@
                   <w:szCs w:val="13"/>
                   <w:u w:val="single"/>
                 </w:rPr>
-                <w:t xml:space="preserve">머니투데이, "LG화학, 국내 화학업계 최초로 '로봇 자동화 실험실' 구축"(2025.9.22)</w:t>
+                <w:t xml:space="preserve">머니투데이, "LG화학, 화학업계 최초 '로봇 자동화 실험실' 구축"(2025.9.22)</w:t>
               </w:r>
             </w:hyperlink>
           </w:p>
@@ -4422,7 +4921,7 @@
           </w:tcPr>
           <w:p>
             <w:pPr>
-              <w:spacing w:after="14" w:before="14" w:line="205" w:lineRule="auto"/>
+              <w:spacing w:after="6" w:before="6" w:line="200" w:lineRule="auto"/>
             </w:pPr>
             <w:r>
               <w:rPr>
@@ -4431,9 +4930,9 @@
                 <w:sz w:val="13"/>
                 <w:szCs w:val="13"/>
               </w:rPr>
-              <w:t xml:space="preserve">[23] </w:t>
-            </w:r>
-            <w:hyperlink w:history="1" r:id="rIdbrb-g35trlgswossowpex">
+              <w:t xml:space="preserve">[26] </w:t>
+            </w:r>
+            <w:hyperlink w:history="1" r:id="rIdmqs36jx4ts8pciipwuddf">
               <w:r>
                 <w:rPr>
                   <w:rFonts w:ascii="맑은 고딕" w:cs="맑은 고딕" w:eastAsia="맑은 고딕" w:hAnsi="맑은 고딕"/>
@@ -4442,7 +4941,7 @@
                   <w:szCs w:val="13"/>
                   <w:u w:val="single"/>
                 </w:rPr>
-                <w:t xml:space="preserve">바이오스펙테이터, "스탠다임, AI기반 신약개발 혁신성…'NASH 치료제로 입증'"</w:t>
+                <w:t xml:space="preserve">삼성바이오로직스, "첨단 기술로 다시 쓰는 표준 | 제5공장"</w:t>
               </w:r>
             </w:hyperlink>
           </w:p>
@@ -4461,7 +4960,7 @@
           </w:tcPr>
           <w:p>
             <w:pPr>
-              <w:spacing w:after="14" w:before="14" w:line="205" w:lineRule="auto"/>
+              <w:spacing w:after="6" w:before="6" w:line="200" w:lineRule="auto"/>
             </w:pPr>
             <w:r>
               <w:rPr>
@@ -4472,7 +4971,7 @@
               </w:rPr>
               <w:t xml:space="preserve">[8] </w:t>
             </w:r>
-            <w:hyperlink w:history="1" r:id="rIdq0e5rzejpskbnd1gdmuos">
+            <w:hyperlink w:history="1" r:id="rIdzprox6vruzymmgrew4faf">
               <w:r>
                 <w:rPr>
                   <w:rFonts w:ascii="맑은 고딕" w:cs="맑은 고딕" w:eastAsia="맑은 고딕" w:hAnsi="맑은 고딕"/>
@@ -4498,7 +4997,7 @@
           </w:tcPr>
           <w:p>
             <w:pPr>
-              <w:spacing w:after="14" w:before="14" w:line="205" w:lineRule="auto"/>
+              <w:spacing w:after="6" w:before="6" w:line="200" w:lineRule="auto"/>
             </w:pPr>
             <w:r>
               <w:rPr>
@@ -4507,9 +5006,9 @@
                 <w:sz w:val="13"/>
                 <w:szCs w:val="13"/>
               </w:rPr>
-              <w:t xml:space="preserve">[24] </w:t>
-            </w:r>
-            <w:hyperlink w:history="1" r:id="rIdsy_xgyex2hi4gh6inspxs">
+              <w:t xml:space="preserve">[27] </w:t>
+            </w:r>
+            <w:hyperlink w:history="1" r:id="rIdkojinl3wrifqanaadsqiu">
               <w:r>
                 <w:rPr>
                   <w:rFonts w:ascii="맑은 고딕" w:cs="맑은 고딕" w:eastAsia="맑은 고딕" w:hAnsi="맑은 고딕"/>
@@ -4518,7 +5017,7 @@
                   <w:szCs w:val="13"/>
                   <w:u w:val="single"/>
                 </w:rPr>
-                <w:t xml:space="preserve">산업일보(KIDD), "'30초면 결합 예측 끝'… 히츠, AI 신약개발 '속도전' 나선다"</w:t>
+                <w:t xml:space="preserve">글로벌이코노믹, "삼성바이오로직스, AI·로봇으로 생산 효율 극대화"</w:t>
               </w:r>
             </w:hyperlink>
           </w:p>
@@ -4537,7 +5036,7 @@
           </w:tcPr>
           <w:p>
             <w:pPr>
-              <w:spacing w:after="14" w:before="14" w:line="205" w:lineRule="auto"/>
+              <w:spacing w:after="6" w:before="6" w:line="200" w:lineRule="auto"/>
             </w:pPr>
             <w:r>
               <w:rPr>
@@ -4548,7 +5047,7 @@
               </w:rPr>
               <w:t xml:space="preserve">[9] </w:t>
             </w:r>
-            <w:hyperlink w:history="1" r:id="rIdcbgh2nhh-hdx3h35b-m27">
+            <w:hyperlink w:history="1" r:id="rIdxkxndwufea0t3_7geefun">
               <w:r>
                 <w:rPr>
                   <w:rFonts w:ascii="맑은 고딕" w:cs="맑은 고딕" w:eastAsia="맑은 고딕" w:hAnsi="맑은 고딕"/>
@@ -4574,7 +5073,7 @@
           </w:tcPr>
           <w:p>
             <w:pPr>
-              <w:spacing w:after="14" w:before="14" w:line="205" w:lineRule="auto"/>
+              <w:spacing w:after="6" w:before="6" w:line="200" w:lineRule="auto"/>
             </w:pPr>
             <w:r>
               <w:rPr>
@@ -4583,9 +5082,9 @@
                 <w:sz w:val="13"/>
                 <w:szCs w:val="13"/>
               </w:rPr>
-              <w:t xml:space="preserve">[25] </w:t>
-            </w:r>
-            <w:hyperlink w:history="1" r:id="rIdxfez4yimgtm4sa6jvtocr">
+              <w:t xml:space="preserve">[28] </w:t>
+            </w:r>
+            <w:hyperlink w:history="1" r:id="rIdufpjdvbjnyicp7avs4dsl">
               <w:r>
                 <w:rPr>
                   <w:rFonts w:ascii="맑은 고딕" w:cs="맑은 고딕" w:eastAsia="맑은 고딕" w:hAnsi="맑은 고딕"/>
@@ -4594,7 +5093,7 @@
                   <w:szCs w:val="13"/>
                   <w:u w:val="single"/>
                 </w:rPr>
-                <w:t xml:space="preserve">한국경제, "갤럭스, 항체 발굴 넘어 AI로 설계…글로벌 경쟁력 입증"(2026.8.20)</w:t>
+                <w:t xml:space="preserve">바이오스펙테이터, "스탠다임, AI기반 신약개발 혁신성 입증"</w:t>
               </w:r>
             </w:hyperlink>
           </w:p>
@@ -4613,7 +5112,7 @@
           </w:tcPr>
           <w:p>
             <w:pPr>
-              <w:spacing w:after="14" w:before="14" w:line="205" w:lineRule="auto"/>
+              <w:spacing w:after="6" w:before="6" w:line="200" w:lineRule="auto"/>
             </w:pPr>
             <w:r>
               <w:rPr>
@@ -4624,7 +5123,7 @@
               </w:rPr>
               <w:t xml:space="preserve">[10] </w:t>
             </w:r>
-            <w:hyperlink w:history="1" r:id="rIdacngegtrbb6i6y3dgx4v1">
+            <w:hyperlink w:history="1" r:id="rId_3bcjzwowunvyc3eqcvq5">
               <w:r>
                 <w:rPr>
                   <w:rFonts w:ascii="맑은 고딕" w:cs="맑은 고딕" w:eastAsia="맑은 고딕" w:hAnsi="맑은 고딕"/>
@@ -4633,7 +5132,7 @@
                   <w:szCs w:val="13"/>
                   <w:u w:val="single"/>
                 </w:rPr>
-                <w:t xml:space="preserve">이코노미톡뉴스, "AI가 설계하고 로봇이 합성한다… JW중외제약, 신약개발 실험"</w:t>
+                <w:t xml:space="preserve">이코노미톡뉴스, "AI가 설계하고 로봇이 합성…JW중외제약 신약개발"</w:t>
               </w:r>
             </w:hyperlink>
           </w:p>
@@ -4650,7 +5149,7 @@
           </w:tcPr>
           <w:p>
             <w:pPr>
-              <w:spacing w:after="14" w:before="14" w:line="205" w:lineRule="auto"/>
+              <w:spacing w:after="6" w:before="6" w:line="200" w:lineRule="auto"/>
             </w:pPr>
             <w:r>
               <w:rPr>
@@ -4659,9 +5158,9 @@
                 <w:sz w:val="13"/>
                 <w:szCs w:val="13"/>
               </w:rPr>
-              <w:t xml:space="preserve">[26] </w:t>
-            </w:r>
-            <w:hyperlink w:history="1" r:id="rIdecbqt3ymk9ivyfwjsuvr_">
+              <w:t xml:space="preserve">[29] </w:t>
+            </w:r>
+            <w:hyperlink w:history="1" r:id="rIdwm5_7vvtjkvbwa41ycd3h">
               <w:r>
                 <w:rPr>
                   <w:rFonts w:ascii="맑은 고딕" w:cs="맑은 고딕" w:eastAsia="맑은 고딕" w:hAnsi="맑은 고딕"/>
@@ -4670,7 +5169,7 @@
                   <w:szCs w:val="13"/>
                   <w:u w:val="single"/>
                 </w:rPr>
-                <w:t xml:space="preserve">전자신문, "버추얼랩, 소재 데이터 플랫폼 'D3스퀘어' 출시…데이터 기반 신소재 연구 환경 제공"</w:t>
+                <w:t xml:space="preserve">산업일보(KIDD), "'30초면 결합 예측 끝'…히츠, AI 신약개발 속도전"</w:t>
               </w:r>
             </w:hyperlink>
           </w:p>
@@ -4689,7 +5188,7 @@
           </w:tcPr>
           <w:p>
             <w:pPr>
-              <w:spacing w:after="14" w:before="14" w:line="205" w:lineRule="auto"/>
+              <w:spacing w:after="6" w:before="6" w:line="200" w:lineRule="auto"/>
             </w:pPr>
             <w:r>
               <w:rPr>
@@ -4700,7 +5199,7 @@
               </w:rPr>
               <w:t xml:space="preserve">[11] </w:t>
             </w:r>
-            <w:hyperlink w:history="1" r:id="rIdlu9jsk_fl63uer34nfgab">
+            <w:hyperlink w:history="1" r:id="rIdj3xoffqm-s-3naovar-es">
               <w:r>
                 <w:rPr>
                   <w:rFonts w:ascii="맑은 고딕" w:cs="맑은 고딕" w:eastAsia="맑은 고딕" w:hAnsi="맑은 고딕"/>
@@ -4726,7 +5225,7 @@
           </w:tcPr>
           <w:p>
             <w:pPr>
-              <w:spacing w:after="14" w:before="14" w:line="205" w:lineRule="auto"/>
+              <w:spacing w:after="6" w:before="6" w:line="200" w:lineRule="auto"/>
             </w:pPr>
             <w:r>
               <w:rPr>
@@ -4735,9 +5234,9 @@
                 <w:sz w:val="13"/>
                 <w:szCs w:val="13"/>
               </w:rPr>
-              <w:t xml:space="preserve">[27] </w:t>
-            </w:r>
-            <w:hyperlink w:history="1" r:id="rIdf5iktkfmkyrfxheyxbe2e">
+              <w:t xml:space="preserve">[30] </w:t>
+            </w:r>
+            <w:hyperlink w:history="1" r:id="rIddeadk6dwtvfbcortr99cx">
               <w:r>
                 <w:rPr>
                   <w:rFonts w:ascii="맑은 고딕" w:cs="맑은 고딕" w:eastAsia="맑은 고딕" w:hAnsi="맑은 고딕"/>
@@ -4746,7 +5245,7 @@
                   <w:szCs w:val="13"/>
                   <w:u w:val="single"/>
                 </w:rPr>
-                <w:t xml:space="preserve">스마트투데이, "화학에도 분 AI 바람…LG·롯데·금호 앞장서"</w:t>
+                <w:t xml:space="preserve">한국경제, "갤럭스, 항체 발굴 넘어 AI로 설계…글로벌 경쟁력 입증"(2026.8.20)</w:t>
               </w:r>
             </w:hyperlink>
           </w:p>
@@ -4765,7 +5264,7 @@
           </w:tcPr>
           <w:p>
             <w:pPr>
-              <w:spacing w:after="14" w:before="14" w:line="205" w:lineRule="auto"/>
+              <w:spacing w:after="6" w:before="6" w:line="200" w:lineRule="auto"/>
             </w:pPr>
             <w:r>
               <w:rPr>
@@ -4776,7 +5275,7 @@
               </w:rPr>
               <w:t xml:space="preserve">[12] </w:t>
             </w:r>
-            <w:hyperlink w:history="1" r:id="rId43g87_qrye3edmx8l7t3v">
+            <w:hyperlink w:history="1" r:id="rId6luupovj4tc9bxihqlxcq">
               <w:r>
                 <w:rPr>
                   <w:rFonts w:ascii="맑은 고딕" w:cs="맑은 고딕" w:eastAsia="맑은 고딕" w:hAnsi="맑은 고딕"/>
@@ -4802,7 +5301,7 @@
           </w:tcPr>
           <w:p>
             <w:pPr>
-              <w:spacing w:after="14" w:before="14" w:line="205" w:lineRule="auto"/>
+              <w:spacing w:after="6" w:before="6" w:line="200" w:lineRule="auto"/>
             </w:pPr>
             <w:r>
               <w:rPr>
@@ -4811,9 +5310,9 @@
                 <w:sz w:val="13"/>
                 <w:szCs w:val="13"/>
               </w:rPr>
-              <w:t xml:space="preserve">[28] </w:t>
-            </w:r>
-            <w:hyperlink w:history="1" r:id="rId_8ex7zziis1u2rd2kat2d">
+              <w:t xml:space="preserve">[31] </w:t>
+            </w:r>
+            <w:hyperlink w:history="1" r:id="rIdd8-fsukq0b5qvof0vql_1">
               <w:r>
                 <w:rPr>
                   <w:rFonts w:ascii="맑은 고딕" w:cs="맑은 고딕" w:eastAsia="맑은 고딕" w:hAnsi="맑은 고딕"/>
@@ -4822,7 +5321,7 @@
                   <w:szCs w:val="13"/>
                   <w:u w:val="single"/>
                 </w:rPr>
-                <w:t xml:space="preserve">히트뉴스, "AI 신약개발 다음은 '자율실험실'…인프라 구축 필요"</w:t>
+                <w:t xml:space="preserve">전자신문, "버추얼랩, 소재 데이터 플랫폼 'D3스퀘어' 출시"</w:t>
               </w:r>
             </w:hyperlink>
           </w:p>
@@ -4841,7 +5340,7 @@
           </w:tcPr>
           <w:p>
             <w:pPr>
-              <w:spacing w:after="14" w:before="14" w:line="205" w:lineRule="auto"/>
+              <w:spacing w:after="6" w:before="6" w:line="200" w:lineRule="auto"/>
             </w:pPr>
             <w:r>
               <w:rPr>
@@ -4852,7 +5351,7 @@
               </w:rPr>
               <w:t xml:space="preserve">[13] </w:t>
             </w:r>
-            <w:hyperlink w:history="1" r:id="rIdthz87gxjrmjkekqeyls3c">
+            <w:hyperlink w:history="1" r:id="rIdcub1glrw2sboc0o2xl3mm">
               <w:r>
                 <w:rPr>
                   <w:rFonts w:ascii="맑은 고딕" w:cs="맑은 고딕" w:eastAsia="맑은 고딕" w:hAnsi="맑은 고딕"/>
@@ -4878,7 +5377,7 @@
           </w:tcPr>
           <w:p>
             <w:pPr>
-              <w:spacing w:after="14" w:before="14" w:line="205" w:lineRule="auto"/>
+              <w:spacing w:after="6" w:before="6" w:line="200" w:lineRule="auto"/>
             </w:pPr>
             <w:r>
               <w:rPr>
@@ -4887,9 +5386,9 @@
                 <w:sz w:val="13"/>
                 <w:szCs w:val="13"/>
               </w:rPr>
-              <w:t xml:space="preserve">[29] </w:t>
-            </w:r>
-            <w:hyperlink w:history="1" r:id="rIdxs_srqtbr6_llx_xvczee">
+              <w:t xml:space="preserve">[32] </w:t>
+            </w:r>
+            <w:hyperlink w:history="1" r:id="rId3caqfvbo6lypnoabjvceq">
               <w:r>
                 <w:rPr>
                   <w:rFonts w:ascii="맑은 고딕" w:cs="맑은 고딕" w:eastAsia="맑은 고딕" w:hAnsi="맑은 고딕"/>
@@ -4898,7 +5397,7 @@
                   <w:szCs w:val="13"/>
                   <w:u w:val="single"/>
                 </w:rPr>
-                <w:t xml:space="preserve">헬로디디, "'외산 장비만 바라볼 수 없다'···韓 '자율랩' 생태계 만든다"</w:t>
+                <w:t xml:space="preserve">스마트투데이, "화학에도 분 AI 바람…LG·롯데·금호 앞장서"</w:t>
               </w:r>
             </w:hyperlink>
           </w:p>
@@ -4917,7 +5416,7 @@
           </w:tcPr>
           <w:p>
             <w:pPr>
-              <w:spacing w:after="14" w:before="14" w:line="205" w:lineRule="auto"/>
+              <w:spacing w:after="6" w:before="6" w:line="200" w:lineRule="auto"/>
             </w:pPr>
             <w:r>
               <w:rPr>
@@ -4928,7 +5427,7 @@
               </w:rPr>
               <w:t xml:space="preserve">[14] </w:t>
             </w:r>
-            <w:hyperlink w:history="1" r:id="rIdoif_ii-luaswiatxqia1z">
+            <w:hyperlink w:history="1" r:id="rIdlgsfzm3pzui8ytsfkdosr">
               <w:r>
                 <w:rPr>
                   <w:rFonts w:ascii="맑은 고딕" w:cs="맑은 고딕" w:eastAsia="맑은 고딕" w:hAnsi="맑은 고딕"/>
@@ -4937,7 +5436,7 @@
                   <w:szCs w:val="13"/>
                   <w:u w:val="single"/>
                 </w:rPr>
-                <w:t xml:space="preserve">전자신문, "'세계 최고 자동화 팹 만든다'…SK하이닉스, 용인 클러스터에 AI 도입"(2025.7.15)</w:t>
+                <w:t xml:space="preserve">전자신문, "SK하이닉스, 용인 클러스터에 AI 도입"(2025.7.15)</w:t>
               </w:r>
             </w:hyperlink>
           </w:p>
@@ -4954,7 +5453,7 @@
           </w:tcPr>
           <w:p>
             <w:pPr>
-              <w:spacing w:after="14" w:before="14" w:line="205" w:lineRule="auto"/>
+              <w:spacing w:after="6" w:before="6" w:line="200" w:lineRule="auto"/>
             </w:pPr>
             <w:r>
               <w:rPr>
@@ -4963,9 +5462,9 @@
                 <w:sz w:val="13"/>
                 <w:szCs w:val="13"/>
               </w:rPr>
-              <w:t xml:space="preserve">[30] </w:t>
-            </w:r>
-            <w:hyperlink w:history="1" r:id="rIddh8jhrk7mcposfrf8btzd">
+              <w:t xml:space="preserve">[33] </w:t>
+            </w:r>
+            <w:hyperlink w:history="1" r:id="rIdt0ao0azgga1wvrwc9e1xu">
               <w:r>
                 <w:rPr>
                   <w:rFonts w:ascii="맑은 고딕" w:cs="맑은 고딕" w:eastAsia="맑은 고딕" w:hAnsi="맑은 고딕"/>
@@ -4974,7 +5473,7 @@
                   <w:szCs w:val="13"/>
                   <w:u w:val="single"/>
                 </w:rPr>
-                <w:t xml:space="preserve">헬로디디, "AI가 논문 100만편 읽고 설계, 로봇은 밤샘 실험…'자율랩' 전쟁"(2026.3.12)</w:t>
+                <w:t xml:space="preserve">히트뉴스, "AI 신약개발 다음은 '자율실험실'…인프라 구축 필요"</w:t>
               </w:r>
             </w:hyperlink>
           </w:p>
@@ -4993,7 +5492,7 @@
           </w:tcPr>
           <w:p>
             <w:pPr>
-              <w:spacing w:after="14" w:before="14" w:line="205" w:lineRule="auto"/>
+              <w:spacing w:after="6" w:before="6" w:line="200" w:lineRule="auto"/>
             </w:pPr>
             <w:r>
               <w:rPr>
@@ -5004,7 +5503,7 @@
               </w:rPr>
               <w:t xml:space="preserve">[15] </w:t>
             </w:r>
-            <w:hyperlink w:history="1" r:id="rIdz-yklndl1fbo8uvyl0pva">
+            <w:hyperlink w:history="1" r:id="rIdtwts9wt9bgcqprexibb2m">
               <w:r>
                 <w:rPr>
                   <w:rFonts w:ascii="맑은 고딕" w:cs="맑은 고딕" w:eastAsia="맑은 고딕" w:hAnsi="맑은 고딕"/>
@@ -5030,7 +5529,7 @@
           </w:tcPr>
           <w:p>
             <w:pPr>
-              <w:spacing w:after="14" w:before="14" w:line="205" w:lineRule="auto"/>
+              <w:spacing w:after="6" w:before="6" w:line="200" w:lineRule="auto"/>
             </w:pPr>
             <w:r>
               <w:rPr>
@@ -5039,9 +5538,9 @@
                 <w:sz w:val="13"/>
                 <w:szCs w:val="13"/>
               </w:rPr>
-              <w:t xml:space="preserve">[31] </w:t>
-            </w:r>
-            <w:hyperlink w:history="1" r:id="rIdjydrivtkvvhowjabbcqxd">
+              <w:t xml:space="preserve">[34] </w:t>
+            </w:r>
+            <w:hyperlink w:history="1" r:id="rIdh1vpelbuaoulfbg2nymlv">
               <w:r>
                 <w:rPr>
                   <w:rFonts w:ascii="맑은 고딕" w:cs="맑은 고딕" w:eastAsia="맑은 고딕" w:hAnsi="맑은 고딕"/>
@@ -5050,7 +5549,7 @@
                   <w:szCs w:val="13"/>
                   <w:u w:val="single"/>
                 </w:rPr>
-                <w:t xml:space="preserve">비즈한국, "제약·바이오도 피지컬 AI 열풍 'AI가 설계하고 로봇이 24시간 실험'"</w:t>
+                <w:t xml:space="preserve">헬로디디, "'외산 장비만 바라볼 수 없다'···韓 '자율랩' 생태계 만든다"</w:t>
               </w:r>
             </w:hyperlink>
           </w:p>
@@ -5069,7 +5568,7 @@
           </w:tcPr>
           <w:p>
             <w:pPr>
-              <w:spacing w:after="14" w:before="14" w:line="205" w:lineRule="auto"/>
+              <w:spacing w:after="6" w:before="6" w:line="200" w:lineRule="auto"/>
             </w:pPr>
             <w:r>
               <w:rPr>
@@ -5080,7 +5579,7 @@
               </w:rPr>
               <w:t xml:space="preserve">[16] </w:t>
             </w:r>
-            <w:hyperlink w:history="1" r:id="rId2qs6psbxho-uorrwb2nfh">
+            <w:hyperlink w:history="1" r:id="rIdux4ae2v2wzskttcqxktwh">
               <w:r>
                 <w:rPr>
                   <w:rFonts w:ascii="맑은 고딕" w:cs="맑은 고딕" w:eastAsia="맑은 고딕" w:hAnsi="맑은 고딕"/>
@@ -5106,7 +5605,7 @@
           </w:tcPr>
           <w:p>
             <w:pPr>
-              <w:spacing w:after="14" w:before="14" w:line="205" w:lineRule="auto"/>
+              <w:spacing w:after="6" w:before="6" w:line="200" w:lineRule="auto"/>
             </w:pPr>
             <w:r>
               <w:rPr>
@@ -5115,9 +5614,9 @@
                 <w:sz w:val="13"/>
                 <w:szCs w:val="13"/>
               </w:rPr>
-              <w:t xml:space="preserve">[32] </w:t>
-            </w:r>
-            <w:hyperlink w:history="1" r:id="rIdu5qxiyigsyyri7q-wa-my">
+              <w:t xml:space="preserve">[35] </w:t>
+            </w:r>
+            <w:hyperlink w:history="1" r:id="rIdp-4d43ejyjakcoipky5ir">
               <w:r>
                 <w:rPr>
                   <w:rFonts w:ascii="맑은 고딕" w:cs="맑은 고딕" w:eastAsia="맑은 고딕" w:hAnsi="맑은 고딕"/>
@@ -5126,9 +5625,210 @@
                   <w:szCs w:val="13"/>
                   <w:u w:val="single"/>
                 </w:rPr>
+                <w:t xml:space="preserve">헬로디디, "AI가 설계, 로봇은 밤샘 실험…'자율랩' 전쟁"(2026.3.12)</w:t>
+              </w:r>
+            </w:hyperlink>
+          </w:p>
+        </w:tc>
+      </w:tr>
+      <w:tr>
+        <w:tc>
+          <w:tcPr>
+            <w:tcW w:type="dxa" w:w="5159"/>
+            <w:tcMar>
+              <w:top w:type="dxa" w:w="10"/>
+              <w:left w:type="dxa" w:w="0"/>
+              <w:bottom w:type="dxa" w:w="10"/>
+              <w:right w:type="dxa" w:w="120"/>
+            </w:tcMar>
+          </w:tcPr>
+          <w:p>
+            <w:pPr>
+              <w:spacing w:after="6" w:before="6" w:line="200" w:lineRule="auto"/>
+            </w:pPr>
+            <w:r>
+              <w:rPr>
+                <w:rFonts w:ascii="맑은 고딕" w:cs="맑은 고딕" w:eastAsia="맑은 고딕" w:hAnsi="맑은 고딕"/>
+                <w:color w:val="444444"/>
+                <w:sz w:val="13"/>
+                <w:szCs w:val="13"/>
+              </w:rPr>
+              <w:t xml:space="preserve">[17] </w:t>
+            </w:r>
+            <w:hyperlink w:history="1" r:id="rIdggvut-akdz2zvhpcynkcv">
+              <w:r>
+                <w:rPr>
+                  <w:rFonts w:ascii="맑은 고딕" w:cs="맑은 고딕" w:eastAsia="맑은 고딕" w:hAnsi="맑은 고딕"/>
+                  <w:color w:val="1B54B5"/>
+                  <w:sz w:val="13"/>
+                  <w:szCs w:val="13"/>
+                  <w:u w:val="single"/>
+                </w:rPr>
+                <w:t xml:space="preserve">식품저널, "CJ제일제당 바이오파운드리 구축 현장 방문"</w:t>
+              </w:r>
+            </w:hyperlink>
+          </w:p>
+        </w:tc>
+        <w:tc>
+          <w:tcPr>
+            <w:tcW w:type="dxa" w:w="5159"/>
+            <w:tcMar>
+              <w:top w:type="dxa" w:w="10"/>
+              <w:left w:type="dxa" w:w="0"/>
+              <w:bottom w:type="dxa" w:w="10"/>
+              <w:right w:type="dxa" w:w="120"/>
+            </w:tcMar>
+          </w:tcPr>
+          <w:p>
+            <w:pPr>
+              <w:spacing w:after="6" w:before="6" w:line="200" w:lineRule="auto"/>
+            </w:pPr>
+            <w:r>
+              <w:rPr>
+                <w:rFonts w:ascii="맑은 고딕" w:cs="맑은 고딕" w:eastAsia="맑은 고딕" w:hAnsi="맑은 고딕"/>
+                <w:color w:val="444444"/>
+                <w:sz w:val="13"/>
+                <w:szCs w:val="13"/>
+              </w:rPr>
+              <w:t xml:space="preserve">[36] </w:t>
+            </w:r>
+            <w:hyperlink w:history="1" r:id="rIdnlzb3nq6bvwpstkzfwe4o">
+              <w:r>
+                <w:rPr>
+                  <w:rFonts w:ascii="맑은 고딕" w:cs="맑은 고딕" w:eastAsia="맑은 고딕" w:hAnsi="맑은 고딕"/>
+                  <w:color w:val="1B54B5"/>
+                  <w:sz w:val="13"/>
+                  <w:szCs w:val="13"/>
+                  <w:u w:val="single"/>
+                </w:rPr>
+                <w:t xml:space="preserve">비즈한국, "제약·바이오도 피지컬 AI 열풍"</w:t>
+              </w:r>
+            </w:hyperlink>
+          </w:p>
+        </w:tc>
+      </w:tr>
+      <w:tr>
+        <w:tc>
+          <w:tcPr>
+            <w:tcW w:type="dxa" w:w="5159"/>
+            <w:tcMar>
+              <w:top w:type="dxa" w:w="10"/>
+              <w:left w:type="dxa" w:w="0"/>
+              <w:bottom w:type="dxa" w:w="10"/>
+              <w:right w:type="dxa" w:w="120"/>
+            </w:tcMar>
+          </w:tcPr>
+          <w:p>
+            <w:pPr>
+              <w:spacing w:after="6" w:before="6" w:line="200" w:lineRule="auto"/>
+            </w:pPr>
+            <w:r>
+              <w:rPr>
+                <w:rFonts w:ascii="맑은 고딕" w:cs="맑은 고딕" w:eastAsia="맑은 고딕" w:hAnsi="맑은 고딕"/>
+                <w:color w:val="444444"/>
+                <w:sz w:val="13"/>
+                <w:szCs w:val="13"/>
+              </w:rPr>
+              <w:t xml:space="preserve">[18] </w:t>
+            </w:r>
+            <w:hyperlink w:history="1" r:id="rIdlotlmd0qqabt3jhqq4z9e">
+              <w:r>
+                <w:rPr>
+                  <w:rFonts w:ascii="맑은 고딕" w:cs="맑은 고딕" w:eastAsia="맑은 고딕" w:hAnsi="맑은 고딕"/>
+                  <w:color w:val="1B54B5"/>
+                  <w:sz w:val="13"/>
+                  <w:szCs w:val="13"/>
+                  <w:u w:val="single"/>
+                </w:rPr>
+                <w:t xml:space="preserve">서울신문, "AI 유전체 설계하면 로봇이 검증"[2026 서울 K-바이오 위크]</w:t>
+              </w:r>
+            </w:hyperlink>
+          </w:p>
+        </w:tc>
+        <w:tc>
+          <w:tcPr>
+            <w:tcW w:type="dxa" w:w="5159"/>
+            <w:tcMar>
+              <w:top w:type="dxa" w:w="10"/>
+              <w:left w:type="dxa" w:w="0"/>
+              <w:bottom w:type="dxa" w:w="10"/>
+              <w:right w:type="dxa" w:w="120"/>
+            </w:tcMar>
+          </w:tcPr>
+          <w:p>
+            <w:pPr>
+              <w:spacing w:after="6" w:before="6" w:line="200" w:lineRule="auto"/>
+            </w:pPr>
+            <w:r>
+              <w:rPr>
+                <w:rFonts w:ascii="맑은 고딕" w:cs="맑은 고딕" w:eastAsia="맑은 고딕" w:hAnsi="맑은 고딕"/>
+                <w:color w:val="444444"/>
+                <w:sz w:val="13"/>
+                <w:szCs w:val="13"/>
+              </w:rPr>
+              <w:t xml:space="preserve">[37] </w:t>
+            </w:r>
+            <w:hyperlink w:history="1" r:id="rIdk1g4ckawop4xs4iodaby5">
+              <w:r>
+                <w:rPr>
+                  <w:rFonts w:ascii="맑은 고딕" w:cs="맑은 고딕" w:eastAsia="맑은 고딕" w:hAnsi="맑은 고딕"/>
+                  <w:color w:val="1B54B5"/>
+                  <w:sz w:val="13"/>
+                  <w:szCs w:val="13"/>
+                  <w:u w:val="single"/>
+                </w:rPr>
                 <w:t xml:space="preserve">산업일보(KIDD), "실험실 자동화, '자율 랩'으로 향한다"</w:t>
               </w:r>
             </w:hyperlink>
+          </w:p>
+        </w:tc>
+      </w:tr>
+      <w:tr>
+        <w:tc>
+          <w:tcPr>
+            <w:tcW w:type="dxa" w:w="5159"/>
+            <w:tcMar>
+              <w:top w:type="dxa" w:w="10"/>
+              <w:left w:type="dxa" w:w="0"/>
+              <w:bottom w:type="dxa" w:w="10"/>
+              <w:right w:type="dxa" w:w="120"/>
+            </w:tcMar>
+          </w:tcPr>
+          <w:p>
+            <w:pPr>
+              <w:spacing w:after="6" w:before="6" w:line="200" w:lineRule="auto"/>
+            </w:pPr>
+            <w:r>
+              <w:rPr>
+                <w:rFonts w:ascii="맑은 고딕" w:cs="맑은 고딕" w:eastAsia="맑은 고딕" w:hAnsi="맑은 고딕"/>
+                <w:color w:val="444444"/>
+                <w:sz w:val="13"/>
+                <w:szCs w:val="13"/>
+              </w:rPr>
+              <w:t xml:space="preserve">[19] </w:t>
+            </w:r>
+            <w:hyperlink w:history="1" r:id="rIdyeifdwm_hdqzwrctvhvok">
+              <w:r>
+                <w:rPr>
+                  <w:rFonts w:ascii="맑은 고딕" w:cs="맑은 고딕" w:eastAsia="맑은 고딕" w:hAnsi="맑은 고딕"/>
+                  <w:color w:val="1B54B5"/>
+                  <w:sz w:val="13"/>
+                  <w:szCs w:val="13"/>
+                  <w:u w:val="single"/>
+                </w:rPr>
+                <w:t xml:space="preserve">더바이오뉴스, "에이블랩스, 100억 투자 발판 '자율실험실' 속도"</w:t>
+              </w:r>
+            </w:hyperlink>
+          </w:p>
+        </w:tc>
+        <w:tc>
+          <w:tcPr>
+            <w:tcW w:type="dxa" w:w="5159"/>
+          </w:tcPr>
+          <w:p>
+            <w:r>
+              <w:t xml:space="preserve"/>
+            </w:r>
           </w:p>
         </w:tc>
       </w:tr>

--- a/report/국내_자율실험실_현황_기업편.docx
+++ b/report/국내_자율실험실_현황_기업편.docx
@@ -93,7 +93,7 @@
               </w:rPr>
               <w:t xml:space="preserve">기업의 자율실험실은 대학·출연(연)과 달리 “위험·반복 실험의 무인화”와 “개발기간 단축”이라는 뚜렷한 사업 목적에서 출발해, 분석·합성 자동화를 먼저 깔고 그 위에 AI 의사결정을 얹는 순서로 진행되고 있다. </w:t>
             </w:r>
-            <w:hyperlink w:history="1" r:id="rId5lohv-henxxebl_tjs4wr">
+            <w:hyperlink w:history="1" r:id="rId1pvslqnqt-ocul_qzu8u6">
               <w:r>
                 <w:rPr>
                   <w:rFonts w:ascii="맑은 고딕" w:cs="맑은 고딕" w:eastAsia="맑은 고딕" w:hAnsi="맑은 고딕"/>
@@ -118,7 +118,7 @@
               </w:rPr>
               <w:t xml:space="preserve">(이차전지 양극재)와 </w:t>
             </w:r>
-            <w:hyperlink w:history="1" r:id="rIdaglvp6w_mvncpol3ggn6m">
+            <w:hyperlink w:history="1" r:id="rIdqjjj-31yrt1_yfrsfkset">
               <w:r>
                 <w:rPr>
                   <w:rFonts w:ascii="맑은 고딕" w:cs="맑은 고딕" w:eastAsia="맑은 고딕" w:hAnsi="맑은 고딕"/>
@@ -143,7 +143,7 @@
               </w:rPr>
               <w:t xml:space="preserve">(항암 신약)은 이미 AI가 다음 실험을 결정하는 폐루프에 도달했고, </w:t>
             </w:r>
-            <w:hyperlink w:history="1" r:id="rIdg_a9wog-9ybutyl-2ct5-">
+            <w:hyperlink w:history="1" r:id="rIdk1fvaygpv6hcggvmgh5il">
               <w:r>
                 <w:rPr>
                   <w:rFonts w:ascii="맑은 고딕" w:cs="맑은 고딕" w:eastAsia="맑은 고딕" w:hAnsi="맑은 고딕"/>
@@ -168,7 +168,7 @@
               </w:rPr>
               <w:t xml:space="preserve">·</w:t>
             </w:r>
-            <w:hyperlink w:history="1" r:id="rIduqc0te-jj5-kiwggaqrl1">
+            <w:hyperlink w:history="1" r:id="rIdneyuuybsojnxdur_b5cgi">
               <w:r>
                 <w:rPr>
                   <w:rFonts w:ascii="맑은 고딕" w:cs="맑은 고딕" w:eastAsia="맑은 고딕" w:hAnsi="맑은 고딕"/>
@@ -191,9 +191,9 @@
                 <w:sz w:val="16"/>
                 <w:szCs w:val="16"/>
               </w:rPr>
-              <w:t xml:space="preserve">·</w:t>
-            </w:r>
-            <w:hyperlink w:history="1" r:id="rIdtws_swytsyvt3k3ni3zib">
+              <w:t xml:space="preserve">은 분석·합성 공정의 무인화 단계에 있다. 2026년 8월 출범한 </w:t>
+            </w:r>
+            <w:hyperlink w:history="1" r:id="rIdlz0pvodnk9gechzvj0b7h">
               <w:r>
                 <w:rPr>
                   <w:rFonts w:ascii="맑은 고딕" w:cs="맑은 고딕" w:eastAsia="맑은 고딕" w:hAnsi="맑은 고딕"/>
@@ -204,31 +204,6 @@
                   <w:szCs w:val="16"/>
                   <w:u w:val="single"/>
                 </w:rPr>
-                <w:t xml:space="preserve">SK하이닉스</w:t>
-              </w:r>
-            </w:hyperlink>
-            <w:r>
-              <w:rPr>
-                <w:rFonts w:ascii="맑은 고딕" w:cs="맑은 고딕" w:eastAsia="맑은 고딕" w:hAnsi="맑은 고딕"/>
-                <w:b w:val="false"/>
-                <w:bCs w:val="false"/>
-                <w:color w:val="222222"/>
-                <w:sz w:val="16"/>
-                <w:szCs w:val="16"/>
-              </w:rPr>
-              <w:t xml:space="preserve">는 분석·평가 공정의 무인화 단계에 있다. 2026년 8월 출범한 </w:t>
-            </w:r>
-            <w:hyperlink w:history="1" r:id="rIdanle1tuvnrdviya1wpgna">
-              <w:r>
-                <w:rPr>
-                  <w:rFonts w:ascii="맑은 고딕" w:cs="맑은 고딕" w:eastAsia="맑은 고딕" w:hAnsi="맑은 고딕"/>
-                  <w:b w:val="false"/>
-                  <w:bCs w:val="false"/>
-                  <w:color w:val="1B54B5"/>
-                  <w:sz w:val="16"/>
-                  <w:szCs w:val="16"/>
-                  <w:u w:val="single"/>
-                </w:rPr>
                 <w:t xml:space="preserve">자율실험실 산·학·연 협의체</w:t>
               </w:r>
             </w:hyperlink>
@@ -243,7 +218,7 @@
               </w:rPr>
               <w:t xml:space="preserve">에는 장비·자동화·AI 기업과 반도체·소재 수요기업을 합쳐 50개사가 참여하며, </w:t>
             </w:r>
-            <w:hyperlink w:history="1" r:id="rId4znbbsfpp_ca32_ygw1gs">
+            <w:hyperlink w:history="1" r:id="rId1sfrgps7p0ctocjy7qk1z">
               <w:r>
                 <w:rPr>
                   <w:rFonts w:ascii="맑은 고딕" w:cs="맑은 고딕" w:eastAsia="맑은 고딕" w:hAnsi="맑은 고딕"/>
@@ -603,7 +578,7 @@
               <w:spacing w:after="12" w:before="12" w:line="200" w:lineRule="auto"/>
               <w:jc w:val="left"/>
             </w:pPr>
-            <w:hyperlink w:history="1" r:id="rIdg9fcu3u-ekqdez8dtdke2">
+            <w:hyperlink w:history="1" r:id="rIduvm8bd8hro9kinrxemzuy">
               <w:r>
                 <w:rPr>
                   <w:rFonts w:ascii="맑은 고딕" w:cs="맑은 고딕" w:eastAsia="맑은 고딕" w:hAnsi="맑은 고딕"/>
@@ -628,7 +603,7 @@
               </w:rPr>
               <w:t xml:space="preserve">. 24시간 운용 시 </w:t>
             </w:r>
-            <w:hyperlink w:history="1" r:id="rIde4lmokxzqwf-0l8wcywoj">
+            <w:hyperlink w:history="1" r:id="rIdmyaeukmnt8hqefzcxxc98">
               <w:r>
                 <w:rPr>
                   <w:rFonts w:ascii="맑은 고딕" w:cs="맑은 고딕" w:eastAsia="맑은 고딕" w:hAnsi="맑은 고딕"/>
@@ -653,7 +628,7 @@
               </w:rPr>
               <w:t xml:space="preserve">, 고속 소결 도입으로 합성 속도 50배 개선. </w:t>
             </w:r>
-            <w:hyperlink w:history="1" r:id="rIdjno_nr58wmq28az6-cglz">
+            <w:hyperlink w:history="1" r:id="rIdboaeywx5fx2kuwjmdcff-">
               <w:r>
                 <w:rPr>
                   <w:rFonts w:ascii="맑은 고딕" w:cs="맑은 고딕" w:eastAsia="맑은 고딕" w:hAnsi="맑은 고딕"/>
@@ -784,7 +759,7 @@
               <w:spacing w:after="12" w:before="12" w:line="200" w:lineRule="auto"/>
               <w:jc w:val="left"/>
             </w:pPr>
-            <w:hyperlink w:history="1" r:id="rIdokttxmmo6f2qxxv5qqbov">
+            <w:hyperlink w:history="1" r:id="rIdjudf8cgsq6ap08rndhrar">
               <w:r>
                 <w:rPr>
                   <w:rFonts w:ascii="맑은 고딕" w:cs="맑은 고딕" w:eastAsia="맑은 고딕" w:hAnsi="맑은 고딕"/>
@@ -864,7 +839,7 @@
               <w:spacing w:after="12" w:before="12" w:line="200" w:lineRule="auto"/>
               <w:jc w:val="left"/>
             </w:pPr>
-            <w:hyperlink w:history="1" r:id="rId26gnyrqo2vd5ncngf2vno">
+            <w:hyperlink w:history="1" r:id="rIdmfnenmg1tbyh6kl95eu_o">
               <w:r>
                 <w:rPr>
                   <w:rFonts w:ascii="맑은 고딕" w:cs="맑은 고딕" w:eastAsia="맑은 고딕" w:hAnsi="맑은 고딕"/>
@@ -889,7 +864,7 @@
               </w:rPr>
               <w:t xml:space="preserve">. 시료 출고→전처리→분석→폐기까지 로봇이 일괄 수행하고 데이터가 자동 입력되며, 고온·고농도 산 처리 등 위험 공정을 무인화해 24시간 365일 실험. </w:t>
             </w:r>
-            <w:hyperlink w:history="1" r:id="rIdl0lb23eo1ip6aj8ufvlqx">
+            <w:hyperlink w:history="1" r:id="rId2zvjqacp1mobh25pvlx3p">
               <w:r>
                 <w:rPr>
                   <w:rFonts w:ascii="맑은 고딕" w:cs="맑은 고딕" w:eastAsia="맑은 고딕" w:hAnsi="맑은 고딕"/>
@@ -1077,7 +1052,7 @@
               <w:spacing w:after="12" w:before="12" w:line="200" w:lineRule="auto"/>
               <w:jc w:val="left"/>
             </w:pPr>
-            <w:hyperlink w:history="1" r:id="rIdlsloufu5_jv3u68fm3tt-">
+            <w:hyperlink w:history="1" r:id="rIdl7hsm4qg-h8nxuuu61ygw">
               <w:r>
                 <w:rPr>
                   <w:rFonts w:ascii="맑은 고딕" w:cs="맑은 고딕" w:eastAsia="맑은 고딕" w:hAnsi="맑은 고딕"/>
@@ -1219,7 +1194,7 @@
               <w:spacing w:after="12" w:before="12" w:line="200" w:lineRule="auto"/>
               <w:jc w:val="left"/>
             </w:pPr>
-            <w:hyperlink w:history="1" r:id="rIdde0_rypvikhrlf4vxtowi">
+            <w:hyperlink w:history="1" r:id="rId476fjompkq0vj09vmoyna">
               <w:r>
                 <w:rPr>
                   <w:rFonts w:ascii="맑은 고딕" w:cs="맑은 고딕" w:eastAsia="맑은 고딕" w:hAnsi="맑은 고딕"/>
@@ -1310,7 +1285,7 @@
               </w:rPr>
               <w:t xml:space="preserve">AI라는 ‘뇌’와 로봇이라는 ‘손발’을 결합해 </w:t>
             </w:r>
-            <w:hyperlink w:history="1" r:id="rId5tsvwl8wtdbu0mlpc-_yn">
+            <w:hyperlink w:history="1" r:id="rIdfko54lfxyp8-_lzluk6ri">
               <w:r>
                 <w:rPr>
                   <w:rFonts w:ascii="맑은 고딕" w:cs="맑은 고딕" w:eastAsia="맑은 고딕" w:hAnsi="맑은 고딕"/>
@@ -1445,7 +1420,7 @@
               </w:rPr>
               <w:t xml:space="preserve">BIO연구소 </w:t>
             </w:r>
-            <w:hyperlink w:history="1" r:id="rIdjwzne-3w2sftvifwaml-i">
+            <w:hyperlink w:history="1" r:id="rIddmfq7wkh4pxocttbj1crm">
               <w:r>
                 <w:rPr>
                   <w:rFonts w:ascii="맑은 고딕" w:cs="맑은 고딕" w:eastAsia="맑은 고딕" w:hAnsi="맑은 고딕"/>
@@ -1515,9 +1490,9 @@
                 <w:sz w:val="16"/>
                 <w:szCs w:val="16"/>
               </w:rPr>
-              <w:t xml:space="preserve">균주 개발과 생산공정을 로봇으로 자동화. 내부 데이터를 학습한 </w:t>
-            </w:r>
-            <w:hyperlink w:history="1" r:id="rIdygqho-uxpdfz2lgk_xwo9">
+              <w:t xml:space="preserve">균주 개발 사이클(설계–제작–시험–학습)을 로봇으로 자동화한 연구 시설. 내부 데이터를 학습한 </w:t>
+            </w:r>
+            <w:hyperlink w:history="1" r:id="rIdoweir_pqo7d9cv1zn5dls">
               <w:r>
                 <w:rPr>
                   <w:rFonts w:ascii="맑은 고딕" w:cs="맑은 고딕" w:eastAsia="맑은 고딕" w:hAnsi="맑은 고딕"/>
@@ -1540,7 +1515,7 @@
                 <w:sz w:val="16"/>
                 <w:szCs w:val="16"/>
               </w:rPr>
-              <w:t xml:space="preserve">. 4만 3,000t 규모 미생물 발효 생산능력과 연계</w:t>
+              <w:t xml:space="preserve">. 개발된 균주는 자사 발효 생산라인으로 연결</w:t>
             </w:r>
           </w:p>
         </w:tc>
@@ -1621,7 +1596,7 @@
                 <w:sz w:val="16"/>
                 <w:szCs w:val="16"/>
               </w:rPr>
-              <w:t xml:space="preserve">SK하이닉스</w:t>
+              <w:t xml:space="preserve">에코프로</w:t>
             </w:r>
           </w:p>
         </w:tc>
@@ -1642,17 +1617,20 @@
               <w:spacing w:after="12" w:before="12" w:line="200" w:lineRule="auto"/>
               <w:jc w:val="left"/>
             </w:pPr>
-            <w:r>
-              <w:rPr>
-                <w:rFonts w:ascii="맑은 고딕" w:cs="맑은 고딕" w:eastAsia="맑은 고딕" w:hAnsi="맑은 고딕"/>
-                <w:b w:val="false"/>
-                <w:bCs w:val="false"/>
-                <w:color w:val="222222"/>
-                <w:sz w:val="16"/>
-                <w:szCs w:val="16"/>
-              </w:rPr>
-              <w:t xml:space="preserve">미래기술연구원</w:t>
-            </w:r>
+            <w:hyperlink w:history="1" r:id="rId1431i_kunetnwyfho6a4v">
+              <w:r>
+                <w:rPr>
+                  <w:rFonts w:ascii="맑은 고딕" w:cs="맑은 고딕" w:eastAsia="맑은 고딕" w:hAnsi="맑은 고딕"/>
+                  <w:b w:val="false"/>
+                  <w:bCs w:val="false"/>
+                  <w:color w:val="1B54B5"/>
+                  <w:sz w:val="16"/>
+                  <w:szCs w:val="16"/>
+                  <w:u w:val="single"/>
+                </w:rPr>
+                <w:t xml:space="preserve">전사 AX 로드맵 중 자율실험실</w:t>
+              </w:r>
+            </w:hyperlink>
           </w:p>
           <w:p>
             <w:pPr>
@@ -1668,7 +1646,7 @@
                 <w:sz w:val="16"/>
                 <w:szCs w:val="16"/>
               </w:rPr>
-              <w:t xml:space="preserve">AMS(Advanced Measurement System)</w:t>
+              <w:t xml:space="preserve">(별도로 자율제조 공장도 추진)</w:t>
             </w:r>
           </w:p>
         </w:tc>
@@ -1698,7 +1676,7 @@
                 <w:sz w:val="16"/>
                 <w:szCs w:val="16"/>
               </w:rPr>
-              <w:t xml:space="preserve">반도체 계측·분석</w:t>
+              <w:t xml:space="preserve">이차전지 양극재·전구체</w:t>
             </w:r>
           </w:p>
         </w:tc>
@@ -1719,7 +1697,7 @@
               <w:spacing w:after="12" w:before="12" w:line="200" w:lineRule="auto"/>
               <w:jc w:val="left"/>
             </w:pPr>
-            <w:hyperlink w:history="1" r:id="rId0qg7aytdplbtit02ai--w">
+            <w:hyperlink w:history="1" r:id="rId7dj5knjczwlogdrucbmq2">
               <w:r>
                 <w:rPr>
                   <w:rFonts w:ascii="맑은 고딕" w:cs="맑은 고딕" w:eastAsia="맑은 고딕" w:hAnsi="맑은 고딕"/>
@@ -1730,19 +1708,44 @@
                   <w:szCs w:val="16"/>
                   <w:u w:val="single"/>
                 </w:rPr>
-                <w:t xml:space="preserve">실험 자재 계측에 AMS를 적용, 전체 장비로 확대 시 엔지니어 5명분에 해당하는 월 3,000건 판정을 자동화</w:t>
-              </w:r>
-            </w:hyperlink>
-            <w:r>
-              <w:rPr>
-                <w:rFonts w:ascii="맑은 고딕" w:cs="맑은 고딕" w:eastAsia="맑은 고딕" w:hAnsi="맑은 고딕"/>
-                <w:b w:val="false"/>
-                <w:bCs w:val="false"/>
-                <w:color w:val="222222"/>
-                <w:sz w:val="16"/>
-                <w:szCs w:val="16"/>
-              </w:rPr>
-              <w:t xml:space="preserve">. 용인 클러스터를 세계 최고 수준의 자동화 팹으로 구축 추진</w:t>
+                <w:t xml:space="preserve">피지컬 AI를 도입해 자율실험실 구축을 추진</w:t>
+              </w:r>
+            </w:hyperlink>
+            <w:r>
+              <w:rPr>
+                <w:rFonts w:ascii="맑은 고딕" w:cs="맑은 고딕" w:eastAsia="맑은 고딕" w:hAnsi="맑은 고딕"/>
+                <w:b w:val="false"/>
+                <w:bCs w:val="false"/>
+                <w:color w:val="222222"/>
+                <w:sz w:val="16"/>
+                <w:szCs w:val="16"/>
+              </w:rPr>
+              <w:t xml:space="preserve">, 위험한 실험은 로봇이 대신하고 365일 24시간 상시 실험 체계를 목표. </w:t>
+            </w:r>
+            <w:hyperlink w:history="1" r:id="rIdvvjffkg---mcw87mjjgyv">
+              <w:r>
+                <w:rPr>
+                  <w:rFonts w:ascii="맑은 고딕" w:cs="맑은 고딕" w:eastAsia="맑은 고딕" w:hAnsi="맑은 고딕"/>
+                  <w:b w:val="false"/>
+                  <w:bCs w:val="false"/>
+                  <w:color w:val="1B54B5"/>
+                  <w:sz w:val="16"/>
+                  <w:szCs w:val="16"/>
+                  <w:u w:val="single"/>
+                </w:rPr>
+                <w:t xml:space="preserve">AI가 축적된 실험 데이터를 학습해 소재 물성을 예측하고 최적 실험 조건을 도출, 연구개발~양산 기간 50% 단축 목표</w:t>
+              </w:r>
+            </w:hyperlink>
+            <w:r>
+              <w:rPr>
+                <w:rFonts w:ascii="맑은 고딕" w:cs="맑은 고딕" w:eastAsia="맑은 고딕" w:hAnsi="맑은 고딕"/>
+                <w:b w:val="false"/>
+                <w:bCs w:val="false"/>
+                <w:color w:val="222222"/>
+                <w:sz w:val="16"/>
+                <w:szCs w:val="16"/>
+              </w:rPr>
+              <w:t xml:space="preserve">(2028년 전 부문 AI 도입)</w:t>
             </w:r>
           </w:p>
         </w:tc>
@@ -1789,7 +1792,7 @@
                 <w:sz w:val="16"/>
                 <w:szCs w:val="16"/>
               </w:rPr>
-              <w:t xml:space="preserve">계측·판정 자동화 단계</w:t>
+              <w:t xml:space="preserve">구축 추진 단계(~2028)</w:t>
             </w:r>
           </w:p>
         </w:tc>
@@ -1823,7 +1826,7 @@
                 <w:sz w:val="16"/>
                 <w:szCs w:val="16"/>
               </w:rPr>
-              <w:t xml:space="preserve">에코프로</w:t>
+              <w:t xml:space="preserve">나노포지에이아이</w:t>
             </w:r>
           </w:p>
         </w:tc>
@@ -1843,7 +1846,99 @@
               <w:spacing w:after="12" w:before="12" w:line="200" w:lineRule="auto"/>
               <w:jc w:val="left"/>
             </w:pPr>
-            <w:hyperlink w:history="1" r:id="rIdnz98vq4sdjm2mtk3vdoey">
+            <w:r>
+              <w:rPr>
+                <w:rFonts w:ascii="맑은 고딕" w:cs="맑은 고딕" w:eastAsia="맑은 고딕" w:hAnsi="맑은 고딕"/>
+                <w:b w:val="false"/>
+                <w:bCs w:val="false"/>
+                <w:color w:val="222222"/>
+                <w:sz w:val="16"/>
+                <w:szCs w:val="16"/>
+              </w:rPr>
+              <w:t xml:space="preserve">디지털 소재 연구소</w:t>
+            </w:r>
+          </w:p>
+          <w:p>
+            <w:pPr>
+              <w:spacing w:after="12" w:before="12" w:line="200" w:lineRule="auto"/>
+              <w:jc w:val="left"/>
+            </w:pPr>
+            <w:r>
+              <w:rPr>
+                <w:rFonts w:ascii="맑은 고딕" w:cs="맑은 고딕" w:eastAsia="맑은 고딕" w:hAnsi="맑은 고딕"/>
+                <w:b w:val="false"/>
+                <w:bCs w:val="false"/>
+                <w:color w:val="222222"/>
+                <w:sz w:val="16"/>
+                <w:szCs w:val="16"/>
+              </w:rPr>
+              <w:t xml:space="preserve">(소재 설계 AI + 로보틱스 합성 실험실)</w:t>
+            </w:r>
+          </w:p>
+          <w:p>
+            <w:pPr>
+              <w:spacing w:after="12" w:before="12" w:line="200" w:lineRule="auto"/>
+              <w:jc w:val="left"/>
+            </w:pPr>
+            <w:r>
+              <w:rPr>
+                <w:rFonts w:ascii="맑은 고딕" w:cs="맑은 고딕" w:eastAsia="맑은 고딕" w:hAnsi="맑은 고딕"/>
+                <w:b w:val="false"/>
+                <w:bCs w:val="false"/>
+                <w:color w:val="222222"/>
+                <w:sz w:val="16"/>
+                <w:szCs w:val="16"/>
+              </w:rPr>
+              <w:t xml:space="preserve">김동현 대표·배재원 CTO</w:t>
+            </w:r>
+          </w:p>
+        </w:tc>
+        <w:tc>
+          <w:tcPr>
+            <w:tcW w:type="dxa" w:w="1150"/>
+            <w:tcMar>
+              <w:top w:type="dxa" w:w="105"/>
+              <w:left w:type="dxa" w:w="60"/>
+              <w:bottom w:type="dxa" w:w="105"/>
+              <w:right w:type="dxa" w:w="60"/>
+            </w:tcMar>
+            <w:vAlign w:val="center"/>
+          </w:tcPr>
+          <w:p>
+            <w:pPr>
+              <w:spacing w:after="12" w:before="12" w:line="200" w:lineRule="auto"/>
+              <w:jc w:val="left"/>
+            </w:pPr>
+            <w:r>
+              <w:rPr>
+                <w:rFonts w:ascii="맑은 고딕" w:cs="맑은 고딕" w:eastAsia="맑은 고딕" w:hAnsi="맑은 고딕"/>
+                <w:b w:val="false"/>
+                <w:bCs w:val="false"/>
+                <w:color w:val="222222"/>
+                <w:sz w:val="16"/>
+                <w:szCs w:val="16"/>
+              </w:rPr>
+              <w:t xml:space="preserve">신소재 설계·합성</w:t>
+            </w:r>
+          </w:p>
+        </w:tc>
+        <w:tc>
+          <w:tcPr>
+            <w:tcW w:type="dxa" w:w="4092"/>
+            <w:tcMar>
+              <w:top w:type="dxa" w:w="105"/>
+              <w:left w:type="dxa" w:w="60"/>
+              <w:bottom w:type="dxa" w:w="105"/>
+              <w:right w:type="dxa" w:w="60"/>
+            </w:tcMar>
+            <w:vAlign w:val="center"/>
+          </w:tcPr>
+          <w:p>
+            <w:pPr>
+              <w:spacing w:after="12" w:before="12" w:line="200" w:lineRule="auto"/>
+              <w:jc w:val="left"/>
+            </w:pPr>
+            <w:hyperlink w:history="1" r:id="rIdqvfysplzb5clf6-ezmzd_">
               <w:r>
                 <w:rPr>
                   <w:rFonts w:ascii="맑은 고딕" w:cs="맑은 고딕" w:eastAsia="맑은 고딕" w:hAnsi="맑은 고딕"/>
@@ -1854,85 +1949,21 @@
                   <w:szCs w:val="16"/>
                   <w:u w:val="single"/>
                 </w:rPr>
-                <w:t xml:space="preserve">전사 AX 로드맵</w:t>
-              </w:r>
-            </w:hyperlink>
-          </w:p>
-          <w:p>
-            <w:pPr>
-              <w:spacing w:after="12" w:before="12" w:line="200" w:lineRule="auto"/>
-              <w:jc w:val="left"/>
-            </w:pPr>
-            <w:r>
-              <w:rPr>
-                <w:rFonts w:ascii="맑은 고딕" w:cs="맑은 고딕" w:eastAsia="맑은 고딕" w:hAnsi="맑은 고딕"/>
-                <w:b w:val="false"/>
-                <w:bCs w:val="false"/>
-                <w:color w:val="222222"/>
-                <w:sz w:val="16"/>
-                <w:szCs w:val="16"/>
-              </w:rPr>
-              <w:t xml:space="preserve">(자율제조 공장 + 자율실험실)</w:t>
-            </w:r>
-          </w:p>
-        </w:tc>
-        <w:tc>
-          <w:tcPr>
-            <w:tcW w:type="dxa" w:w="1150"/>
-            <w:tcMar>
-              <w:top w:type="dxa" w:w="105"/>
-              <w:left w:type="dxa" w:w="60"/>
-              <w:bottom w:type="dxa" w:w="105"/>
-              <w:right w:type="dxa" w:w="60"/>
-            </w:tcMar>
-            <w:vAlign w:val="center"/>
-          </w:tcPr>
-          <w:p>
-            <w:pPr>
-              <w:spacing w:after="12" w:before="12" w:line="200" w:lineRule="auto"/>
-              <w:jc w:val="left"/>
-            </w:pPr>
-            <w:r>
-              <w:rPr>
-                <w:rFonts w:ascii="맑은 고딕" w:cs="맑은 고딕" w:eastAsia="맑은 고딕" w:hAnsi="맑은 고딕"/>
-                <w:b w:val="false"/>
-                <w:bCs w:val="false"/>
-                <w:color w:val="222222"/>
-                <w:sz w:val="16"/>
-                <w:szCs w:val="16"/>
-              </w:rPr>
-              <w:t xml:space="preserve">이차전지 양극재·전구체</w:t>
-            </w:r>
-          </w:p>
-        </w:tc>
-        <w:tc>
-          <w:tcPr>
-            <w:tcW w:type="dxa" w:w="4092"/>
-            <w:tcMar>
-              <w:top w:type="dxa" w:w="105"/>
-              <w:left w:type="dxa" w:w="60"/>
-              <w:bottom w:type="dxa" w:w="105"/>
-              <w:right w:type="dxa" w:w="60"/>
-            </w:tcMar>
-            <w:vAlign w:val="center"/>
-          </w:tcPr>
-          <w:p>
-            <w:pPr>
-              <w:spacing w:after="12" w:before="12" w:line="200" w:lineRule="auto"/>
-              <w:jc w:val="left"/>
-            </w:pPr>
-            <w:r>
-              <w:rPr>
-                <w:rFonts w:ascii="맑은 고딕" w:cs="맑은 고딕" w:eastAsia="맑은 고딕" w:hAnsi="맑은 고딕"/>
-                <w:b w:val="false"/>
-                <w:bCs w:val="false"/>
-                <w:color w:val="222222"/>
-                <w:sz w:val="16"/>
-                <w:szCs w:val="16"/>
-              </w:rPr>
-              <w:t xml:space="preserve">생산 현장에 피지컬 AI를 도입해 </w:t>
-            </w:r>
-            <w:hyperlink w:history="1" r:id="rIdh4tdwmxwer2gxmravrfu9">
+                <w:t xml:space="preserve">AI 예측모델과 로보틱스 자동화를 결합해 소재 설계–합성–공정 최적화 전 과정을 자동화</w:t>
+              </w:r>
+            </w:hyperlink>
+            <w:r>
+              <w:rPr>
+                <w:rFonts w:ascii="맑은 고딕" w:cs="맑은 고딕" w:eastAsia="맑은 고딕" w:hAnsi="맑은 고딕"/>
+                <w:b w:val="false"/>
+                <w:bCs w:val="false"/>
+                <w:color w:val="222222"/>
+                <w:sz w:val="16"/>
+                <w:szCs w:val="16"/>
+              </w:rPr>
+              <w:t xml:space="preserve">. </w:t>
+            </w:r>
+            <w:hyperlink w:history="1" r:id="rIdw1zw9wpscvgiktu56yqgp">
               <w:r>
                 <w:rPr>
                   <w:rFonts w:ascii="맑은 고딕" w:cs="맑은 고딕" w:eastAsia="맑은 고딕" w:hAnsi="맑은 고딕"/>
@@ -1943,21 +1974,21 @@
                   <w:szCs w:val="16"/>
                   <w:u w:val="single"/>
                 </w:rPr>
-                <w:t xml:space="preserve">자율제조 공장과 자율실험실 구축을 추진</w:t>
-              </w:r>
-            </w:hyperlink>
-            <w:r>
-              <w:rPr>
-                <w:rFonts w:ascii="맑은 고딕" w:cs="맑은 고딕" w:eastAsia="맑은 고딕" w:hAnsi="맑은 고딕"/>
-                <w:b w:val="false"/>
-                <w:bCs w:val="false"/>
-                <w:color w:val="222222"/>
-                <w:sz w:val="16"/>
-                <w:szCs w:val="16"/>
-              </w:rPr>
-              <w:t xml:space="preserve">, 위험 작업을 로봇이 대신하고 365일 24시간 상시 실험 체계를 목표. </w:t>
-            </w:r>
-            <w:hyperlink w:history="1" r:id="rIdsyopnqeufulpm2xobzgpm">
+                <w:t xml:space="preserve">기존 7년 이상 걸리던 R&amp;D를 1개월 이내로 단축하고 비용 최대 80% 절감이 목표</w:t>
+              </w:r>
+            </w:hyperlink>
+            <w:r>
+              <w:rPr>
+                <w:rFonts w:ascii="맑은 고딕" w:cs="맑은 고딕" w:eastAsia="맑은 고딕" w:hAnsi="맑은 고딕"/>
+                <w:b w:val="false"/>
+                <w:bCs w:val="false"/>
+                <w:color w:val="222222"/>
+                <w:sz w:val="16"/>
+                <w:szCs w:val="16"/>
+              </w:rPr>
+              <w:t xml:space="preserve">. </w:t>
+            </w:r>
+            <w:hyperlink w:history="1" r:id="rIdrb-ipm4bhax6wne5mmebi">
               <w:r>
                 <w:rPr>
                   <w:rFonts w:ascii="맑은 고딕" w:cs="맑은 고딕" w:eastAsia="맑은 고딕" w:hAnsi="맑은 고딕"/>
@@ -1968,19 +1999,19 @@
                   <w:szCs w:val="16"/>
                   <w:u w:val="single"/>
                 </w:rPr>
-                <w:t xml:space="preserve">AI가 축적된 실험 데이터를 학습해 소재 물성을 예측하고 최적 실험 조건을 도출, 연구개발~양산 기간 50% 단축 목표</w:t>
-              </w:r>
-            </w:hyperlink>
-            <w:r>
-              <w:rPr>
-                <w:rFonts w:ascii="맑은 고딕" w:cs="맑은 고딕" w:eastAsia="맑은 고딕" w:hAnsi="맑은 고딕"/>
-                <w:b w:val="false"/>
-                <w:bCs w:val="false"/>
-                <w:color w:val="222222"/>
-                <w:sz w:val="16"/>
-                <w:szCs w:val="16"/>
-              </w:rPr>
-              <w:t xml:space="preserve">(2028년 전 부문 AI 도입)</w:t>
+                <w:t xml:space="preserve">2025 K-딥테크 스타트업 왕중왕전 대상(부총리상)</w:t>
+              </w:r>
+            </w:hyperlink>
+            <w:r>
+              <w:rPr>
+                <w:rFonts w:ascii="맑은 고딕" w:cs="맑은 고딕" w:eastAsia="맑은 고딕" w:hAnsi="맑은 고딕"/>
+                <w:b w:val="false"/>
+                <w:bCs w:val="false"/>
+                <w:color w:val="222222"/>
+                <w:sz w:val="16"/>
+                <w:szCs w:val="16"/>
+              </w:rPr>
+              <w:t xml:space="preserve">, 대주전자재료와 이차전지용 고체 전극 신소재 PoC</w:t>
             </w:r>
           </w:p>
         </w:tc>
@@ -2009,7 +2040,7 @@
                 <w:sz w:val="16"/>
                 <w:szCs w:val="16"/>
               </w:rPr>
-              <w:t xml:space="preserve">★☆☆</w:t>
+              <w:t xml:space="preserve">★★☆</w:t>
             </w:r>
           </w:p>
           <w:p>
@@ -2026,7 +2057,7 @@
                 <w:sz w:val="16"/>
                 <w:szCs w:val="16"/>
               </w:rPr>
-              <w:t xml:space="preserve">구축 추진 단계(~2028)</w:t>
+              <w:t xml:space="preserve">소규모 SDL 구축(2025 창업)</w:t>
             </w:r>
           </w:p>
         </w:tc>
@@ -2061,7 +2092,7 @@
                 <w:sz w:val="16"/>
                 <w:szCs w:val="16"/>
               </w:rPr>
-              <w:t xml:space="preserve">나노포지에이아이</w:t>
+              <w:t xml:space="preserve">오믹스에이아이</w:t>
             </w:r>
           </w:p>
         </w:tc>
@@ -2091,7 +2122,7 @@
                 <w:sz w:val="16"/>
                 <w:szCs w:val="16"/>
               </w:rPr>
-              <w:t xml:space="preserve">디지털 소재 연구소</w:t>
+              <w:t xml:space="preserve">피지컬 AI 자율주행 실험실</w:t>
             </w:r>
           </w:p>
           <w:p>
@@ -2108,7 +2139,7 @@
                 <w:sz w:val="16"/>
                 <w:szCs w:val="16"/>
               </w:rPr>
-              <w:t xml:space="preserve">(소재 설계 AI + 로보틱스 합성 실험실)</w:t>
+              <w:t xml:space="preserve">(Revvity 공동 구축)</w:t>
             </w:r>
           </w:p>
           <w:p>
@@ -2125,7 +2156,7 @@
                 <w:sz w:val="16"/>
                 <w:szCs w:val="16"/>
               </w:rPr>
-              <w:t xml:space="preserve">김동현 대표·배재원 CTO</w:t>
+              <w:t xml:space="preserve">신동명 대표</w:t>
             </w:r>
           </w:p>
         </w:tc>
@@ -2155,7 +2186,7 @@
                 <w:sz w:val="16"/>
                 <w:szCs w:val="16"/>
               </w:rPr>
-              <w:t xml:space="preserve">신소재 설계·합성</w:t>
+              <w:t xml:space="preserve">단백체(프로테오믹스) 분석</w:t>
             </w:r>
           </w:p>
         </w:tc>
@@ -2176,7 +2207,7 @@
               <w:spacing w:after="12" w:before="12" w:line="200" w:lineRule="auto"/>
               <w:jc w:val="left"/>
             </w:pPr>
-            <w:hyperlink w:history="1" r:id="rIda9tsnrple-czvp_k7ohsp">
+            <w:hyperlink w:history="1" r:id="rIdck_xhg7swt7nsvplip9sl">
               <w:r>
                 <w:rPr>
                   <w:rFonts w:ascii="맑은 고딕" w:cs="맑은 고딕" w:eastAsia="맑은 고딕" w:hAnsi="맑은 고딕"/>
@@ -2187,21 +2218,21 @@
                   <w:szCs w:val="16"/>
                   <w:u w:val="single"/>
                 </w:rPr>
-                <w:t xml:space="preserve">AI 예측모델과 로보틱스 자동화를 결합해 소재 설계–합성–공정 최적화 전 과정을 자동화</w:t>
-              </w:r>
-            </w:hyperlink>
-            <w:r>
-              <w:rPr>
-                <w:rFonts w:ascii="맑은 고딕" w:cs="맑은 고딕" w:eastAsia="맑은 고딕" w:hAnsi="맑은 고딕"/>
-                <w:b w:val="false"/>
-                <w:bCs w:val="false"/>
-                <w:color w:val="222222"/>
-                <w:sz w:val="16"/>
-                <w:szCs w:val="16"/>
-              </w:rPr>
-              <w:t xml:space="preserve">. </w:t>
-            </w:r>
-            <w:hyperlink w:history="1" r:id="rIdyod4aj8onrjqzjnca74g0">
+                <w:t xml:space="preserve">물리 실험 공정과 AI 분석 시스템을 결합해 사람 개입 없이 24시간 가동하는 단백체 분석 인프라를 구축</w:t>
+              </w:r>
+            </w:hyperlink>
+            <w:r>
+              <w:rPr>
+                <w:rFonts w:ascii="맑은 고딕" w:cs="맑은 고딕" w:eastAsia="맑은 고딕" w:hAnsi="맑은 고딕"/>
+                <w:b w:val="false"/>
+                <w:bCs w:val="false"/>
+                <w:color w:val="222222"/>
+                <w:sz w:val="16"/>
+                <w:szCs w:val="16"/>
+              </w:rPr>
+              <w:t xml:space="preserve">, 분석 기간을 6주 → 2주 이내로 단축. </w:t>
+            </w:r>
+            <w:hyperlink w:history="1" r:id="rIdv-q9nikvcm8cn28s-ny9e">
               <w:r>
                 <w:rPr>
                   <w:rFonts w:ascii="맑은 고딕" w:cs="맑은 고딕" w:eastAsia="맑은 고딕" w:hAnsi="맑은 고딕"/>
@@ -2212,45 +2243,9 @@
                   <w:szCs w:val="16"/>
                   <w:u w:val="single"/>
                 </w:rPr>
-                <w:t xml:space="preserve">기존 7년 이상 걸리던 R&amp;D를 1개월 이내로 단축하고 비용 최대 80% 절감이 목표</w:t>
-              </w:r>
-            </w:hyperlink>
-            <w:r>
-              <w:rPr>
-                <w:rFonts w:ascii="맑은 고딕" w:cs="맑은 고딕" w:eastAsia="맑은 고딕" w:hAnsi="맑은 고딕"/>
-                <w:b w:val="false"/>
-                <w:bCs w:val="false"/>
-                <w:color w:val="222222"/>
-                <w:sz w:val="16"/>
-                <w:szCs w:val="16"/>
-              </w:rPr>
-              <w:t xml:space="preserve">. </w:t>
-            </w:r>
-            <w:hyperlink w:history="1" r:id="rIdi5jrjhupt24ki-r7ftkx6">
-              <w:r>
-                <w:rPr>
-                  <w:rFonts w:ascii="맑은 고딕" w:cs="맑은 고딕" w:eastAsia="맑은 고딕" w:hAnsi="맑은 고딕"/>
-                  <w:b w:val="false"/>
-                  <w:bCs w:val="false"/>
-                  <w:color w:val="1B54B5"/>
-                  <w:sz w:val="16"/>
-                  <w:szCs w:val="16"/>
-                  <w:u w:val="single"/>
-                </w:rPr>
-                <w:t xml:space="preserve">2025 K-딥테크 스타트업 왕중왕전 대상(부총리상)</w:t>
-              </w:r>
-            </w:hyperlink>
-            <w:r>
-              <w:rPr>
-                <w:rFonts w:ascii="맑은 고딕" w:cs="맑은 고딕" w:eastAsia="맑은 고딕" w:hAnsi="맑은 고딕"/>
-                <w:b w:val="false"/>
-                <w:bCs w:val="false"/>
-                <w:color w:val="222222"/>
-                <w:sz w:val="16"/>
-                <w:szCs w:val="16"/>
-              </w:rPr>
-              <w:t xml:space="preserve">, 대주전자재료와 이차전지용 고체 전극 신소재 PoC</w:t>
-            </w:r>
+                <w:t xml:space="preserve">Revvity의 자동화 장비와 자사 AI 분석기술을 결합해 실험 설계–데이터 생성–분석–해석 전 과정을 자동화·지능화하는 프로젝트 진행 중</w:t>
+              </w:r>
+            </w:hyperlink>
           </w:p>
         </w:tc>
         <w:tc>
@@ -2296,7 +2291,7 @@
                 <w:sz w:val="16"/>
                 <w:szCs w:val="16"/>
               </w:rPr>
-              <w:t xml:space="preserve">소규모 SDL 구축(2025 창업)</w:t>
+              <w:t xml:space="preserve">분석 전과정 무인 + AI 피드백</w:t>
             </w:r>
           </w:p>
         </w:tc>
@@ -2330,7 +2325,7 @@
                 <w:sz w:val="16"/>
                 <w:szCs w:val="16"/>
               </w:rPr>
-              <w:t xml:space="preserve">오믹스에이아이</w:t>
+              <w:t xml:space="preserve">에이블랩스</w:t>
             </w:r>
           </w:p>
         </w:tc>
@@ -2359,7 +2354,7 @@
                 <w:sz w:val="16"/>
                 <w:szCs w:val="16"/>
               </w:rPr>
-              <w:t xml:space="preserve">피지컬 AI 자율주행 실험실</w:t>
+              <w:t xml:space="preserve">자율실험실 장비·플랫폼 사업</w:t>
             </w:r>
           </w:p>
           <w:p>
@@ -2376,9 +2371,21 @@
                 <w:sz w:val="16"/>
                 <w:szCs w:val="16"/>
               </w:rPr>
-              <w:t xml:space="preserve">(Revvity 공동 구축)</w:t>
-            </w:r>
-          </w:p>
+              <w:t xml:space="preserve">(인천 송도)</w:t>
+            </w:r>
+          </w:p>
+        </w:tc>
+        <w:tc>
+          <w:tcPr>
+            <w:tcW w:type="dxa" w:w="1150"/>
+            <w:tcMar>
+              <w:top w:type="dxa" w:w="105"/>
+              <w:left w:type="dxa" w:w="60"/>
+              <w:bottom w:type="dxa" w:w="105"/>
+              <w:right w:type="dxa" w:w="60"/>
+            </w:tcMar>
+            <w:vAlign w:val="center"/>
+          </w:tcPr>
           <w:p>
             <w:pPr>
               <w:spacing w:after="12" w:before="12" w:line="200" w:lineRule="auto"/>
@@ -2393,13 +2400,13 @@
                 <w:sz w:val="16"/>
                 <w:szCs w:val="16"/>
               </w:rPr>
-              <w:t xml:space="preserve">신동명 대표</w:t>
-            </w:r>
-          </w:p>
-        </w:tc>
-        <w:tc>
-          <w:tcPr>
-            <w:tcW w:type="dxa" w:w="1150"/>
+              <w:t xml:space="preserve">라이프사이언스 실험 자동화</w:t>
+            </w:r>
+          </w:p>
+        </w:tc>
+        <w:tc>
+          <w:tcPr>
+            <w:tcW w:type="dxa" w:w="4092"/>
             <w:tcMar>
               <w:top w:type="dxa" w:w="105"/>
               <w:left w:type="dxa" w:w="60"/>
@@ -2413,36 +2420,7 @@
               <w:spacing w:after="12" w:before="12" w:line="200" w:lineRule="auto"/>
               <w:jc w:val="left"/>
             </w:pPr>
-            <w:r>
-              <w:rPr>
-                <w:rFonts w:ascii="맑은 고딕" w:cs="맑은 고딕" w:eastAsia="맑은 고딕" w:hAnsi="맑은 고딕"/>
-                <w:b w:val="false"/>
-                <w:bCs w:val="false"/>
-                <w:color w:val="222222"/>
-                <w:sz w:val="16"/>
-                <w:szCs w:val="16"/>
-              </w:rPr>
-              <w:t xml:space="preserve">단백체(프로테오믹스) 분석</w:t>
-            </w:r>
-          </w:p>
-        </w:tc>
-        <w:tc>
-          <w:tcPr>
-            <w:tcW w:type="dxa" w:w="4092"/>
-            <w:tcMar>
-              <w:top w:type="dxa" w:w="105"/>
-              <w:left w:type="dxa" w:w="60"/>
-              <w:bottom w:type="dxa" w:w="105"/>
-              <w:right w:type="dxa" w:w="60"/>
-            </w:tcMar>
-            <w:vAlign w:val="center"/>
-          </w:tcPr>
-          <w:p>
-            <w:pPr>
-              <w:spacing w:after="12" w:before="12" w:line="200" w:lineRule="auto"/>
-              <w:jc w:val="left"/>
-            </w:pPr>
-            <w:hyperlink w:history="1" r:id="rIdir_1pbzhe9jeao2q_1kig">
+            <w:hyperlink w:history="1" r:id="rIdeb39jt7oo0ch7u1clagrk">
               <w:r>
                 <w:rPr>
                   <w:rFonts w:ascii="맑은 고딕" w:cs="맑은 고딕" w:eastAsia="맑은 고딕" w:hAnsi="맑은 고딕"/>
@@ -2453,21 +2431,21 @@
                   <w:szCs w:val="16"/>
                   <w:u w:val="single"/>
                 </w:rPr>
-                <w:t xml:space="preserve">물리 실험 공정과 AI 분석 시스템을 결합해 사람 개입 없이 24시간 가동하는 단백체 분석 인프라를 구축</w:t>
-              </w:r>
-            </w:hyperlink>
-            <w:r>
-              <w:rPr>
-                <w:rFonts w:ascii="맑은 고딕" w:cs="맑은 고딕" w:eastAsia="맑은 고딕" w:hAnsi="맑은 고딕"/>
-                <w:b w:val="false"/>
-                <w:bCs w:val="false"/>
-                <w:color w:val="222222"/>
-                <w:sz w:val="16"/>
-                <w:szCs w:val="16"/>
-              </w:rPr>
-              <w:t xml:space="preserve">, 분석 기간을 6주 → 2주 이내로 단축. </w:t>
-            </w:r>
-            <w:hyperlink w:history="1" r:id="rId94eflnlgfri5rnml-aki8">
+                <w:t xml:space="preserve">액체핸들링 로봇 노터블·노터블96·수터블과 로봇암·분석장비를 연결한 실험실 전(全)자동화 사업</w:t>
+              </w:r>
+            </w:hyperlink>
+            <w:r>
+              <w:rPr>
+                <w:rFonts w:ascii="맑은 고딕" w:cs="맑은 고딕" w:eastAsia="맑은 고딕" w:hAnsi="맑은 고딕"/>
+                <w:b w:val="false"/>
+                <w:bCs w:val="false"/>
+                <w:color w:val="222222"/>
+                <w:sz w:val="16"/>
+                <w:szCs w:val="16"/>
+              </w:rPr>
+              <w:t xml:space="preserve">. </w:t>
+            </w:r>
+            <w:hyperlink w:history="1" r:id="rIdv2kzbtbian3y3dhkpzn1z">
               <w:r>
                 <w:rPr>
                   <w:rFonts w:ascii="맑은 고딕" w:cs="맑은 고딕" w:eastAsia="맑은 고딕" w:hAnsi="맑은 고딕"/>
@@ -2478,7 +2456,7 @@
                   <w:szCs w:val="16"/>
                   <w:u w:val="single"/>
                 </w:rPr>
-                <w:t xml:space="preserve">Revvity의 자동화 장비와 자사 AI 분석기술을 결합해 실험 설계–데이터 생성–분석–해석 전 과정을 자동화·지능화하는 프로젝트 진행 중</w:t>
+                <w:t xml:space="preserve">100억 원 규모 시리즈A 마무리, 미국 대형 제약사 PoC 진행, 매출 전년 대비 3배 전망</w:t>
               </w:r>
             </w:hyperlink>
           </w:p>
@@ -2486,223 +2464,6 @@
         <w:tc>
           <w:tcPr>
             <w:tcW w:type="dxa" w:w="1306"/>
-            <w:tcMar>
-              <w:top w:type="dxa" w:w="105"/>
-              <w:left w:type="dxa" w:w="60"/>
-              <w:bottom w:type="dxa" w:w="105"/>
-              <w:right w:type="dxa" w:w="60"/>
-            </w:tcMar>
-            <w:vAlign w:val="center"/>
-          </w:tcPr>
-          <w:p>
-            <w:pPr>
-              <w:spacing w:after="12" w:before="12" w:line="200" w:lineRule="auto"/>
-              <w:jc w:val="center"/>
-            </w:pPr>
-            <w:r>
-              <w:rPr>
-                <w:rFonts w:ascii="맑은 고딕" w:cs="맑은 고딕" w:eastAsia="맑은 고딕" w:hAnsi="맑은 고딕"/>
-                <w:b w:val="false"/>
-                <w:bCs w:val="false"/>
-                <w:color w:val="222222"/>
-                <w:sz w:val="16"/>
-                <w:szCs w:val="16"/>
-              </w:rPr>
-              <w:t xml:space="preserve">★★☆</w:t>
-            </w:r>
-          </w:p>
-          <w:p>
-            <w:pPr>
-              <w:spacing w:after="12" w:before="12" w:line="200" w:lineRule="auto"/>
-              <w:jc w:val="center"/>
-            </w:pPr>
-            <w:r>
-              <w:rPr>
-                <w:rFonts w:ascii="맑은 고딕" w:cs="맑은 고딕" w:eastAsia="맑은 고딕" w:hAnsi="맑은 고딕"/>
-                <w:b w:val="false"/>
-                <w:bCs w:val="false"/>
-                <w:color w:val="222222"/>
-                <w:sz w:val="16"/>
-                <w:szCs w:val="16"/>
-              </w:rPr>
-              <w:t xml:space="preserve">분석 전과정 무인 + AI 피드백</w:t>
-            </w:r>
-          </w:p>
-        </w:tc>
-      </w:tr>
-      <w:tr>
-        <w:trPr>
-          <w:cantSplit/>
-        </w:trPr>
-        <w:tc>
-          <w:tcPr>
-            <w:tcW w:type="dxa" w:w="1450"/>
-            <w:shd w:fill="F7F9FC" w:color="auto" w:val="clear"/>
-            <w:tcMar>
-              <w:top w:type="dxa" w:w="105"/>
-              <w:left w:type="dxa" w:w="60"/>
-              <w:bottom w:type="dxa" w:w="105"/>
-              <w:right w:type="dxa" w:w="60"/>
-            </w:tcMar>
-            <w:vAlign w:val="center"/>
-          </w:tcPr>
-          <w:p>
-            <w:pPr>
-              <w:spacing w:after="12" w:before="12" w:line="200" w:lineRule="auto"/>
-              <w:jc w:val="center"/>
-            </w:pPr>
-            <w:r>
-              <w:rPr>
-                <w:rFonts w:ascii="맑은 고딕" w:cs="맑은 고딕" w:eastAsia="맑은 고딕" w:hAnsi="맑은 고딕"/>
-                <w:b/>
-                <w:bCs/>
-                <w:color w:val="222222"/>
-                <w:sz w:val="16"/>
-                <w:szCs w:val="16"/>
-              </w:rPr>
-              <w:t xml:space="preserve">에이블랩스</w:t>
-            </w:r>
-          </w:p>
-        </w:tc>
-        <w:tc>
-          <w:tcPr>
-            <w:tcW w:type="dxa" w:w="2320"/>
-            <w:shd w:fill="F7F9FC" w:color="auto" w:val="clear"/>
-            <w:tcMar>
-              <w:top w:type="dxa" w:w="105"/>
-              <w:left w:type="dxa" w:w="60"/>
-              <w:bottom w:type="dxa" w:w="105"/>
-              <w:right w:type="dxa" w:w="60"/>
-            </w:tcMar>
-            <w:vAlign w:val="center"/>
-          </w:tcPr>
-          <w:p>
-            <w:pPr>
-              <w:spacing w:after="12" w:before="12" w:line="200" w:lineRule="auto"/>
-              <w:jc w:val="left"/>
-            </w:pPr>
-            <w:r>
-              <w:rPr>
-                <w:rFonts w:ascii="맑은 고딕" w:cs="맑은 고딕" w:eastAsia="맑은 고딕" w:hAnsi="맑은 고딕"/>
-                <w:b w:val="false"/>
-                <w:bCs w:val="false"/>
-                <w:color w:val="222222"/>
-                <w:sz w:val="16"/>
-                <w:szCs w:val="16"/>
-              </w:rPr>
-              <w:t xml:space="preserve">자율실험실 장비·플랫폼 사업</w:t>
-            </w:r>
-          </w:p>
-          <w:p>
-            <w:pPr>
-              <w:spacing w:after="12" w:before="12" w:line="200" w:lineRule="auto"/>
-              <w:jc w:val="left"/>
-            </w:pPr>
-            <w:r>
-              <w:rPr>
-                <w:rFonts w:ascii="맑은 고딕" w:cs="맑은 고딕" w:eastAsia="맑은 고딕" w:hAnsi="맑은 고딕"/>
-                <w:b w:val="false"/>
-                <w:bCs w:val="false"/>
-                <w:color w:val="222222"/>
-                <w:sz w:val="16"/>
-                <w:szCs w:val="16"/>
-              </w:rPr>
-              <w:t xml:space="preserve">(인천 송도)</w:t>
-            </w:r>
-          </w:p>
-        </w:tc>
-        <w:tc>
-          <w:tcPr>
-            <w:tcW w:type="dxa" w:w="1150"/>
-            <w:shd w:fill="F7F9FC" w:color="auto" w:val="clear"/>
-            <w:tcMar>
-              <w:top w:type="dxa" w:w="105"/>
-              <w:left w:type="dxa" w:w="60"/>
-              <w:bottom w:type="dxa" w:w="105"/>
-              <w:right w:type="dxa" w:w="60"/>
-            </w:tcMar>
-            <w:vAlign w:val="center"/>
-          </w:tcPr>
-          <w:p>
-            <w:pPr>
-              <w:spacing w:after="12" w:before="12" w:line="200" w:lineRule="auto"/>
-              <w:jc w:val="left"/>
-            </w:pPr>
-            <w:r>
-              <w:rPr>
-                <w:rFonts w:ascii="맑은 고딕" w:cs="맑은 고딕" w:eastAsia="맑은 고딕" w:hAnsi="맑은 고딕"/>
-                <w:b w:val="false"/>
-                <w:bCs w:val="false"/>
-                <w:color w:val="222222"/>
-                <w:sz w:val="16"/>
-                <w:szCs w:val="16"/>
-              </w:rPr>
-              <w:t xml:space="preserve">라이프사이언스 실험 자동화</w:t>
-            </w:r>
-          </w:p>
-        </w:tc>
-        <w:tc>
-          <w:tcPr>
-            <w:tcW w:type="dxa" w:w="4092"/>
-            <w:shd w:fill="F7F9FC" w:color="auto" w:val="clear"/>
-            <w:tcMar>
-              <w:top w:type="dxa" w:w="105"/>
-              <w:left w:type="dxa" w:w="60"/>
-              <w:bottom w:type="dxa" w:w="105"/>
-              <w:right w:type="dxa" w:w="60"/>
-            </w:tcMar>
-            <w:vAlign w:val="center"/>
-          </w:tcPr>
-          <w:p>
-            <w:pPr>
-              <w:spacing w:after="12" w:before="12" w:line="200" w:lineRule="auto"/>
-              <w:jc w:val="left"/>
-            </w:pPr>
-            <w:hyperlink w:history="1" r:id="rIdzlpxprezrsmsbvgngmpou">
-              <w:r>
-                <w:rPr>
-                  <w:rFonts w:ascii="맑은 고딕" w:cs="맑은 고딕" w:eastAsia="맑은 고딕" w:hAnsi="맑은 고딕"/>
-                  <w:b w:val="false"/>
-                  <w:bCs w:val="false"/>
-                  <w:color w:val="1B54B5"/>
-                  <w:sz w:val="16"/>
-                  <w:szCs w:val="16"/>
-                  <w:u w:val="single"/>
-                </w:rPr>
-                <w:t xml:space="preserve">액체핸들링 로봇 노터블·노터블96·수터블과 로봇암·분석장비를 연결한 실험실 전(全)자동화 사업</w:t>
-              </w:r>
-            </w:hyperlink>
-            <w:r>
-              <w:rPr>
-                <w:rFonts w:ascii="맑은 고딕" w:cs="맑은 고딕" w:eastAsia="맑은 고딕" w:hAnsi="맑은 고딕"/>
-                <w:b w:val="false"/>
-                <w:bCs w:val="false"/>
-                <w:color w:val="222222"/>
-                <w:sz w:val="16"/>
-                <w:szCs w:val="16"/>
-              </w:rPr>
-              <w:t xml:space="preserve">. </w:t>
-            </w:r>
-            <w:hyperlink w:history="1" r:id="rId9czqccmvwiw226zcp3u1l">
-              <w:r>
-                <w:rPr>
-                  <w:rFonts w:ascii="맑은 고딕" w:cs="맑은 고딕" w:eastAsia="맑은 고딕" w:hAnsi="맑은 고딕"/>
-                  <w:b w:val="false"/>
-                  <w:bCs w:val="false"/>
-                  <w:color w:val="1B54B5"/>
-                  <w:sz w:val="16"/>
-                  <w:szCs w:val="16"/>
-                  <w:u w:val="single"/>
-                </w:rPr>
-                <w:t xml:space="preserve">100억 원 규모 시리즈A 마무리, 미국 대형 제약사 PoC 진행, 매출 전년 대비 3배 전망</w:t>
-              </w:r>
-            </w:hyperlink>
-          </w:p>
-        </w:tc>
-        <w:tc>
-          <w:tcPr>
-            <w:tcW w:type="dxa" w:w="1306"/>
-            <w:shd w:fill="F7F9FC" w:color="auto" w:val="clear"/>
             <w:tcMar>
               <w:top w:type="dxa" w:w="105"/>
               <w:left w:type="dxa" w:w="60"/>
@@ -2761,7 +2522,98 @@
           <w:sz w:val="13"/>
           <w:szCs w:val="13"/>
         </w:rPr>
-        <w:t xml:space="preserve">※ 자율실험 정도  ★★★ 설계–실험–분석–재설계가 폐루프로 무인 순환  |  ★★☆ 실험 전 과정 자동화 + AI 부분 적용(사람 개입 일부 잔존)  |  ★☆☆ 개별 공정 자동화 단계</w:t>
+        <w:t xml:space="preserve">※ 자율실험 정도  ★★★ 설계–실험–분석–재설계가 폐루프로 무인 순환  |  ★★☆ 실험 전 과정 자동화 + AI 부분 적용(사람 개입 일부 잔존)  |  ★☆☆ 구축 추진 단계</w:t>
+      </w:r>
+    </w:p>
+    <w:p>
+      <w:pPr>
+        <w:spacing w:after="0" w:before="40" w:line="200" w:lineRule="auto"/>
+      </w:pPr>
+      <w:r>
+        <w:rPr>
+          <w:rFonts w:ascii="맑은 고딕" w:cs="맑은 고딕" w:eastAsia="맑은 고딕" w:hAnsi="맑은 고딕"/>
+          <w:b w:val="false"/>
+          <w:bCs w:val="false"/>
+          <w:color w:val="666666"/>
+          <w:sz w:val="13"/>
+          <w:szCs w:val="13"/>
+        </w:rPr>
+        <w:t xml:space="preserve">※ 범위  이 보고서의 ‘실험실’은 R&amp;D 단계의 실험·분석 공간을 가리키며, 양산 라인(팹·공장)의 자동화는 성격이 달라 표에서 제외했다. </w:t>
+      </w:r>
+      <w:hyperlink w:history="1" r:id="rId3ty67paxxfdvtl4jcit7z">
+        <w:r>
+          <w:rPr>
+            <w:rFonts w:ascii="맑은 고딕" w:cs="맑은 고딕" w:eastAsia="맑은 고딕" w:hAnsi="맑은 고딕"/>
+            <w:b w:val="false"/>
+            <w:bCs w:val="false"/>
+            <w:color w:val="1B54B5"/>
+            <w:sz w:val="13"/>
+            <w:szCs w:val="13"/>
+            <w:u w:val="single"/>
+          </w:rPr>
+          <w:t xml:space="preserve">SK하이닉스 용인 클러스터의 적응형 계측 샘플링(AMS)·추적 자동화 품질(TAQ)</w:t>
+        </w:r>
+      </w:hyperlink>
+      <w:r>
+        <w:rPr>
+          <w:rFonts w:ascii="맑은 고딕" w:cs="맑은 고딕" w:eastAsia="맑은 고딕" w:hAnsi="맑은 고딕"/>
+          <w:b w:val="false"/>
+          <w:bCs w:val="false"/>
+          <w:color w:val="666666"/>
+          <w:sz w:val="13"/>
+          <w:szCs w:val="13"/>
+        </w:rPr>
+        <w:t xml:space="preserve">, </w:t>
+      </w:r>
+      <w:hyperlink w:history="1" r:id="rIdb3vuz6i51t9lddmd2svgs">
+        <w:r>
+          <w:rPr>
+            <w:rFonts w:ascii="맑은 고딕" w:cs="맑은 고딕" w:eastAsia="맑은 고딕" w:hAnsi="맑은 고딕"/>
+            <w:b w:val="false"/>
+            <w:bCs w:val="false"/>
+            <w:color w:val="1B54B5"/>
+            <w:sz w:val="13"/>
+            <w:szCs w:val="13"/>
+            <w:u w:val="single"/>
+          </w:rPr>
+          <w:t xml:space="preserve">삼성바이오로직스 제5공장의 AI·자율주행로봇</w:t>
+        </w:r>
+      </w:hyperlink>
+      <w:r>
+        <w:rPr>
+          <w:rFonts w:ascii="맑은 고딕" w:cs="맑은 고딕" w:eastAsia="맑은 고딕" w:hAnsi="맑은 고딕"/>
+          <w:b w:val="false"/>
+          <w:bCs w:val="false"/>
+          <w:color w:val="666666"/>
+          <w:sz w:val="13"/>
+          <w:szCs w:val="13"/>
+        </w:rPr>
+        <w:t xml:space="preserve">, </w:t>
+      </w:r>
+      <w:hyperlink w:history="1" r:id="rId_kan3-tqtkmmblhlzp8dp">
+        <w:r>
+          <w:rPr>
+            <w:rFonts w:ascii="맑은 고딕" w:cs="맑은 고딕" w:eastAsia="맑은 고딕" w:hAnsi="맑은 고딕"/>
+            <w:b w:val="false"/>
+            <w:bCs w:val="false"/>
+            <w:color w:val="1B54B5"/>
+            <w:sz w:val="13"/>
+            <w:szCs w:val="13"/>
+            <w:u w:val="single"/>
+          </w:rPr>
+          <w:t xml:space="preserve">롯데케미칼의 AI 품질검사</w:t>
+        </w:r>
+      </w:hyperlink>
+      <w:r>
+        <w:rPr>
+          <w:rFonts w:ascii="맑은 고딕" w:cs="맑은 고딕" w:eastAsia="맑은 고딕" w:hAnsi="맑은 고딕"/>
+          <w:b w:val="false"/>
+          <w:bCs w:val="false"/>
+          <w:color w:val="666666"/>
+          <w:sz w:val="13"/>
+          <w:szCs w:val="13"/>
+        </w:rPr>
+        <w:t xml:space="preserve">가 여기에 해당한다. 이들 기업은 자율실험실 협의체 「실증·확산」 분과의 수요기업으로 참여 중이다(아래 참고).</w:t>
       </w:r>
     </w:p>
     <w:p>
@@ -2969,102 +2821,102 @@
                 <w:sz w:val="16"/>
                 <w:szCs w:val="16"/>
               </w:rPr>
-              <w:t xml:space="preserve">자동화</w:t>
-            </w:r>
-          </w:p>
+              <w:t xml:space="preserve">AI 실험설계</w:t>
+            </w:r>
+          </w:p>
+        </w:tc>
+        <w:tc>
+          <w:tcPr>
+            <w:tcW w:type="dxa" w:w="2600"/>
+            <w:tcMar>
+              <w:top w:type="dxa" w:w="105"/>
+              <w:left w:type="dxa" w:w="60"/>
+              <w:bottom w:type="dxa" w:w="105"/>
+              <w:right w:type="dxa" w:w="60"/>
+            </w:tcMar>
+            <w:vAlign w:val="center"/>
+          </w:tcPr>
+          <w:p>
+            <w:pPr>
+              <w:spacing w:after="12" w:before="12" w:line="200" w:lineRule="auto"/>
+              <w:jc w:val="left"/>
+            </w:pPr>
+            <w:r>
+              <w:rPr>
+                <w:rFonts w:ascii="맑은 고딕" w:cs="맑은 고딕" w:eastAsia="맑은 고딕" w:hAnsi="맑은 고딕"/>
+                <w:b w:val="false"/>
+                <w:bCs w:val="false"/>
+                <w:color w:val="222222"/>
+                <w:sz w:val="16"/>
+                <w:szCs w:val="16"/>
+              </w:rPr>
+              <w:t xml:space="preserve">대웅제약</w:t>
+            </w:r>
+          </w:p>
+          <w:p>
+            <w:pPr>
+              <w:spacing w:after="12" w:before="12" w:line="200" w:lineRule="auto"/>
+              <w:jc w:val="left"/>
+            </w:pPr>
+            <w:r>
+              <w:rPr>
+                <w:rFonts w:ascii="맑은 고딕" w:cs="맑은 고딕" w:eastAsia="맑은 고딕" w:hAnsi="맑은 고딕"/>
+                <w:b w:val="false"/>
+                <w:bCs w:val="false"/>
+                <w:color w:val="222222"/>
+                <w:sz w:val="16"/>
+                <w:szCs w:val="16"/>
+              </w:rPr>
+              <w:t xml:space="preserve">(제약업계 최초 AI 전담조직)</w:t>
+            </w:r>
+          </w:p>
+        </w:tc>
+        <w:tc>
+          <w:tcPr>
+            <w:tcW w:type="dxa" w:w="1300"/>
+            <w:tcMar>
+              <w:top w:type="dxa" w:w="105"/>
+              <w:left w:type="dxa" w:w="60"/>
+              <w:bottom w:type="dxa" w:w="105"/>
+              <w:right w:type="dxa" w:w="60"/>
+            </w:tcMar>
+            <w:vAlign w:val="center"/>
+          </w:tcPr>
+          <w:p>
+            <w:pPr>
+              <w:spacing w:after="12" w:before="12" w:line="200" w:lineRule="auto"/>
+              <w:jc w:val="left"/>
+            </w:pPr>
+            <w:r>
+              <w:rPr>
+                <w:rFonts w:ascii="맑은 고딕" w:cs="맑은 고딕" w:eastAsia="맑은 고딕" w:hAnsi="맑은 고딕"/>
+                <w:b w:val="false"/>
+                <w:bCs w:val="false"/>
+                <w:color w:val="222222"/>
+                <w:sz w:val="16"/>
+                <w:szCs w:val="16"/>
+              </w:rPr>
+              <w:t xml:space="preserve">신약 후보물질 탐색</w:t>
+            </w:r>
+          </w:p>
+        </w:tc>
+        <w:tc>
+          <w:tcPr>
+            <w:tcW w:type="dxa" w:w="4968"/>
+            <w:tcMar>
+              <w:top w:type="dxa" w:w="105"/>
+              <w:left w:type="dxa" w:w="60"/>
+              <w:bottom w:type="dxa" w:w="105"/>
+              <w:right w:type="dxa" w:w="60"/>
+            </w:tcMar>
+            <w:vAlign w:val="center"/>
+          </w:tcPr>
           <w:p>
             <w:pPr>
               <w:spacing w:after="12" w:before="12" w:line="200" w:lineRule="auto"/>
               <w:jc w:val="center"/>
             </w:pPr>
-            <w:r>
-              <w:rPr>
-                <w:rFonts w:ascii="맑은 고딕" w:cs="맑은 고딕" w:eastAsia="맑은 고딕" w:hAnsi="맑은 고딕"/>
-                <w:b/>
-                <w:bCs/>
-                <w:color w:val="222222"/>
-                <w:sz w:val="16"/>
-                <w:szCs w:val="16"/>
-              </w:rPr>
-              <w:t xml:space="preserve">(생산·품질)</w:t>
-            </w:r>
-          </w:p>
-        </w:tc>
-        <w:tc>
-          <w:tcPr>
-            <w:tcW w:type="dxa" w:w="2600"/>
-            <w:tcMar>
-              <w:top w:type="dxa" w:w="105"/>
-              <w:left w:type="dxa" w:w="60"/>
-              <w:bottom w:type="dxa" w:w="105"/>
-              <w:right w:type="dxa" w:w="60"/>
-            </w:tcMar>
-            <w:vAlign w:val="center"/>
-          </w:tcPr>
-          <w:p>
-            <w:pPr>
-              <w:spacing w:after="12" w:before="12" w:line="200" w:lineRule="auto"/>
-              <w:jc w:val="left"/>
-            </w:pPr>
-            <w:r>
-              <w:rPr>
-                <w:rFonts w:ascii="맑은 고딕" w:cs="맑은 고딕" w:eastAsia="맑은 고딕" w:hAnsi="맑은 고딕"/>
-                <w:b w:val="false"/>
-                <w:bCs w:val="false"/>
-                <w:color w:val="222222"/>
-                <w:sz w:val="16"/>
-                <w:szCs w:val="16"/>
-              </w:rPr>
-              <w:t xml:space="preserve">삼성바이오로직스</w:t>
-            </w:r>
-          </w:p>
-        </w:tc>
-        <w:tc>
-          <w:tcPr>
-            <w:tcW w:type="dxa" w:w="1300"/>
-            <w:tcMar>
-              <w:top w:type="dxa" w:w="105"/>
-              <w:left w:type="dxa" w:w="60"/>
-              <w:bottom w:type="dxa" w:w="105"/>
-              <w:right w:type="dxa" w:w="60"/>
-            </w:tcMar>
-            <w:vAlign w:val="center"/>
-          </w:tcPr>
-          <w:p>
-            <w:pPr>
-              <w:spacing w:after="12" w:before="12" w:line="200" w:lineRule="auto"/>
-              <w:jc w:val="left"/>
-            </w:pPr>
-            <w:r>
-              <w:rPr>
-                <w:rFonts w:ascii="맑은 고딕" w:cs="맑은 고딕" w:eastAsia="맑은 고딕" w:hAnsi="맑은 고딕"/>
-                <w:b w:val="false"/>
-                <w:bCs w:val="false"/>
-                <w:color w:val="222222"/>
-                <w:sz w:val="16"/>
-                <w:szCs w:val="16"/>
-              </w:rPr>
-              <w:t xml:space="preserve">바이오의약품 생산</w:t>
-            </w:r>
-          </w:p>
-        </w:tc>
-        <w:tc>
-          <w:tcPr>
-            <w:tcW w:type="dxa" w:w="4968"/>
-            <w:tcMar>
-              <w:top w:type="dxa" w:w="105"/>
-              <w:left w:type="dxa" w:w="60"/>
-              <w:bottom w:type="dxa" w:w="105"/>
-              <w:right w:type="dxa" w:w="60"/>
-            </w:tcMar>
-            <w:vAlign w:val="center"/>
-          </w:tcPr>
-          <w:p>
-            <w:pPr>
-              <w:spacing w:after="12" w:before="12" w:line="200" w:lineRule="auto"/>
-              <w:jc w:val="center"/>
-            </w:pPr>
-            <w:hyperlink w:history="1" r:id="rIdcwooaubcz1vjccvigvucu">
+            <w:hyperlink w:history="1" r:id="rIdkv0q8knmb1xd52nhmvuf9">
               <w:r>
                 <w:rPr>
                   <w:rFonts w:ascii="맑은 고딕" w:cs="맑은 고딕" w:eastAsia="맑은 고딕" w:hAnsi="맑은 고딕"/>
@@ -3075,44 +2927,19 @@
                   <w:szCs w:val="16"/>
                   <w:u w:val="single"/>
                 </w:rPr>
-                <w:t xml:space="preserve">제5공장에 AI·자율주행로봇·자동화를 적용</w:t>
-              </w:r>
-            </w:hyperlink>
-            <w:r>
-              <w:rPr>
-                <w:rFonts w:ascii="맑은 고딕" w:cs="맑은 고딕" w:eastAsia="맑은 고딕" w:hAnsi="맑은 고딕"/>
-                <w:b w:val="false"/>
-                <w:bCs w:val="false"/>
-                <w:color w:val="222222"/>
-                <w:sz w:val="16"/>
-                <w:szCs w:val="16"/>
-              </w:rPr>
-              <w:t xml:space="preserve">하고, 다변량 데이터 분석과 머신러닝으로 생산공정의 미세한 변화를 실시간 감지. </w:t>
-            </w:r>
-            <w:hyperlink w:history="1" r:id="rIdgrsmmzbkv9n1piuu8y_bm">
-              <w:r>
-                <w:rPr>
-                  <w:rFonts w:ascii="맑은 고딕" w:cs="맑은 고딕" w:eastAsia="맑은 고딕" w:hAnsi="맑은 고딕"/>
-                  <w:b w:val="false"/>
-                  <w:bCs w:val="false"/>
-                  <w:color w:val="1B54B5"/>
-                  <w:sz w:val="16"/>
-                  <w:szCs w:val="16"/>
-                  <w:u w:val="single"/>
-                </w:rPr>
-                <w:t xml:space="preserve">AI를 활용해 인적 오류 ‘제로’를 목표</w:t>
-              </w:r>
-            </w:hyperlink>
-            <w:r>
-              <w:rPr>
-                <w:rFonts w:ascii="맑은 고딕" w:cs="맑은 고딕" w:eastAsia="맑은 고딕" w:hAnsi="맑은 고딕"/>
-                <w:b w:val="false"/>
-                <w:bCs w:val="false"/>
-                <w:color w:val="222222"/>
-                <w:sz w:val="16"/>
-                <w:szCs w:val="16"/>
-              </w:rPr>
-              <w:t xml:space="preserve">로 생성형 AI 기반 업무 자동화도 병행</w:t>
+                <w:t xml:space="preserve">8억 종 규모 화합물 데이터베이스를 기반으로 한 AI 신약개발 플랫폼 ‘데이지(DAISY)’ 운영</w:t>
+              </w:r>
+            </w:hyperlink>
+            <w:r>
+              <w:rPr>
+                <w:rFonts w:ascii="맑은 고딕" w:cs="맑은 고딕" w:eastAsia="맑은 고딕" w:hAnsi="맑은 고딕"/>
+                <w:b w:val="false"/>
+                <w:bCs w:val="false"/>
+                <w:color w:val="222222"/>
+                <w:sz w:val="16"/>
+                <w:szCs w:val="16"/>
+              </w:rPr>
+              <w:t xml:space="preserve">. AI 기반 활성물질 탐색과 선도물질 확보 체계를 24시간 가동해 연구 효율을 높임</w:t>
             </w:r>
           </w:p>
         </w:tc>
@@ -3147,7 +2974,7 @@
                 <w:sz w:val="16"/>
                 <w:szCs w:val="16"/>
               </w:rPr>
-              <w:t xml:space="preserve">AI 실험설계</w:t>
+              <w:t xml:space="preserve">드라이랩</w:t>
             </w:r>
           </w:p>
         </w:tc>
@@ -3177,24 +3004,7 @@
                 <w:sz w:val="16"/>
                 <w:szCs w:val="16"/>
               </w:rPr>
-              <w:t xml:space="preserve">대웅제약</w:t>
-            </w:r>
-          </w:p>
-          <w:p>
-            <w:pPr>
-              <w:spacing w:after="12" w:before="12" w:line="200" w:lineRule="auto"/>
-              <w:jc w:val="left"/>
-            </w:pPr>
-            <w:r>
-              <w:rPr>
-                <w:rFonts w:ascii="맑은 고딕" w:cs="맑은 고딕" w:eastAsia="맑은 고딕" w:hAnsi="맑은 고딕"/>
-                <w:b w:val="false"/>
-                <w:bCs w:val="false"/>
-                <w:color w:val="222222"/>
-                <w:sz w:val="16"/>
-                <w:szCs w:val="16"/>
-              </w:rPr>
-              <w:t xml:space="preserve">(제약업계 최초 AI 전담조직)</w:t>
+              <w:t xml:space="preserve">스탠다임(Standigm)</w:t>
             </w:r>
           </w:p>
         </w:tc>
@@ -3224,7 +3034,7 @@
                 <w:sz w:val="16"/>
                 <w:szCs w:val="16"/>
               </w:rPr>
-              <w:t xml:space="preserve">신약 후보물질 탐색</w:t>
+              <w:t xml:space="preserve">AI 신약 탐색</w:t>
             </w:r>
           </w:p>
         </w:tc>
@@ -3245,7 +3055,7 @@
               <w:spacing w:after="12" w:before="12" w:line="200" w:lineRule="auto"/>
               <w:jc w:val="center"/>
             </w:pPr>
-            <w:hyperlink w:history="1" r:id="rIdmds3i2x88rancljo-ueyd">
+            <w:hyperlink w:history="1" r:id="rIdh2jim9pfe07ecm3tchmol">
               <w:r>
                 <w:rPr>
                   <w:rFonts w:ascii="맑은 고딕" w:cs="맑은 고딕" w:eastAsia="맑은 고딕" w:hAnsi="맑은 고딕"/>
@@ -3256,19 +3066,19 @@
                   <w:szCs w:val="16"/>
                   <w:u w:val="single"/>
                 </w:rPr>
-                <w:t xml:space="preserve">8억 종 규모 화합물 데이터베이스를 기반으로 한 AI 신약개발 플랫폼 ‘데이지(DAISY)’ 운영</w:t>
-              </w:r>
-            </w:hyperlink>
-            <w:r>
-              <w:rPr>
-                <w:rFonts w:ascii="맑은 고딕" w:cs="맑은 고딕" w:eastAsia="맑은 고딕" w:hAnsi="맑은 고딕"/>
-                <w:b w:val="false"/>
-                <w:bCs w:val="false"/>
-                <w:color w:val="222222"/>
-                <w:sz w:val="16"/>
-                <w:szCs w:val="16"/>
-              </w:rPr>
-              <w:t xml:space="preserve">. AI 기반 활성물질 탐색과 선도물질 확보 체계를 24시간 가동해 연구 효율을 높임</w:t>
+                <w:t xml:space="preserve">타깃 발굴 ‘Standigm ASK’, 신규 물질 생성 ‘Standigm BEST’</w:t>
+              </w:r>
+            </w:hyperlink>
+            <w:r>
+              <w:rPr>
+                <w:rFonts w:ascii="맑은 고딕" w:cs="맑은 고딕" w:eastAsia="맑은 고딕" w:hAnsi="맑은 고딕"/>
+                <w:b w:val="false"/>
+                <w:bCs w:val="false"/>
+                <w:color w:val="222222"/>
+                <w:sz w:val="16"/>
+                <w:szCs w:val="16"/>
+              </w:rPr>
+              <w:t xml:space="preserve"> 등으로 타깃 발굴–유효물질 탐색–선도물질 최적화–전임상 후보 확보까지 신약 탐색 전주기를 AI 워크플로우로 포괄</w:t>
             </w:r>
           </w:p>
         </w:tc>
@@ -3331,7 +3141,7 @@
                 <w:sz w:val="16"/>
                 <w:szCs w:val="16"/>
               </w:rPr>
-              <w:t xml:space="preserve">스탠다임(Standigm)</w:t>
+              <w:t xml:space="preserve">히츠(HITS)</w:t>
             </w:r>
           </w:p>
         </w:tc>
@@ -3360,7 +3170,7 @@
                 <w:sz w:val="16"/>
                 <w:szCs w:val="16"/>
               </w:rPr>
-              <w:t xml:space="preserve">AI 신약 탐색</w:t>
+              <w:t xml:space="preserve">AI 신약 플랫폼</w:t>
             </w:r>
           </w:p>
         </w:tc>
@@ -3380,7 +3190,7 @@
               <w:spacing w:after="12" w:before="12" w:line="200" w:lineRule="auto"/>
               <w:jc w:val="center"/>
             </w:pPr>
-            <w:hyperlink w:history="1" r:id="rId1ea5nxbycvswoy9cev7eq">
+            <w:hyperlink w:history="1" r:id="rId99tkpyb3djaqh9jvyuaek">
               <w:r>
                 <w:rPr>
                   <w:rFonts w:ascii="맑은 고딕" w:cs="맑은 고딕" w:eastAsia="맑은 고딕" w:hAnsi="맑은 고딕"/>
@@ -3391,19 +3201,19 @@
                   <w:szCs w:val="16"/>
                   <w:u w:val="single"/>
                 </w:rPr>
-                <w:t xml:space="preserve">타깃 발굴 ‘Standigm ASK’, 신규 물질 생성 ‘Standigm BEST’</w:t>
-              </w:r>
-            </w:hyperlink>
-            <w:r>
-              <w:rPr>
-                <w:rFonts w:ascii="맑은 고딕" w:cs="맑은 고딕" w:eastAsia="맑은 고딕" w:hAnsi="맑은 고딕"/>
-                <w:b w:val="false"/>
-                <w:bCs w:val="false"/>
-                <w:color w:val="222222"/>
-                <w:sz w:val="16"/>
-                <w:szCs w:val="16"/>
-              </w:rPr>
-              <w:t xml:space="preserve"> 등으로 타깃 발굴–유효물질 탐색–선도물질 최적화–전임상 후보 확보까지 신약 탐색 전주기를 AI 워크플로우로 포괄</w:t>
+                <w:t xml:space="preserve">클라우드 플랫폼 ‘하이퍼랩(HyperLab)’ — 물리 기반 딥러닝으로 30초 이내에 약물–표적 단백질 상호작용을 예측</w:t>
+              </w:r>
+            </w:hyperlink>
+            <w:r>
+              <w:rPr>
+                <w:rFonts w:ascii="맑은 고딕" w:cs="맑은 고딕" w:eastAsia="맑은 고딕" w:hAnsi="맑은 고딕"/>
+                <w:b w:val="false"/>
+                <w:bCs w:val="false"/>
+                <w:color w:val="222222"/>
+                <w:sz w:val="16"/>
+                <w:szCs w:val="16"/>
+              </w:rPr>
+              <w:t xml:space="preserve">하고 타깃 정의·가상탐색·분자설계·ADME/T 예측을 통합 지원</w:t>
             </w:r>
           </w:p>
         </w:tc>
@@ -3468,7 +3278,7 @@
                 <w:sz w:val="16"/>
                 <w:szCs w:val="16"/>
               </w:rPr>
-              <w:t xml:space="preserve">히츠(HITS)</w:t>
+              <w:t xml:space="preserve">갤럭스(Galux)</w:t>
             </w:r>
           </w:p>
         </w:tc>
@@ -3498,7 +3308,7 @@
                 <w:sz w:val="16"/>
                 <w:szCs w:val="16"/>
               </w:rPr>
-              <w:t xml:space="preserve">AI 신약 플랫폼</w:t>
+              <w:t xml:space="preserve">AI 단백질·항체 설계</w:t>
             </w:r>
           </w:p>
         </w:tc>
@@ -3519,7 +3329,7 @@
               <w:spacing w:after="12" w:before="12" w:line="200" w:lineRule="auto"/>
               <w:jc w:val="center"/>
             </w:pPr>
-            <w:hyperlink w:history="1" r:id="rIdbrlmavbrxnhonowm2iaox">
+            <w:hyperlink w:history="1" r:id="rIdx79nolju-yhzq1ircu2n6">
               <w:r>
                 <w:rPr>
                   <w:rFonts w:ascii="맑은 고딕" w:cs="맑은 고딕" w:eastAsia="맑은 고딕" w:hAnsi="맑은 고딕"/>
@@ -3530,19 +3340,19 @@
                   <w:szCs w:val="16"/>
                   <w:u w:val="single"/>
                 </w:rPr>
-                <w:t xml:space="preserve">클라우드 플랫폼 ‘하이퍼랩(HyperLab)’ — 물리 기반 딥러닝으로 30초 이내에 약물–표적 단백질 상호작용을 예측</w:t>
-              </w:r>
-            </w:hyperlink>
-            <w:r>
-              <w:rPr>
-                <w:rFonts w:ascii="맑은 고딕" w:cs="맑은 고딕" w:eastAsia="맑은 고딕" w:hAnsi="맑은 고딕"/>
-                <w:b w:val="false"/>
-                <w:bCs w:val="false"/>
-                <w:color w:val="222222"/>
-                <w:sz w:val="16"/>
-                <w:szCs w:val="16"/>
-              </w:rPr>
-              <w:t xml:space="preserve">하고 타깃 정의·가상탐색·분자설계·ADME/T 예측을 통합 지원</w:t>
+                <w:t xml:space="preserve">결합력·안정성·면역원성을 갖춘 단백질을 데이터 의존 없이 설계하는 디노보 플랫폼 ‘갤럭스디자인’</w:t>
+              </w:r>
+            </w:hyperlink>
+            <w:r>
+              <w:rPr>
+                <w:rFonts w:ascii="맑은 고딕" w:cs="맑은 고딕" w:eastAsia="맑은 고딕" w:hAnsi="맑은 고딕"/>
+                <w:b w:val="false"/>
+                <w:bCs w:val="false"/>
+                <w:color w:val="222222"/>
+                <w:sz w:val="16"/>
+                <w:szCs w:val="16"/>
+              </w:rPr>
+              <w:t xml:space="preserve">. AACR 2026에서 AI 설계 이중항체 후보물질의 전임상 결과 발표</w:t>
             </w:r>
           </w:p>
         </w:tc>
@@ -3579,6 +3389,23 @@
               <w:t xml:space="preserve">드라이랩</w:t>
             </w:r>
           </w:p>
+          <w:p>
+            <w:pPr>
+              <w:spacing w:after="12" w:before="12" w:line="200" w:lineRule="auto"/>
+              <w:jc w:val="center"/>
+            </w:pPr>
+            <w:r>
+              <w:rPr>
+                <w:rFonts w:ascii="맑은 고딕" w:cs="맑은 고딕" w:eastAsia="맑은 고딕" w:hAnsi="맑은 고딕"/>
+                <w:b/>
+                <w:bCs/>
+                <w:color w:val="222222"/>
+                <w:sz w:val="16"/>
+                <w:szCs w:val="16"/>
+              </w:rPr>
+              <w:t xml:space="preserve">(소재)</w:t>
+            </w:r>
+          </w:p>
         </w:tc>
         <w:tc>
           <w:tcPr>
@@ -3605,7 +3432,7 @@
                 <w:sz w:val="16"/>
                 <w:szCs w:val="16"/>
               </w:rPr>
-              <w:t xml:space="preserve">갤럭스(Galux)</w:t>
+              <w:t xml:space="preserve">버추얼랩</w:t>
             </w:r>
           </w:p>
         </w:tc>
@@ -3634,7 +3461,7 @@
                 <w:sz w:val="16"/>
                 <w:szCs w:val="16"/>
               </w:rPr>
-              <w:t xml:space="preserve">AI 단백질·항체 설계</w:t>
+              <w:t xml:space="preserve">소재 시뮬레이션·데이터</w:t>
             </w:r>
           </w:p>
         </w:tc>
@@ -3654,7 +3481,7 @@
               <w:spacing w:after="12" w:before="12" w:line="200" w:lineRule="auto"/>
               <w:jc w:val="center"/>
             </w:pPr>
-            <w:hyperlink w:history="1" r:id="rIduxyopzesd6g_h6s4s45va">
+            <w:hyperlink w:history="1" r:id="rIdshdyjh7styaabd3cxbqxo">
               <w:r>
                 <w:rPr>
                   <w:rFonts w:ascii="맑은 고딕" w:cs="맑은 고딕" w:eastAsia="맑은 고딕" w:hAnsi="맑은 고딕"/>
@@ -3665,19 +3492,19 @@
                   <w:szCs w:val="16"/>
                   <w:u w:val="single"/>
                 </w:rPr>
-                <w:t xml:space="preserve">결합력·안정성·면역원성을 갖춘 단백질을 데이터 의존 없이 설계하는 디노보 플랫폼 ‘갤럭스디자인’</w:t>
-              </w:r>
-            </w:hyperlink>
-            <w:r>
-              <w:rPr>
-                <w:rFonts w:ascii="맑은 고딕" w:cs="맑은 고딕" w:eastAsia="맑은 고딕" w:hAnsi="맑은 고딕"/>
-                <w:b w:val="false"/>
-                <w:bCs w:val="false"/>
-                <w:color w:val="222222"/>
-                <w:sz w:val="16"/>
-                <w:szCs w:val="16"/>
-              </w:rPr>
-              <w:t xml:space="preserve">. AACR 2026에서 AI 설계 이중항체 후보물질의 전임상 결과 발표</w:t>
+                <w:t xml:space="preserve">클라우드 소재 시뮬레이션 ‘머터리얼스 스퀘어’와 데이터 기반 소재 R&amp;D 플랫폼 ‘D3스퀘어’ 운영</w:t>
+              </w:r>
+            </w:hyperlink>
+            <w:r>
+              <w:rPr>
+                <w:rFonts w:ascii="맑은 고딕" w:cs="맑은 고딕" w:eastAsia="맑은 고딕" w:hAnsi="맑은 고딕"/>
+                <w:b w:val="false"/>
+                <w:bCs w:val="false"/>
+                <w:color w:val="222222"/>
+                <w:sz w:val="16"/>
+                <w:szCs w:val="16"/>
+              </w:rPr>
+              <w:t xml:space="preserve">. KIST 출신 연구진이 창업, 반도체·배터리·금속 소재 연구자에게 계산 환경을 제공</w:t>
             </w:r>
           </w:p>
         </w:tc>
@@ -3712,7 +3539,7 @@
                 <w:sz w:val="16"/>
                 <w:szCs w:val="16"/>
               </w:rPr>
-              <w:t xml:space="preserve">드라이랩</w:t>
+              <w:t xml:space="preserve">자동화</w:t>
             </w:r>
           </w:p>
           <w:p>
@@ -3729,7 +3556,7 @@
                 <w:sz w:val="16"/>
                 <w:szCs w:val="16"/>
               </w:rPr>
-              <w:t xml:space="preserve">(소재)</w:t>
+              <w:t xml:space="preserve">(장비 공급)</w:t>
             </w:r>
           </w:p>
         </w:tc>
@@ -3759,7 +3586,24 @@
                 <w:sz w:val="16"/>
                 <w:szCs w:val="16"/>
               </w:rPr>
-              <w:t xml:space="preserve">버추얼랩</w:t>
+              <w:t xml:space="preserve">파크시스템스·에이치비솔루션</w:t>
+            </w:r>
+          </w:p>
+          <w:p>
+            <w:pPr>
+              <w:spacing w:after="12" w:before="12" w:line="200" w:lineRule="auto"/>
+              <w:jc w:val="left"/>
+            </w:pPr>
+            <w:r>
+              <w:rPr>
+                <w:rFonts w:ascii="맑은 고딕" w:cs="맑은 고딕" w:eastAsia="맑은 고딕" w:hAnsi="맑은 고딕"/>
+                <w:b w:val="false"/>
+                <w:bCs w:val="false"/>
+                <w:color w:val="222222"/>
+                <w:sz w:val="16"/>
+                <w:szCs w:val="16"/>
+              </w:rPr>
+              <w:t xml:space="preserve">·로봇앤드디자인</w:t>
             </w:r>
           </w:p>
         </w:tc>
@@ -3789,7 +3633,7 @@
                 <w:sz w:val="16"/>
                 <w:szCs w:val="16"/>
               </w:rPr>
-              <w:t xml:space="preserve">소재 시뮬레이션·데이터</w:t>
+              <w:t xml:space="preserve">계측·장비 자동화</w:t>
             </w:r>
           </w:p>
         </w:tc>
@@ -3810,7 +3654,7 @@
               <w:spacing w:after="12" w:before="12" w:line="200" w:lineRule="auto"/>
               <w:jc w:val="center"/>
             </w:pPr>
-            <w:hyperlink w:history="1" r:id="rIdw_etdt_u328u6h3mxodds">
+            <w:hyperlink w:history="1" r:id="rIdsvbceg9r33cxglzrgps2s">
               <w:r>
                 <w:rPr>
                   <w:rFonts w:ascii="맑은 고딕" w:cs="맑은 고딕" w:eastAsia="맑은 고딕" w:hAnsi="맑은 고딕"/>
@@ -3821,19 +3665,19 @@
                   <w:szCs w:val="16"/>
                   <w:u w:val="single"/>
                 </w:rPr>
-                <w:t xml:space="preserve">클라우드 소재 시뮬레이션 ‘머터리얼스 스퀘어’와 데이터 기반 소재 R&amp;D 플랫폼 ‘D3스퀘어’ 운영</w:t>
-              </w:r>
-            </w:hyperlink>
-            <w:r>
-              <w:rPr>
-                <w:rFonts w:ascii="맑은 고딕" w:cs="맑은 고딕" w:eastAsia="맑은 고딕" w:hAnsi="맑은 고딕"/>
-                <w:b w:val="false"/>
-                <w:bCs w:val="false"/>
-                <w:color w:val="222222"/>
-                <w:sz w:val="16"/>
-                <w:szCs w:val="16"/>
-              </w:rPr>
-              <w:t xml:space="preserve">. KIST 출신 연구진이 창업, 반도체·배터리·금속 소재 연구자에게 계산 환경을 제공</w:t>
+                <w:t xml:space="preserve">자율실험실 협의체 「기술·플랫폼·표준」 분과(32명)에 참여</w:t>
+              </w:r>
+            </w:hyperlink>
+            <w:r>
+              <w:rPr>
+                <w:rFonts w:ascii="맑은 고딕" w:cs="맑은 고딕" w:eastAsia="맑은 고딕" w:hAnsi="맑은 고딕"/>
+                <w:b w:val="false"/>
+                <w:bCs w:val="false"/>
+                <w:color w:val="222222"/>
+                <w:sz w:val="16"/>
+                <w:szCs w:val="16"/>
+              </w:rPr>
+              <w:t xml:space="preserve">해 장비 인터페이스와 데이터 표준 정립, 레퍼런스 자율실험실 구축을 추진</w:t>
             </w:r>
           </w:p>
         </w:tc>
@@ -3867,7 +3711,7 @@
                 <w:sz w:val="16"/>
                 <w:szCs w:val="16"/>
               </w:rPr>
-              <w:t xml:space="preserve">자동화</w:t>
+              <w:t xml:space="preserve">AI 실험설계</w:t>
             </w:r>
           </w:p>
           <w:p>
@@ -3884,7 +3728,7 @@
                 <w:sz w:val="16"/>
                 <w:szCs w:val="16"/>
               </w:rPr>
-              <w:t xml:space="preserve">(장비 공급)</w:t>
+              <w:t xml:space="preserve">(연구지원)</w:t>
             </w:r>
           </w:p>
         </w:tc>
@@ -3913,9 +3757,21 @@
                 <w:sz w:val="16"/>
                 <w:szCs w:val="16"/>
               </w:rPr>
-              <w:t xml:space="preserve">파크시스템스·에이치비솔루션</w:t>
-            </w:r>
-          </w:p>
+              <w:t xml:space="preserve">롯데정밀화학</w:t>
+            </w:r>
+          </w:p>
+        </w:tc>
+        <w:tc>
+          <w:tcPr>
+            <w:tcW w:type="dxa" w:w="1300"/>
+            <w:tcMar>
+              <w:top w:type="dxa" w:w="105"/>
+              <w:left w:type="dxa" w:w="60"/>
+              <w:bottom w:type="dxa" w:w="105"/>
+              <w:right w:type="dxa" w:w="60"/>
+            </w:tcMar>
+            <w:vAlign w:val="center"/>
+          </w:tcPr>
           <w:p>
             <w:pPr>
               <w:spacing w:after="12" w:before="12" w:line="200" w:lineRule="auto"/>
@@ -3930,36 +3786,7 @@
                 <w:sz w:val="16"/>
                 <w:szCs w:val="16"/>
               </w:rPr>
-              <w:t xml:space="preserve">·로봇앤드디자인</w:t>
-            </w:r>
-          </w:p>
-        </w:tc>
-        <w:tc>
-          <w:tcPr>
-            <w:tcW w:type="dxa" w:w="1300"/>
-            <w:tcMar>
-              <w:top w:type="dxa" w:w="105"/>
-              <w:left w:type="dxa" w:w="60"/>
-              <w:bottom w:type="dxa" w:w="105"/>
-              <w:right w:type="dxa" w:w="60"/>
-            </w:tcMar>
-            <w:vAlign w:val="center"/>
-          </w:tcPr>
-          <w:p>
-            <w:pPr>
-              <w:spacing w:after="12" w:before="12" w:line="200" w:lineRule="auto"/>
-              <w:jc w:val="left"/>
-            </w:pPr>
-            <w:r>
-              <w:rPr>
-                <w:rFonts w:ascii="맑은 고딕" w:cs="맑은 고딕" w:eastAsia="맑은 고딕" w:hAnsi="맑은 고딕"/>
-                <w:b w:val="false"/>
-                <w:bCs w:val="false"/>
-                <w:color w:val="222222"/>
-                <w:sz w:val="16"/>
-                <w:szCs w:val="16"/>
-              </w:rPr>
-              <w:t xml:space="preserve">계측·장비 자동화</w:t>
+              <w:t xml:space="preserve">정밀화학 신소재</w:t>
             </w:r>
           </w:p>
         </w:tc>
@@ -3979,7 +3806,7 @@
               <w:spacing w:after="12" w:before="12" w:line="200" w:lineRule="auto"/>
               <w:jc w:val="center"/>
             </w:pPr>
-            <w:hyperlink w:history="1" r:id="rIdxhln8ckfww8uryw7nkwbr">
+            <w:hyperlink w:history="1" r:id="rIddkylmig6hf_yvxv6ut1di">
               <w:r>
                 <w:rPr>
                   <w:rFonts w:ascii="맑은 고딕" w:cs="맑은 고딕" w:eastAsia="맑은 고딕" w:hAnsi="맑은 고딕"/>
@@ -3990,175 +3817,19 @@
                   <w:szCs w:val="16"/>
                   <w:u w:val="single"/>
                 </w:rPr>
-                <w:t xml:space="preserve">자율실험실 협의체 「기술·플랫폼·표준」 분과(32명)에 참여</w:t>
-              </w:r>
-            </w:hyperlink>
-            <w:r>
-              <w:rPr>
-                <w:rFonts w:ascii="맑은 고딕" w:cs="맑은 고딕" w:eastAsia="맑은 고딕" w:hAnsi="맑은 고딕"/>
-                <w:b w:val="false"/>
-                <w:bCs w:val="false"/>
-                <w:color w:val="222222"/>
-                <w:sz w:val="16"/>
-                <w:szCs w:val="16"/>
-              </w:rPr>
-              <w:t xml:space="preserve">해 장비 인터페이스와 데이터 표준 정립, 레퍼런스 자율실험실 구축을 추진</w:t>
-            </w:r>
-          </w:p>
-        </w:tc>
-      </w:tr>
-      <w:tr>
-        <w:trPr>
-          <w:cantSplit/>
-        </w:trPr>
-        <w:tc>
-          <w:tcPr>
-            <w:tcW w:type="dxa" w:w="1450"/>
-            <w:shd w:fill="F7F9FC" w:color="auto" w:val="clear"/>
-            <w:tcMar>
-              <w:top w:type="dxa" w:w="105"/>
-              <w:left w:type="dxa" w:w="60"/>
-              <w:bottom w:type="dxa" w:w="105"/>
-              <w:right w:type="dxa" w:w="60"/>
-            </w:tcMar>
-            <w:vAlign w:val="center"/>
-          </w:tcPr>
-          <w:p>
-            <w:pPr>
-              <w:spacing w:after="12" w:before="12" w:line="200" w:lineRule="auto"/>
-              <w:jc w:val="center"/>
-            </w:pPr>
-            <w:r>
-              <w:rPr>
-                <w:rFonts w:ascii="맑은 고딕" w:cs="맑은 고딕" w:eastAsia="맑은 고딕" w:hAnsi="맑은 고딕"/>
-                <w:b/>
-                <w:bCs/>
-                <w:color w:val="222222"/>
-                <w:sz w:val="16"/>
-                <w:szCs w:val="16"/>
-              </w:rPr>
-              <w:t xml:space="preserve">AI 지원</w:t>
-            </w:r>
-          </w:p>
-          <w:p>
-            <w:pPr>
-              <w:spacing w:after="12" w:before="12" w:line="200" w:lineRule="auto"/>
-              <w:jc w:val="center"/>
-            </w:pPr>
-            <w:r>
-              <w:rPr>
-                <w:rFonts w:ascii="맑은 고딕" w:cs="맑은 고딕" w:eastAsia="맑은 고딕" w:hAnsi="맑은 고딕"/>
-                <w:b/>
-                <w:bCs/>
-                <w:color w:val="222222"/>
-                <w:sz w:val="16"/>
-                <w:szCs w:val="16"/>
-              </w:rPr>
-              <w:t xml:space="preserve">(공정)</w:t>
-            </w:r>
-          </w:p>
-        </w:tc>
-        <w:tc>
-          <w:tcPr>
-            <w:tcW w:type="dxa" w:w="2600"/>
-            <w:shd w:fill="F7F9FC" w:color="auto" w:val="clear"/>
-            <w:tcMar>
-              <w:top w:type="dxa" w:w="105"/>
-              <w:left w:type="dxa" w:w="60"/>
-              <w:bottom w:type="dxa" w:w="105"/>
-              <w:right w:type="dxa" w:w="60"/>
-            </w:tcMar>
-            <w:vAlign w:val="center"/>
-          </w:tcPr>
-          <w:p>
-            <w:pPr>
-              <w:spacing w:after="12" w:before="12" w:line="200" w:lineRule="auto"/>
-              <w:jc w:val="left"/>
-            </w:pPr>
-            <w:r>
-              <w:rPr>
-                <w:rFonts w:ascii="맑은 고딕" w:cs="맑은 고딕" w:eastAsia="맑은 고딕" w:hAnsi="맑은 고딕"/>
-                <w:b w:val="false"/>
-                <w:bCs w:val="false"/>
-                <w:color w:val="222222"/>
-                <w:sz w:val="16"/>
-                <w:szCs w:val="16"/>
-              </w:rPr>
-              <w:t xml:space="preserve">롯데케미칼·롯데정밀화학</w:t>
-            </w:r>
-          </w:p>
-        </w:tc>
-        <w:tc>
-          <w:tcPr>
-            <w:tcW w:type="dxa" w:w="1300"/>
-            <w:shd w:fill="F7F9FC" w:color="auto" w:val="clear"/>
-            <w:tcMar>
-              <w:top w:type="dxa" w:w="105"/>
-              <w:left w:type="dxa" w:w="60"/>
-              <w:bottom w:type="dxa" w:w="105"/>
-              <w:right w:type="dxa" w:w="60"/>
-            </w:tcMar>
-            <w:vAlign w:val="center"/>
-          </w:tcPr>
-          <w:p>
-            <w:pPr>
-              <w:spacing w:after="12" w:before="12" w:line="200" w:lineRule="auto"/>
-              <w:jc w:val="left"/>
-            </w:pPr>
-            <w:r>
-              <w:rPr>
-                <w:rFonts w:ascii="맑은 고딕" w:cs="맑은 고딕" w:eastAsia="맑은 고딕" w:hAnsi="맑은 고딕"/>
-                <w:b w:val="false"/>
-                <w:bCs w:val="false"/>
-                <w:color w:val="222222"/>
-                <w:sz w:val="16"/>
-                <w:szCs w:val="16"/>
-              </w:rPr>
-              <w:t xml:space="preserve">석유화학·정밀화학</w:t>
-            </w:r>
-          </w:p>
-        </w:tc>
-        <w:tc>
-          <w:tcPr>
-            <w:tcW w:type="dxa" w:w="4968"/>
-            <w:shd w:fill="F7F9FC" w:color="auto" w:val="clear"/>
-            <w:tcMar>
-              <w:top w:type="dxa" w:w="105"/>
-              <w:left w:type="dxa" w:w="60"/>
-              <w:bottom w:type="dxa" w:w="105"/>
-              <w:right w:type="dxa" w:w="60"/>
-            </w:tcMar>
-            <w:vAlign w:val="center"/>
-          </w:tcPr>
-          <w:p>
-            <w:pPr>
-              <w:spacing w:after="12" w:before="12" w:line="200" w:lineRule="auto"/>
-              <w:jc w:val="center"/>
-            </w:pPr>
-            <w:hyperlink w:history="1" r:id="rId61ox1e_btpeyadxadrqbz">
-              <w:r>
-                <w:rPr>
-                  <w:rFonts w:ascii="맑은 고딕" w:cs="맑은 고딕" w:eastAsia="맑은 고딕" w:hAnsi="맑은 고딕"/>
-                  <w:b w:val="false"/>
-                  <w:bCs w:val="false"/>
-                  <w:color w:val="1B54B5"/>
-                  <w:sz w:val="16"/>
-                  <w:szCs w:val="16"/>
-                  <w:u w:val="single"/>
-                </w:rPr>
-                <w:t xml:space="preserve">AI 기반 품질검사·컬러매칭 시스템 도입으로 일일 생산성이 수작업 대비 약 50% 향상</w:t>
-              </w:r>
-            </w:hyperlink>
-            <w:r>
-              <w:rPr>
-                <w:rFonts w:ascii="맑은 고딕" w:cs="맑은 고딕" w:eastAsia="맑은 고딕" w:hAnsi="맑은 고딕"/>
-                <w:b w:val="false"/>
-                <w:bCs w:val="false"/>
-                <w:color w:val="222222"/>
-                <w:sz w:val="16"/>
-                <w:szCs w:val="16"/>
-              </w:rPr>
-              <w:t xml:space="preserve">. 롯데정밀화학은 특허·논문 분석·추천 AI 플랫폼을 신소재 연구지원에 활용</w:t>
+                <w:t xml:space="preserve">특허·논문을 분석·추천하는 AI 플랫폼을 신소재 연구지원에 활용</w:t>
+              </w:r>
+            </w:hyperlink>
+            <w:r>
+              <w:rPr>
+                <w:rFonts w:ascii="맑은 고딕" w:cs="맑은 고딕" w:eastAsia="맑은 고딕" w:hAnsi="맑은 고딕"/>
+                <w:b w:val="false"/>
+                <w:bCs w:val="false"/>
+                <w:color w:val="222222"/>
+                <w:sz w:val="16"/>
+                <w:szCs w:val="16"/>
+              </w:rPr>
+              <w:t xml:space="preserve">. 계열사 롯데케미칼의 AI 품질검사·컬러매칭은 양산 공정 적용 사례로, 실험실 자동화와는 구분된다</w:t>
             </w:r>
           </w:p>
         </w:tc>
@@ -4205,7 +3876,7 @@
         </w:rPr>
         <w:t xml:space="preserve">수요–공급 구도 — </w:t>
       </w:r>
-      <w:hyperlink w:history="1" r:id="rId2gca7cepfersok1kwjgnq">
+      <w:hyperlink w:history="1" r:id="rIdbke-juswyc8ujwssmiok4">
         <w:r>
           <w:rPr>
             <w:rFonts w:ascii="맑은 고딕" w:cs="맑은 고딕" w:eastAsia="맑은 고딕" w:hAnsi="맑은 고딕"/>
@@ -4256,7 +3927,7 @@
         </w:rPr>
         <w:t xml:space="preserve">제약·바이오가 가장 빠르다 — </w:t>
       </w:r>
-      <w:hyperlink w:history="1" r:id="rId4vhvzjnqfldvk-azrtbxj">
+      <w:hyperlink w:history="1" r:id="rIdr8mn98qvrb_cv-_8y0f-l">
         <w:r>
           <w:rPr>
             <w:rFonts w:ascii="맑은 고딕" w:cs="맑은 고딕" w:eastAsia="맑은 고딕" w:hAnsi="맑은 고딕"/>
@@ -4281,7 +3952,7 @@
         </w:rPr>
         <w:t xml:space="preserve">하며, 유기합성은 한국제약바이오협회, 바이오의약품은 연세대 K-NIBRT가 맡는다. </w:t>
       </w:r>
-      <w:hyperlink w:history="1" r:id="rIdljqsg8ysqruxefkaxnnmh">
+      <w:hyperlink w:history="1" r:id="rIdjxnyjlcdtnjfpmkwcdcvt">
         <w:r>
           <w:rPr>
             <w:rFonts w:ascii="맑은 고딕" w:cs="맑은 고딕" w:eastAsia="맑은 고딕" w:hAnsi="맑은 고딕"/>
@@ -4332,7 +4003,7 @@
         </w:rPr>
         <w:t xml:space="preserve">남은 과제 — 기업 사례 대부분은 아직 ‘분석·합성 자동화’ 단계이고, AI가 다음 실험을 스스로 결정하는 폐루프까지 간 사례는 일부다. </w:t>
       </w:r>
-      <w:hyperlink w:history="1" r:id="rIdcq_tgayhcwpbkhaask79v">
+      <w:hyperlink w:history="1" r:id="rId2mjptaa-x7lcnq3yjfgt0">
         <w:r>
           <w:rPr>
             <w:rFonts w:ascii="맑은 고딕" w:cs="맑은 고딕" w:eastAsia="맑은 고딕" w:hAnsi="맑은 고딕"/>
@@ -4357,7 +4028,7 @@
         </w:rPr>
         <w:t xml:space="preserve">로 지적된다. 공급 측에서는 </w:t>
       </w:r>
-      <w:hyperlink w:history="1" r:id="rIdouj_dulkmreveblyxdbtn">
+      <w:hyperlink w:history="1" r:id="rIdderh51zmps8ciy3ybq7ll">
         <w:r>
           <w:rPr>
             <w:rFonts w:ascii="맑은 고딕" w:cs="맑은 고딕" w:eastAsia="맑은 고딕" w:hAnsi="맑은 고딕"/>
@@ -4439,7 +4110,7 @@
               </w:rPr>
               <w:t xml:space="preserve">[1] </w:t>
             </w:r>
-            <w:hyperlink w:history="1" r:id="rId2lj_nkw39fr2ecioduy5n">
+            <w:hyperlink w:history="1" r:id="rIdwuu-nrp83wyr8p-9ht5iy">
               <w:r>
                 <w:rPr>
                   <w:rFonts w:ascii="맑은 고딕" w:cs="맑은 고딕" w:eastAsia="맑은 고딕" w:hAnsi="맑은 고딕"/>
@@ -4476,7 +4147,7 @@
               </w:rPr>
               <w:t xml:space="preserve">[20] </w:t>
             </w:r>
-            <w:hyperlink w:history="1" r:id="rIdsplsry5mk2fzboncgbzd4">
+            <w:hyperlink w:history="1" r:id="rId5slzwtr1umpyup2ez9tzn">
               <w:r>
                 <w:rPr>
                   <w:rFonts w:ascii="맑은 고딕" w:cs="맑은 고딕" w:eastAsia="맑은 고딕" w:hAnsi="맑은 고딕"/>
@@ -4515,7 +4186,7 @@
               </w:rPr>
               <w:t xml:space="preserve">[2] </w:t>
             </w:r>
-            <w:hyperlink w:history="1" r:id="rIdddd5en8xnyg6hj4amjxz4">
+            <w:hyperlink w:history="1" r:id="rIdinn8t4gak23engfmin13v">
               <w:r>
                 <w:rPr>
                   <w:rFonts w:ascii="맑은 고딕" w:cs="맑은 고딕" w:eastAsia="맑은 고딕" w:hAnsi="맑은 고딕"/>
@@ -4552,7 +4223,7 @@
               </w:rPr>
               <w:t xml:space="preserve">[21] </w:t>
             </w:r>
-            <w:hyperlink w:history="1" r:id="rIdm79l4dbp6ok9mxoj451b5">
+            <w:hyperlink w:history="1" r:id="rIdew6y4dep8-1e6ozdflr_j">
               <w:r>
                 <w:rPr>
                   <w:rFonts w:ascii="맑은 고딕" w:cs="맑은 고딕" w:eastAsia="맑은 고딕" w:hAnsi="맑은 고딕"/>
@@ -4591,7 +4262,7 @@
               </w:rPr>
               <w:t xml:space="preserve">[3] </w:t>
             </w:r>
-            <w:hyperlink w:history="1" r:id="rId_da61xahvvr9td5cq3wie">
+            <w:hyperlink w:history="1" r:id="rIdju5uuxu9lwwx_rf__kmom">
               <w:r>
                 <w:rPr>
                   <w:rFonts w:ascii="맑은 고딕" w:cs="맑은 고딕" w:eastAsia="맑은 고딕" w:hAnsi="맑은 고딕"/>
@@ -4628,7 +4299,7 @@
               </w:rPr>
               <w:t xml:space="preserve">[22] </w:t>
             </w:r>
-            <w:hyperlink w:history="1" r:id="rId4dtu8di5exxorkavhbx3r">
+            <w:hyperlink w:history="1" r:id="rIdammoacuvetjdrcfjmohcn">
               <w:r>
                 <w:rPr>
                   <w:rFonts w:ascii="맑은 고딕" w:cs="맑은 고딕" w:eastAsia="맑은 고딕" w:hAnsi="맑은 고딕"/>
@@ -4667,7 +4338,7 @@
               </w:rPr>
               <w:t xml:space="preserve">[4] </w:t>
             </w:r>
-            <w:hyperlink w:history="1" r:id="rIdxmqqw_awu43-muwppb7_s">
+            <w:hyperlink w:history="1" r:id="rIdr4frlc4eq7g54fuftzrag">
               <w:r>
                 <w:rPr>
                   <w:rFonts w:ascii="맑은 고딕" w:cs="맑은 고딕" w:eastAsia="맑은 고딕" w:hAnsi="맑은 고딕"/>
@@ -4704,7 +4375,7 @@
               </w:rPr>
               <w:t xml:space="preserve">[23] </w:t>
             </w:r>
-            <w:hyperlink w:history="1" r:id="rIda8lryyuzjwacxg0nmlmwk">
+            <w:hyperlink w:history="1" r:id="rIdrsyjc2msbx191v3ilceis">
               <w:r>
                 <w:rPr>
                   <w:rFonts w:ascii="맑은 고딕" w:cs="맑은 고딕" w:eastAsia="맑은 고딕" w:hAnsi="맑은 고딕"/>
@@ -4743,7 +4414,7 @@
               </w:rPr>
               <w:t xml:space="preserve">[5] </w:t>
             </w:r>
-            <w:hyperlink w:history="1" r:id="rIdbnvwhiovzuotsvpy09rbn">
+            <w:hyperlink w:history="1" r:id="rIdjceubtezyghlra17nzd5t">
               <w:r>
                 <w:rPr>
                   <w:rFonts w:ascii="맑은 고딕" w:cs="맑은 고딕" w:eastAsia="맑은 고딕" w:hAnsi="맑은 고딕"/>
@@ -4780,7 +4451,7 @@
               </w:rPr>
               <w:t xml:space="preserve">[24] </w:t>
             </w:r>
-            <w:hyperlink w:history="1" r:id="rIdehv30bfvjks4lolumlqwt">
+            <w:hyperlink w:history="1" r:id="rIdsunpzuqsjcgdooa2--reg">
               <w:r>
                 <w:rPr>
                   <w:rFonts w:ascii="맑은 고딕" w:cs="맑은 고딕" w:eastAsia="맑은 고딕" w:hAnsi="맑은 고딕"/>
@@ -4819,7 +4490,7 @@
               </w:rPr>
               <w:t xml:space="preserve">[6] </w:t>
             </w:r>
-            <w:hyperlink w:history="1" r:id="rIdaer7xeclrlpj_-gj2bvtq">
+            <w:hyperlink w:history="1" r:id="rIdlahzfdfbcd4exwgxc1i3a">
               <w:r>
                 <w:rPr>
                   <w:rFonts w:ascii="맑은 고딕" w:cs="맑은 고딕" w:eastAsia="맑은 고딕" w:hAnsi="맑은 고딕"/>
@@ -4856,7 +4527,7 @@
               </w:rPr>
               <w:t xml:space="preserve">[25] </w:t>
             </w:r>
-            <w:hyperlink w:history="1" r:id="rIdzxpnjjmfmilaeh6hbw6ym">
+            <w:hyperlink w:history="1" r:id="rIdm_z3u7qpv_x7khyvxxgs0">
               <w:r>
                 <w:rPr>
                   <w:rFonts w:ascii="맑은 고딕" w:cs="맑은 고딕" w:eastAsia="맑은 고딕" w:hAnsi="맑은 고딕"/>
@@ -4895,7 +4566,7 @@
               </w:rPr>
               <w:t xml:space="preserve">[7] </w:t>
             </w:r>
-            <w:hyperlink w:history="1" r:id="rIdbf-ew87rrsyvc6iw9oi3o">
+            <w:hyperlink w:history="1" r:id="rIdog9znbxjihdfvyzzezv6k">
               <w:r>
                 <w:rPr>
                   <w:rFonts w:ascii="맑은 고딕" w:cs="맑은 고딕" w:eastAsia="맑은 고딕" w:hAnsi="맑은 고딕"/>
@@ -4932,7 +4603,7 @@
               </w:rPr>
               <w:t xml:space="preserve">[26] </w:t>
             </w:r>
-            <w:hyperlink w:history="1" r:id="rIdmqs36jx4ts8pciipwuddf">
+            <w:hyperlink w:history="1" r:id="rIdzpjyajgu3lqtqnh3xd_e3">
               <w:r>
                 <w:rPr>
                   <w:rFonts w:ascii="맑은 고딕" w:cs="맑은 고딕" w:eastAsia="맑은 고딕" w:hAnsi="맑은 고딕"/>
@@ -4971,7 +4642,7 @@
               </w:rPr>
               <w:t xml:space="preserve">[8] </w:t>
             </w:r>
-            <w:hyperlink w:history="1" r:id="rIdzprox6vruzymmgrew4faf">
+            <w:hyperlink w:history="1" r:id="rIdumifatrszhqlgg89mkz9s">
               <w:r>
                 <w:rPr>
                   <w:rFonts w:ascii="맑은 고딕" w:cs="맑은 고딕" w:eastAsia="맑은 고딕" w:hAnsi="맑은 고딕"/>
@@ -5008,7 +4679,7 @@
               </w:rPr>
               <w:t xml:space="preserve">[27] </w:t>
             </w:r>
-            <w:hyperlink w:history="1" r:id="rIdkojinl3wrifqanaadsqiu">
+            <w:hyperlink w:history="1" r:id="rIdvuotlkzvagyyh5cs_uu6w">
               <w:r>
                 <w:rPr>
                   <w:rFonts w:ascii="맑은 고딕" w:cs="맑은 고딕" w:eastAsia="맑은 고딕" w:hAnsi="맑은 고딕"/>
@@ -5047,7 +4718,7 @@
               </w:rPr>
               <w:t xml:space="preserve">[9] </w:t>
             </w:r>
-            <w:hyperlink w:history="1" r:id="rIdxkxndwufea0t3_7geefun">
+            <w:hyperlink w:history="1" r:id="rIdvxuu-qf3vj2rd0paixh1n">
               <w:r>
                 <w:rPr>
                   <w:rFonts w:ascii="맑은 고딕" w:cs="맑은 고딕" w:eastAsia="맑은 고딕" w:hAnsi="맑은 고딕"/>
@@ -5084,7 +4755,7 @@
               </w:rPr>
               <w:t xml:space="preserve">[28] </w:t>
             </w:r>
-            <w:hyperlink w:history="1" r:id="rIdufpjdvbjnyicp7avs4dsl">
+            <w:hyperlink w:history="1" r:id="rIdgzp3mwcl23-niwp3fld5b">
               <w:r>
                 <w:rPr>
                   <w:rFonts w:ascii="맑은 고딕" w:cs="맑은 고딕" w:eastAsia="맑은 고딕" w:hAnsi="맑은 고딕"/>
@@ -5123,7 +4794,7 @@
               </w:rPr>
               <w:t xml:space="preserve">[10] </w:t>
             </w:r>
-            <w:hyperlink w:history="1" r:id="rId_3bcjzwowunvyc3eqcvq5">
+            <w:hyperlink w:history="1" r:id="rIdvvewkhgjhdu0pwp4ijeue">
               <w:r>
                 <w:rPr>
                   <w:rFonts w:ascii="맑은 고딕" w:cs="맑은 고딕" w:eastAsia="맑은 고딕" w:hAnsi="맑은 고딕"/>
@@ -5160,7 +4831,7 @@
               </w:rPr>
               <w:t xml:space="preserve">[29] </w:t>
             </w:r>
-            <w:hyperlink w:history="1" r:id="rIdwm5_7vvtjkvbwa41ycd3h">
+            <w:hyperlink w:history="1" r:id="rIdk5xj8qsyywf_qln9xunr5">
               <w:r>
                 <w:rPr>
                   <w:rFonts w:ascii="맑은 고딕" w:cs="맑은 고딕" w:eastAsia="맑은 고딕" w:hAnsi="맑은 고딕"/>
@@ -5199,7 +4870,7 @@
               </w:rPr>
               <w:t xml:space="preserve">[11] </w:t>
             </w:r>
-            <w:hyperlink w:history="1" r:id="rIdj3xoffqm-s-3naovar-es">
+            <w:hyperlink w:history="1" r:id="rIdcmqg9nlodjnguof0zpbyj">
               <w:r>
                 <w:rPr>
                   <w:rFonts w:ascii="맑은 고딕" w:cs="맑은 고딕" w:eastAsia="맑은 고딕" w:hAnsi="맑은 고딕"/>
@@ -5236,7 +4907,7 @@
               </w:rPr>
               <w:t xml:space="preserve">[30] </w:t>
             </w:r>
-            <w:hyperlink w:history="1" r:id="rIddeadk6dwtvfbcortr99cx">
+            <w:hyperlink w:history="1" r:id="rId4fyt8qzqmksizlg8dzisy">
               <w:r>
                 <w:rPr>
                   <w:rFonts w:ascii="맑은 고딕" w:cs="맑은 고딕" w:eastAsia="맑은 고딕" w:hAnsi="맑은 고딕"/>
@@ -5275,7 +4946,7 @@
               </w:rPr>
               <w:t xml:space="preserve">[12] </w:t>
             </w:r>
-            <w:hyperlink w:history="1" r:id="rId6luupovj4tc9bxihqlxcq">
+            <w:hyperlink w:history="1" r:id="rIdgcu7kbsthd956fy3ypto-">
               <w:r>
                 <w:rPr>
                   <w:rFonts w:ascii="맑은 고딕" w:cs="맑은 고딕" w:eastAsia="맑은 고딕" w:hAnsi="맑은 고딕"/>
@@ -5312,7 +4983,7 @@
               </w:rPr>
               <w:t xml:space="preserve">[31] </w:t>
             </w:r>
-            <w:hyperlink w:history="1" r:id="rIdd8-fsukq0b5qvof0vql_1">
+            <w:hyperlink w:history="1" r:id="rId9f8gqd84xzsieg_cj7ajd">
               <w:r>
                 <w:rPr>
                   <w:rFonts w:ascii="맑은 고딕" w:cs="맑은 고딕" w:eastAsia="맑은 고딕" w:hAnsi="맑은 고딕"/>
@@ -5351,7 +5022,7 @@
               </w:rPr>
               <w:t xml:space="preserve">[13] </w:t>
             </w:r>
-            <w:hyperlink w:history="1" r:id="rIdcub1glrw2sboc0o2xl3mm">
+            <w:hyperlink w:history="1" r:id="rIdtylh2endvyoaid_zaj48q">
               <w:r>
                 <w:rPr>
                   <w:rFonts w:ascii="맑은 고딕" w:cs="맑은 고딕" w:eastAsia="맑은 고딕" w:hAnsi="맑은 고딕"/>
@@ -5388,7 +5059,7 @@
               </w:rPr>
               <w:t xml:space="preserve">[32] </w:t>
             </w:r>
-            <w:hyperlink w:history="1" r:id="rId3caqfvbo6lypnoabjvceq">
+            <w:hyperlink w:history="1" r:id="rIdhef59d-ppss9nwymw-i1i">
               <w:r>
                 <w:rPr>
                   <w:rFonts w:ascii="맑은 고딕" w:cs="맑은 고딕" w:eastAsia="맑은 고딕" w:hAnsi="맑은 고딕"/>
@@ -5397,7 +5068,7 @@
                   <w:szCs w:val="13"/>
                   <w:u w:val="single"/>
                 </w:rPr>
-                <w:t xml:space="preserve">스마트투데이, "화학에도 분 AI 바람…LG·롯데·금호 앞장서"</w:t>
+                <w:t xml:space="preserve">스마트투데이, "화학에도 분 AI 바람…LG·롯데·금호 앞장서" — 롯데 AI 활용</w:t>
               </w:r>
             </w:hyperlink>
           </w:p>
@@ -5427,7 +5098,7 @@
               </w:rPr>
               <w:t xml:space="preserve">[14] </w:t>
             </w:r>
-            <w:hyperlink w:history="1" r:id="rIdlgsfzm3pzui8ytsfkdosr">
+            <w:hyperlink w:history="1" r:id="rIdbea6uhndjnn2ima1oj7qy">
               <w:r>
                 <w:rPr>
                   <w:rFonts w:ascii="맑은 고딕" w:cs="맑은 고딕" w:eastAsia="맑은 고딕" w:hAnsi="맑은 고딕"/>
@@ -5436,7 +5107,7 @@
                   <w:szCs w:val="13"/>
                   <w:u w:val="single"/>
                 </w:rPr>
-                <w:t xml:space="preserve">전자신문, "SK하이닉스, 용인 클러스터에 AI 도입"(2025.7.15)</w:t>
+                <w:t xml:space="preserve">전자신문, "세계 최고 자동화 팹 만든다…SK하이닉스, 용인 클러스터에 AI 도입"(2025.7.15) — 양산 팹 사례</w:t>
               </w:r>
             </w:hyperlink>
           </w:p>
@@ -5464,7 +5135,7 @@
               </w:rPr>
               <w:t xml:space="preserve">[33] </w:t>
             </w:r>
-            <w:hyperlink w:history="1" r:id="rIdt0ao0azgga1wvrwc9e1xu">
+            <w:hyperlink w:history="1" r:id="rIdowlqiixeukjkoojhzlo6i">
               <w:r>
                 <w:rPr>
                   <w:rFonts w:ascii="맑은 고딕" w:cs="맑은 고딕" w:eastAsia="맑은 고딕" w:hAnsi="맑은 고딕"/>
@@ -5503,7 +5174,7 @@
               </w:rPr>
               <w:t xml:space="preserve">[15] </w:t>
             </w:r>
-            <w:hyperlink w:history="1" r:id="rIdtwts9wt9bgcqprexibb2m">
+            <w:hyperlink w:history="1" r:id="rIddnkki5shpptmditepuk30">
               <w:r>
                 <w:rPr>
                   <w:rFonts w:ascii="맑은 고딕" w:cs="맑은 고딕" w:eastAsia="맑은 고딕" w:hAnsi="맑은 고딕"/>
@@ -5540,7 +5211,7 @@
               </w:rPr>
               <w:t xml:space="preserve">[34] </w:t>
             </w:r>
-            <w:hyperlink w:history="1" r:id="rIdh1vpelbuaoulfbg2nymlv">
+            <w:hyperlink w:history="1" r:id="rIdqaad0fmshxn-efswmaj42">
               <w:r>
                 <w:rPr>
                   <w:rFonts w:ascii="맑은 고딕" w:cs="맑은 고딕" w:eastAsia="맑은 고딕" w:hAnsi="맑은 고딕"/>
@@ -5579,7 +5250,7 @@
               </w:rPr>
               <w:t xml:space="preserve">[16] </w:t>
             </w:r>
-            <w:hyperlink w:history="1" r:id="rIdux4ae2v2wzskttcqxktwh">
+            <w:hyperlink w:history="1" r:id="rIdy0xhs4lzbfwth57iajoeh">
               <w:r>
                 <w:rPr>
                   <w:rFonts w:ascii="맑은 고딕" w:cs="맑은 고딕" w:eastAsia="맑은 고딕" w:hAnsi="맑은 고딕"/>
@@ -5616,7 +5287,7 @@
               </w:rPr>
               <w:t xml:space="preserve">[35] </w:t>
             </w:r>
-            <w:hyperlink w:history="1" r:id="rIdp-4d43ejyjakcoipky5ir">
+            <w:hyperlink w:history="1" r:id="rIdau3vuiswqkttlhlvbsag-">
               <w:r>
                 <w:rPr>
                   <w:rFonts w:ascii="맑은 고딕" w:cs="맑은 고딕" w:eastAsia="맑은 고딕" w:hAnsi="맑은 고딕"/>
@@ -5655,7 +5326,7 @@
               </w:rPr>
               <w:t xml:space="preserve">[17] </w:t>
             </w:r>
-            <w:hyperlink w:history="1" r:id="rIdggvut-akdz2zvhpcynkcv">
+            <w:hyperlink w:history="1" r:id="rIdxd0i1tt_sdma4uhvvsgya">
               <w:r>
                 <w:rPr>
                   <w:rFonts w:ascii="맑은 고딕" w:cs="맑은 고딕" w:eastAsia="맑은 고딕" w:hAnsi="맑은 고딕"/>
@@ -5692,7 +5363,7 @@
               </w:rPr>
               <w:t xml:space="preserve">[36] </w:t>
             </w:r>
-            <w:hyperlink w:history="1" r:id="rIdnlzb3nq6bvwpstkzfwe4o">
+            <w:hyperlink w:history="1" r:id="rIdb2jvfprzyyu_ivpstglx8">
               <w:r>
                 <w:rPr>
                   <w:rFonts w:ascii="맑은 고딕" w:cs="맑은 고딕" w:eastAsia="맑은 고딕" w:hAnsi="맑은 고딕"/>
@@ -5731,7 +5402,7 @@
               </w:rPr>
               <w:t xml:space="preserve">[18] </w:t>
             </w:r>
-            <w:hyperlink w:history="1" r:id="rIdlotlmd0qqabt3jhqq4z9e">
+            <w:hyperlink w:history="1" r:id="rIdiw0rt4po1dng1vwhcp2tb">
               <w:r>
                 <w:rPr>
                   <w:rFonts w:ascii="맑은 고딕" w:cs="맑은 고딕" w:eastAsia="맑은 고딕" w:hAnsi="맑은 고딕"/>
@@ -5768,7 +5439,7 @@
               </w:rPr>
               <w:t xml:space="preserve">[37] </w:t>
             </w:r>
-            <w:hyperlink w:history="1" r:id="rIdk1g4ckawop4xs4iodaby5">
+            <w:hyperlink w:history="1" r:id="rIdbexy0ctsildfdavjvf5ki">
               <w:r>
                 <w:rPr>
                   <w:rFonts w:ascii="맑은 고딕" w:cs="맑은 고딕" w:eastAsia="맑은 고딕" w:hAnsi="맑은 고딕"/>
@@ -5807,7 +5478,7 @@
               </w:rPr>
               <w:t xml:space="preserve">[19] </w:t>
             </w:r>
-            <w:hyperlink w:history="1" r:id="rIdyeifdwm_hdqzwrctvhvok">
+            <w:hyperlink w:history="1" r:id="rIdhzncvwwvmg4jsci4rocsi">
               <w:r>
                 <w:rPr>
                   <w:rFonts w:ascii="맑은 고딕" w:cs="맑은 고딕" w:eastAsia="맑은 고딕" w:hAnsi="맑은 고딕"/>

--- a/report/국내_자율실험실_현황_기업편.docx
+++ b/report/국내_자율실험실_현황_기업편.docx
@@ -91,9 +91,9 @@
                 <w:sz w:val="16"/>
                 <w:szCs w:val="16"/>
               </w:rPr>
-              <w:t xml:space="preserve">기업의 자율실험실은 대학·출연(연)과 달리 “위험·반복 실험의 무인화”와 “개발기간 단축”이라는 뚜렷한 사업 목적에서 출발해, 분석·합성 자동화를 먼저 깔고 그 위에 AI 의사결정을 얹는 순서로 진행되고 있다. </w:t>
-            </w:r>
-            <w:hyperlink w:history="1" r:id="rId1pvslqnqt-ocul_qzu8u6">
+              <w:t xml:space="preserve">기업은 “위험·반복 실험의 무인화”와 “개발기간 단축”이라는 사업 목적에서 오래전부터 자동화 실험실을 쌓아 왔고, 자율실험실은 그 위에 AI 의사결정을 얹는 방식으로 진행되는 경우가 다수다. </w:t>
+            </w:r>
+            <w:hyperlink w:history="1" r:id="rId3covhht46ofvmzc_zbxwm">
               <w:r>
                 <w:rPr>
                   <w:rFonts w:ascii="맑은 고딕" w:cs="맑은 고딕" w:eastAsia="맑은 고딕" w:hAnsi="맑은 고딕"/>
@@ -118,7 +118,7 @@
               </w:rPr>
               <w:t xml:space="preserve">(이차전지 양극재)와 </w:t>
             </w:r>
-            <w:hyperlink w:history="1" r:id="rIdqjjj-31yrt1_yfrsfkset">
+            <w:hyperlink w:history="1" r:id="rIdcbqd5g7gmoodink3c9a9i">
               <w:r>
                 <w:rPr>
                   <w:rFonts w:ascii="맑은 고딕" w:cs="맑은 고딕" w:eastAsia="맑은 고딕" w:hAnsi="맑은 고딕"/>
@@ -143,7 +143,7 @@
               </w:rPr>
               <w:t xml:space="preserve">(항암 신약)은 이미 AI가 다음 실험을 결정하는 폐루프에 도달했고, </w:t>
             </w:r>
-            <w:hyperlink w:history="1" r:id="rIdk1fvaygpv6hcggvmgh5il">
+            <w:hyperlink w:history="1" r:id="rIdsaeat7mio7i-o_88gfe63">
               <w:r>
                 <w:rPr>
                   <w:rFonts w:ascii="맑은 고딕" w:cs="맑은 고딕" w:eastAsia="맑은 고딕" w:hAnsi="맑은 고딕"/>
@@ -168,7 +168,7 @@
               </w:rPr>
               <w:t xml:space="preserve">·</w:t>
             </w:r>
-            <w:hyperlink w:history="1" r:id="rIdneyuuybsojnxdur_b5cgi">
+            <w:hyperlink w:history="1" r:id="rIdug1duacca1zyu-qdgqsiy">
               <w:r>
                 <w:rPr>
                   <w:rFonts w:ascii="맑은 고딕" w:cs="맑은 고딕" w:eastAsia="맑은 고딕" w:hAnsi="맑은 고딕"/>
@@ -193,7 +193,7 @@
               </w:rPr>
               <w:t xml:space="preserve">은 분석·합성 공정의 무인화 단계에 있다. 2026년 8월 출범한 </w:t>
             </w:r>
-            <w:hyperlink w:history="1" r:id="rIdlz0pvodnk9gechzvj0b7h">
+            <w:hyperlink w:history="1" r:id="rIdpyyhxuluplooc7xjgjtr7">
               <w:r>
                 <w:rPr>
                   <w:rFonts w:ascii="맑은 고딕" w:cs="맑은 고딕" w:eastAsia="맑은 고딕" w:hAnsi="맑은 고딕"/>
@@ -218,7 +218,7 @@
               </w:rPr>
               <w:t xml:space="preserve">에는 장비·자동화·AI 기업과 반도체·소재 수요기업을 합쳐 50개사가 참여하며, </w:t>
             </w:r>
-            <w:hyperlink w:history="1" r:id="rId1sfrgps7p0ctocjy7qk1z">
+            <w:hyperlink w:history="1" r:id="rIdrgtrixxuz8kway_yoair7">
               <w:r>
                 <w:rPr>
                   <w:rFonts w:ascii="맑은 고딕" w:cs="맑은 고딕" w:eastAsia="맑은 고딕" w:hAnsi="맑은 고딕"/>
@@ -578,7 +578,7 @@
               <w:spacing w:after="12" w:before="12" w:line="200" w:lineRule="auto"/>
               <w:jc w:val="left"/>
             </w:pPr>
-            <w:hyperlink w:history="1" r:id="rIduvm8bd8hro9kinrxemzuy">
+            <w:hyperlink w:history="1" r:id="rId5qbb9_bu3euomp4qldw1z">
               <w:r>
                 <w:rPr>
                   <w:rFonts w:ascii="맑은 고딕" w:cs="맑은 고딕" w:eastAsia="맑은 고딕" w:hAnsi="맑은 고딕"/>
@@ -603,7 +603,7 @@
               </w:rPr>
               <w:t xml:space="preserve">. 24시간 운용 시 </w:t>
             </w:r>
-            <w:hyperlink w:history="1" r:id="rIdmyaeukmnt8hqefzcxxc98">
+            <w:hyperlink w:history="1" r:id="rIdj7syau6rdatqivvrgzrkh">
               <w:r>
                 <w:rPr>
                   <w:rFonts w:ascii="맑은 고딕" w:cs="맑은 고딕" w:eastAsia="맑은 고딕" w:hAnsi="맑은 고딕"/>
@@ -628,7 +628,7 @@
               </w:rPr>
               <w:t xml:space="preserve">, 고속 소결 도입으로 합성 속도 50배 개선. </w:t>
             </w:r>
-            <w:hyperlink w:history="1" r:id="rIdboaeywx5fx2kuwjmdcff-">
+            <w:hyperlink w:history="1" r:id="rIdghi0i6aump_teusdmuvo8">
               <w:r>
                 <w:rPr>
                   <w:rFonts w:ascii="맑은 고딕" w:cs="맑은 고딕" w:eastAsia="맑은 고딕" w:hAnsi="맑은 고딕"/>
@@ -759,7 +759,7 @@
               <w:spacing w:after="12" w:before="12" w:line="200" w:lineRule="auto"/>
               <w:jc w:val="left"/>
             </w:pPr>
-            <w:hyperlink w:history="1" r:id="rIdjudf8cgsq6ap08rndhrar">
+            <w:hyperlink w:history="1" r:id="rIdxq6ebvy5gobyxwmv1roej">
               <w:r>
                 <w:rPr>
                   <w:rFonts w:ascii="맑은 고딕" w:cs="맑은 고딕" w:eastAsia="맑은 고딕" w:hAnsi="맑은 고딕"/>
@@ -839,7 +839,7 @@
               <w:spacing w:after="12" w:before="12" w:line="200" w:lineRule="auto"/>
               <w:jc w:val="left"/>
             </w:pPr>
-            <w:hyperlink w:history="1" r:id="rIdmfnenmg1tbyh6kl95eu_o">
+            <w:hyperlink w:history="1" r:id="rId3kvpnmv6dulcuqnxndczb">
               <w:r>
                 <w:rPr>
                   <w:rFonts w:ascii="맑은 고딕" w:cs="맑은 고딕" w:eastAsia="맑은 고딕" w:hAnsi="맑은 고딕"/>
@@ -864,7 +864,7 @@
               </w:rPr>
               <w:t xml:space="preserve">. 시료 출고→전처리→분석→폐기까지 로봇이 일괄 수행하고 데이터가 자동 입력되며, 고온·고농도 산 처리 등 위험 공정을 무인화해 24시간 365일 실험. </w:t>
             </w:r>
-            <w:hyperlink w:history="1" r:id="rId2zvjqacp1mobh25pvlx3p">
+            <w:hyperlink w:history="1" r:id="rIdjh_j84cujxunjch_pwatc">
               <w:r>
                 <w:rPr>
                   <w:rFonts w:ascii="맑은 고딕" w:cs="맑은 고딕" w:eastAsia="맑은 고딕" w:hAnsi="맑은 고딕"/>
@@ -1052,7 +1052,7 @@
               <w:spacing w:after="12" w:before="12" w:line="200" w:lineRule="auto"/>
               <w:jc w:val="left"/>
             </w:pPr>
-            <w:hyperlink w:history="1" r:id="rIdl7hsm4qg-h8nxuuu61ygw">
+            <w:hyperlink w:history="1" r:id="rId3dbmt1klj-lg6b4lsj8q0">
               <w:r>
                 <w:rPr>
                   <w:rFonts w:ascii="맑은 고딕" w:cs="맑은 고딕" w:eastAsia="맑은 고딕" w:hAnsi="맑은 고딕"/>
@@ -1075,7 +1075,32 @@
                 <w:sz w:val="16"/>
                 <w:szCs w:val="16"/>
               </w:rPr>
-              <w:t xml:space="preserve">하는 폐루프 구조. 보건복지부 구조기반 AI 신약개발 지원사업 주관기관(3년)으로 선정</w:t>
+              <w:t xml:space="preserve">하는 폐루프 구조를 갖췄다. </w:t>
+            </w:r>
+            <w:hyperlink w:history="1" r:id="rIdfwmdiha-ov9wvj5jv_cq0">
+              <w:r>
+                <w:rPr>
+                  <w:rFonts w:ascii="맑은 고딕" w:cs="맑은 고딕" w:eastAsia="맑은 고딕" w:hAnsi="맑은 고딕"/>
+                  <w:b w:val="false"/>
+                  <w:bCs w:val="false"/>
+                  <w:color w:val="1B54B5"/>
+                  <w:sz w:val="16"/>
+                  <w:szCs w:val="16"/>
+                  <w:u w:val="single"/>
+                </w:rPr>
+                <w:t xml:space="preserve">보건복지부 구조기반 AI 신약개발 지원사업 주관기관(3년)으로 선정</w:t>
+              </w:r>
+            </w:hyperlink>
+            <w:r>
+              <w:rPr>
+                <w:rFonts w:ascii="맑은 고딕" w:cs="맑은 고딕" w:eastAsia="맑은 고딕" w:hAnsi="맑은 고딕"/>
+                <w:b w:val="false"/>
+                <w:bCs w:val="false"/>
+                <w:color w:val="222222"/>
+                <w:sz w:val="16"/>
+                <w:szCs w:val="16"/>
+              </w:rPr>
+              <w:t xml:space="preserve">되며 본격 가동에 들어간 단계</w:t>
             </w:r>
           </w:p>
         </w:tc>
@@ -1104,7 +1129,7 @@
                 <w:sz w:val="16"/>
                 <w:szCs w:val="16"/>
               </w:rPr>
-              <w:t xml:space="preserve">★★★</w:t>
+              <w:t xml:space="preserve">★★☆</w:t>
             </w:r>
           </w:p>
           <w:p>
@@ -1121,7 +1146,7 @@
                 <w:sz w:val="16"/>
                 <w:szCs w:val="16"/>
               </w:rPr>
-              <w:t xml:space="preserve">설계–합성–학습 폐루프</w:t>
+              <w:t xml:space="preserve">폐루프 구성, 사업 착수(2026~)</w:t>
             </w:r>
           </w:p>
         </w:tc>
@@ -1194,7 +1219,7 @@
               <w:spacing w:after="12" w:before="12" w:line="200" w:lineRule="auto"/>
               <w:jc w:val="left"/>
             </w:pPr>
-            <w:hyperlink w:history="1" r:id="rId476fjompkq0vj09vmoyna">
+            <w:hyperlink w:history="1" r:id="rIdammcwyf7ezqv3kdmrnheu">
               <w:r>
                 <w:rPr>
                   <w:rFonts w:ascii="맑은 고딕" w:cs="맑은 고딕" w:eastAsia="맑은 고딕" w:hAnsi="맑은 고딕"/>
@@ -1285,7 +1310,7 @@
               </w:rPr>
               <w:t xml:space="preserve">AI라는 ‘뇌’와 로봇이라는 ‘손발’을 결합해 </w:t>
             </w:r>
-            <w:hyperlink w:history="1" r:id="rIdfko54lfxyp8-_lzluk6ri">
+            <w:hyperlink w:history="1" r:id="rIdfm3yfuh3jqso2lnjdwyqq">
               <w:r>
                 <w:rPr>
                   <w:rFonts w:ascii="맑은 고딕" w:cs="맑은 고딕" w:eastAsia="맑은 고딕" w:hAnsi="맑은 고딕"/>
@@ -1420,7 +1445,7 @@
               </w:rPr>
               <w:t xml:space="preserve">BIO연구소 </w:t>
             </w:r>
-            <w:hyperlink w:history="1" r:id="rIddmfq7wkh4pxocttbj1crm">
+            <w:hyperlink w:history="1" r:id="rIdu4m0ihkh0hy1vbclf9yof">
               <w:r>
                 <w:rPr>
                   <w:rFonts w:ascii="맑은 고딕" w:cs="맑은 고딕" w:eastAsia="맑은 고딕" w:hAnsi="맑은 고딕"/>
@@ -1492,7 +1517,7 @@
               </w:rPr>
               <w:t xml:space="preserve">균주 개발 사이클(설계–제작–시험–학습)을 로봇으로 자동화한 연구 시설. 내부 데이터를 학습한 </w:t>
             </w:r>
-            <w:hyperlink w:history="1" r:id="rIdoweir_pqo7d9cv1zn5dls">
+            <w:hyperlink w:history="1" r:id="rIdz4qpbzqisjszofevsjqhx">
               <w:r>
                 <w:rPr>
                   <w:rFonts w:ascii="맑은 고딕" w:cs="맑은 고딕" w:eastAsia="맑은 고딕" w:hAnsi="맑은 고딕"/>
@@ -1617,7 +1642,7 @@
               <w:spacing w:after="12" w:before="12" w:line="200" w:lineRule="auto"/>
               <w:jc w:val="left"/>
             </w:pPr>
-            <w:hyperlink w:history="1" r:id="rId1431i_kunetnwyfho6a4v">
+            <w:hyperlink w:history="1" r:id="rIdlfrocfrglepwjg46uegrr">
               <w:r>
                 <w:rPr>
                   <w:rFonts w:ascii="맑은 고딕" w:cs="맑은 고딕" w:eastAsia="맑은 고딕" w:hAnsi="맑은 고딕"/>
@@ -1697,7 +1722,7 @@
               <w:spacing w:after="12" w:before="12" w:line="200" w:lineRule="auto"/>
               <w:jc w:val="left"/>
             </w:pPr>
-            <w:hyperlink w:history="1" r:id="rId7dj5knjczwlogdrucbmq2">
+            <w:hyperlink w:history="1" r:id="rIdmtfqinhr3ddqmqjekflu6">
               <w:r>
                 <w:rPr>
                   <w:rFonts w:ascii="맑은 고딕" w:cs="맑은 고딕" w:eastAsia="맑은 고딕" w:hAnsi="맑은 고딕"/>
@@ -1722,7 +1747,7 @@
               </w:rPr>
               <w:t xml:space="preserve">, 위험한 실험은 로봇이 대신하고 365일 24시간 상시 실험 체계를 목표. </w:t>
             </w:r>
-            <w:hyperlink w:history="1" r:id="rIdvvjffkg---mcw87mjjgyv">
+            <w:hyperlink w:history="1" r:id="rIddw9dmjbzu4mmwmhtrwvab">
               <w:r>
                 <w:rPr>
                   <w:rFonts w:ascii="맑은 고딕" w:cs="맑은 고딕" w:eastAsia="맑은 고딕" w:hAnsi="맑은 고딕"/>
@@ -1938,7 +1963,7 @@
               <w:spacing w:after="12" w:before="12" w:line="200" w:lineRule="auto"/>
               <w:jc w:val="left"/>
             </w:pPr>
-            <w:hyperlink w:history="1" r:id="rIdqvfysplzb5clf6-ezmzd_">
+            <w:hyperlink w:history="1" r:id="rIdn2fgw3-6jczo1ylbapjb5">
               <w:r>
                 <w:rPr>
                   <w:rFonts w:ascii="맑은 고딕" w:cs="맑은 고딕" w:eastAsia="맑은 고딕" w:hAnsi="맑은 고딕"/>
@@ -1963,7 +1988,7 @@
               </w:rPr>
               <w:t xml:space="preserve">. </w:t>
             </w:r>
-            <w:hyperlink w:history="1" r:id="rIdw1zw9wpscvgiktu56yqgp">
+            <w:hyperlink w:history="1" r:id="rIdgcjlr7vlvtmeftazzorkp">
               <w:r>
                 <w:rPr>
                   <w:rFonts w:ascii="맑은 고딕" w:cs="맑은 고딕" w:eastAsia="맑은 고딕" w:hAnsi="맑은 고딕"/>
@@ -1988,7 +2013,7 @@
               </w:rPr>
               <w:t xml:space="preserve">. </w:t>
             </w:r>
-            <w:hyperlink w:history="1" r:id="rIdrb-ipm4bhax6wne5mmebi">
+            <w:hyperlink w:history="1" r:id="rIdury5x-mb9i-jdugifm_ds">
               <w:r>
                 <w:rPr>
                   <w:rFonts w:ascii="맑은 고딕" w:cs="맑은 고딕" w:eastAsia="맑은 고딕" w:hAnsi="맑은 고딕"/>
@@ -2207,7 +2232,7 @@
               <w:spacing w:after="12" w:before="12" w:line="200" w:lineRule="auto"/>
               <w:jc w:val="left"/>
             </w:pPr>
-            <w:hyperlink w:history="1" r:id="rIdck_xhg7swt7nsvplip9sl">
+            <w:hyperlink w:history="1" r:id="rIdmwzebfbspasql70huabwx">
               <w:r>
                 <w:rPr>
                   <w:rFonts w:ascii="맑은 고딕" w:cs="맑은 고딕" w:eastAsia="맑은 고딕" w:hAnsi="맑은 고딕"/>
@@ -2218,21 +2243,21 @@
                   <w:szCs w:val="16"/>
                   <w:u w:val="single"/>
                 </w:rPr>
-                <w:t xml:space="preserve">물리 실험 공정과 AI 분석 시스템을 결합해 사람 개입 없이 24시간 가동하는 단백체 분석 인프라를 구축</w:t>
-              </w:r>
-            </w:hyperlink>
-            <w:r>
-              <w:rPr>
-                <w:rFonts w:ascii="맑은 고딕" w:cs="맑은 고딕" w:eastAsia="맑은 고딕" w:hAnsi="맑은 고딕"/>
-                <w:b w:val="false"/>
-                <w:bCs w:val="false"/>
-                <w:color w:val="222222"/>
-                <w:sz w:val="16"/>
-                <w:szCs w:val="16"/>
-              </w:rPr>
-              <w:t xml:space="preserve">, 분석 기간을 6주 → 2주 이내로 단축. </w:t>
-            </w:r>
-            <w:hyperlink w:history="1" r:id="rIdv-q9nikvcm8cn28s-ny9e">
+                <w:t xml:space="preserve">사람 개입 없이 24시간 돌아가는 단백체 분석 자동화 인프라는 이미 구축을 마쳐</w:t>
+              </w:r>
+            </w:hyperlink>
+            <w:r>
+              <w:rPr>
+                <w:rFonts w:ascii="맑은 고딕" w:cs="맑은 고딕" w:eastAsia="맑은 고딕" w:hAnsi="맑은 고딕"/>
+                <w:b w:val="false"/>
+                <w:bCs w:val="false"/>
+                <w:color w:val="222222"/>
+                <w:sz w:val="16"/>
+                <w:szCs w:val="16"/>
+              </w:rPr>
+              <w:t xml:space="preserve"> 분석 기간을 6주 → 2주 이내로 단축했다. 여기에 </w:t>
+            </w:r>
+            <w:hyperlink w:history="1" r:id="rIds610amdwvjayywjhjlhmq">
               <w:r>
                 <w:rPr>
                   <w:rFonts w:ascii="맑은 고딕" w:cs="맑은 고딕" w:eastAsia="맑은 고딕" w:hAnsi="맑은 고딕"/>
@@ -2243,7 +2268,7 @@
                   <w:szCs w:val="16"/>
                   <w:u w:val="single"/>
                 </w:rPr>
-                <w:t xml:space="preserve">Revvity의 자동화 장비와 자사 AI 분석기술을 결합해 실험 설계–데이터 생성–분석–해석 전 과정을 자동화·지능화하는 프로젝트 진행 중</w:t>
+                <w:t xml:space="preserve">Revvity의 자동화 장비와 자사 AI 분석기술을 결합해 실험 설계–데이터 생성–분석–해석까지 지능화하는 AI 피드백을 도입하는 중</w:t>
               </w:r>
             </w:hyperlink>
           </w:p>
@@ -2291,7 +2316,7 @@
                 <w:sz w:val="16"/>
                 <w:szCs w:val="16"/>
               </w:rPr>
-              <w:t xml:space="preserve">분석 전과정 무인 + AI 피드백</w:t>
+              <w:t xml:space="preserve">24시간 자동화 완료, AI 피드백 도입 중</w:t>
             </w:r>
           </w:p>
         </w:tc>
@@ -2420,7 +2445,7 @@
               <w:spacing w:after="12" w:before="12" w:line="200" w:lineRule="auto"/>
               <w:jc w:val="left"/>
             </w:pPr>
-            <w:hyperlink w:history="1" r:id="rIdeb39jt7oo0ch7u1clagrk">
+            <w:hyperlink w:history="1" r:id="rId_dl3mg9zpt4bgz7pxpbib">
               <w:r>
                 <w:rPr>
                   <w:rFonts w:ascii="맑은 고딕" w:cs="맑은 고딕" w:eastAsia="맑은 고딕" w:hAnsi="맑은 고딕"/>
@@ -2445,7 +2470,7 @@
               </w:rPr>
               <w:t xml:space="preserve">. </w:t>
             </w:r>
-            <w:hyperlink w:history="1" r:id="rIdv2kzbtbian3y3dhkpzn1z">
+            <w:hyperlink w:history="1" r:id="rIdkwj8hxodcyiemffdr34zc">
               <w:r>
                 <w:rPr>
                   <w:rFonts w:ascii="맑은 고딕" w:cs="맑은 고딕" w:eastAsia="맑은 고딕" w:hAnsi="맑은 고딕"/>
@@ -2540,7 +2565,7 @@
         </w:rPr>
         <w:t xml:space="preserve">※ 범위  이 보고서의 ‘실험실’은 R&amp;D 단계의 실험·분석 공간을 가리키며, 양산 라인(팹·공장)의 자동화는 성격이 달라 표에서 제외했다. </w:t>
       </w:r>
-      <w:hyperlink w:history="1" r:id="rId3ty67paxxfdvtl4jcit7z">
+      <w:hyperlink w:history="1" r:id="rIdvsppxgouyhlaosjcq2ewk">
         <w:r>
           <w:rPr>
             <w:rFonts w:ascii="맑은 고딕" w:cs="맑은 고딕" w:eastAsia="맑은 고딕" w:hAnsi="맑은 고딕"/>
@@ -2565,7 +2590,7 @@
         </w:rPr>
         <w:t xml:space="preserve">, </w:t>
       </w:r>
-      <w:hyperlink w:history="1" r:id="rIdb3vuz6i51t9lddmd2svgs">
+      <w:hyperlink w:history="1" r:id="rIdda39brqwzgvb1lst6iio4">
         <w:r>
           <w:rPr>
             <w:rFonts w:ascii="맑은 고딕" w:cs="맑은 고딕" w:eastAsia="맑은 고딕" w:hAnsi="맑은 고딕"/>
@@ -2590,7 +2615,7 @@
         </w:rPr>
         <w:t xml:space="preserve">, </w:t>
       </w:r>
-      <w:hyperlink w:history="1" r:id="rId_kan3-tqtkmmblhlzp8dp">
+      <w:hyperlink w:history="1" r:id="rIdoddktj5ux7d61dhf0kywr">
         <w:r>
           <w:rPr>
             <w:rFonts w:ascii="맑은 고딕" w:cs="맑은 고딕" w:eastAsia="맑은 고딕" w:hAnsi="맑은 고딕"/>
@@ -2916,7 +2941,7 @@
               <w:spacing w:after="12" w:before="12" w:line="200" w:lineRule="auto"/>
               <w:jc w:val="center"/>
             </w:pPr>
-            <w:hyperlink w:history="1" r:id="rIdkv0q8knmb1xd52nhmvuf9">
+            <w:hyperlink w:history="1" r:id="rId4fj6yrtdh0d1bmzctebrl">
               <w:r>
                 <w:rPr>
                   <w:rFonts w:ascii="맑은 고딕" w:cs="맑은 고딕" w:eastAsia="맑은 고딕" w:hAnsi="맑은 고딕"/>
@@ -3055,7 +3080,7 @@
               <w:spacing w:after="12" w:before="12" w:line="200" w:lineRule="auto"/>
               <w:jc w:val="center"/>
             </w:pPr>
-            <w:hyperlink w:history="1" r:id="rIdh2jim9pfe07ecm3tchmol">
+            <w:hyperlink w:history="1" r:id="rId1lyrtuqws0j6fyq5c-btb">
               <w:r>
                 <w:rPr>
                   <w:rFonts w:ascii="맑은 고딕" w:cs="맑은 고딕" w:eastAsia="맑은 고딕" w:hAnsi="맑은 고딕"/>
@@ -3190,7 +3215,7 @@
               <w:spacing w:after="12" w:before="12" w:line="200" w:lineRule="auto"/>
               <w:jc w:val="center"/>
             </w:pPr>
-            <w:hyperlink w:history="1" r:id="rId99tkpyb3djaqh9jvyuaek">
+            <w:hyperlink w:history="1" r:id="rIdd5sopwdi2z92pzg--bo-1">
               <w:r>
                 <w:rPr>
                   <w:rFonts w:ascii="맑은 고딕" w:cs="맑은 고딕" w:eastAsia="맑은 고딕" w:hAnsi="맑은 고딕"/>
@@ -3329,7 +3354,7 @@
               <w:spacing w:after="12" w:before="12" w:line="200" w:lineRule="auto"/>
               <w:jc w:val="center"/>
             </w:pPr>
-            <w:hyperlink w:history="1" r:id="rIdx79nolju-yhzq1ircu2n6">
+            <w:hyperlink w:history="1" r:id="rIdmtbbvjv3fjdykzkvhfupu">
               <w:r>
                 <w:rPr>
                   <w:rFonts w:ascii="맑은 고딕" w:cs="맑은 고딕" w:eastAsia="맑은 고딕" w:hAnsi="맑은 고딕"/>
@@ -3481,7 +3506,7 @@
               <w:spacing w:after="12" w:before="12" w:line="200" w:lineRule="auto"/>
               <w:jc w:val="center"/>
             </w:pPr>
-            <w:hyperlink w:history="1" r:id="rIdshdyjh7styaabd3cxbqxo">
+            <w:hyperlink w:history="1" r:id="rIdc9o_qzkrramw5be9egguc">
               <w:r>
                 <w:rPr>
                   <w:rFonts w:ascii="맑은 고딕" w:cs="맑은 고딕" w:eastAsia="맑은 고딕" w:hAnsi="맑은 고딕"/>
@@ -3539,24 +3564,7 @@
                 <w:sz w:val="16"/>
                 <w:szCs w:val="16"/>
               </w:rPr>
-              <w:t xml:space="preserve">자동화</w:t>
-            </w:r>
-          </w:p>
-          <w:p>
-            <w:pPr>
-              <w:spacing w:after="12" w:before="12" w:line="200" w:lineRule="auto"/>
-              <w:jc w:val="center"/>
-            </w:pPr>
-            <w:r>
-              <w:rPr>
-                <w:rFonts w:ascii="맑은 고딕" w:cs="맑은 고딕" w:eastAsia="맑은 고딕" w:hAnsi="맑은 고딕"/>
-                <w:b/>
-                <w:bCs/>
-                <w:color w:val="222222"/>
-                <w:sz w:val="16"/>
-                <w:szCs w:val="16"/>
-              </w:rPr>
-              <w:t xml:space="preserve">(장비 공급)</w:t>
+              <w:t xml:space="preserve">기술·장비 개발</w:t>
             </w:r>
           </w:p>
         </w:tc>
@@ -3603,7 +3611,7 @@
                 <w:sz w:val="16"/>
                 <w:szCs w:val="16"/>
               </w:rPr>
-              <w:t xml:space="preserve">·로봇앤드디자인</w:t>
+              <w:t xml:space="preserve">·로봇앤드디자인 (+ 에이블랩스)</w:t>
             </w:r>
           </w:p>
         </w:tc>
@@ -3633,7 +3641,7 @@
                 <w:sz w:val="16"/>
                 <w:szCs w:val="16"/>
               </w:rPr>
-              <w:t xml:space="preserve">계측·장비 자동화</w:t>
+              <w:t xml:space="preserve">계측·실험장비 자동화</w:t>
             </w:r>
           </w:p>
         </w:tc>
@@ -3654,7 +3662,7 @@
               <w:spacing w:after="12" w:before="12" w:line="200" w:lineRule="auto"/>
               <w:jc w:val="center"/>
             </w:pPr>
-            <w:hyperlink w:history="1" r:id="rIdsvbceg9r33cxglzrgps2s">
+            <w:hyperlink w:history="1" r:id="rIdud2cmtfyatsspljevf4d1">
               <w:r>
                 <w:rPr>
                   <w:rFonts w:ascii="맑은 고딕" w:cs="맑은 고딕" w:eastAsia="맑은 고딕" w:hAnsi="맑은 고딕"/>
@@ -3677,8 +3685,22 @@
                 <w:sz w:val="16"/>
                 <w:szCs w:val="16"/>
               </w:rPr>
-              <w:t xml:space="preserve">해 장비 인터페이스와 데이터 표준 정립, 레퍼런스 자율실험실 구축을 추진</w:t>
-            </w:r>
+              <w:t xml:space="preserve">해 장비 인터페이스와 데이터 표준을 정립. </w:t>
+            </w:r>
+            <w:hyperlink w:history="1" r:id="rIdvlw3ax5kkdwm1wlny0vh2">
+              <w:r>
+                <w:rPr>
+                  <w:rFonts w:ascii="맑은 고딕" w:cs="맑은 고딕" w:eastAsia="맑은 고딕" w:hAnsi="맑은 고딕"/>
+                  <w:b w:val="false"/>
+                  <w:bCs w:val="false"/>
+                  <w:color w:val="1B54B5"/>
+                  <w:sz w:val="16"/>
+                  <w:szCs w:val="16"/>
+                  <w:u w:val="single"/>
+                </w:rPr>
+                <w:t xml:space="preserve">한국기계연구원(KIMM)과 함께 로봇이 직접 다룰 수 있는 국산 실험장비·제어 소프트웨어를 개발해 ‘한국형 자율랩 생태계’를 만드는 것이 목표</w:t>
+              </w:r>
+            </w:hyperlink>
           </w:p>
         </w:tc>
       </w:tr>
@@ -3806,7 +3828,7 @@
               <w:spacing w:after="12" w:before="12" w:line="200" w:lineRule="auto"/>
               <w:jc w:val="center"/>
             </w:pPr>
-            <w:hyperlink w:history="1" r:id="rIddkylmig6hf_yvxv6ut1di">
+            <w:hyperlink w:history="1" r:id="rIdriatvl73pptd1poxilo31">
               <w:r>
                 <w:rPr>
                   <w:rFonts w:ascii="맑은 고딕" w:cs="맑은 고딕" w:eastAsia="맑은 고딕" w:hAnsi="맑은 고딕"/>
@@ -3876,7 +3898,7 @@
         </w:rPr>
         <w:t xml:space="preserve">수요–공급 구도 — </w:t>
       </w:r>
-      <w:hyperlink w:history="1" r:id="rIdbke-juswyc8ujwssmiok4">
+      <w:hyperlink w:history="1" r:id="rIds-jwcvfdupcbih4g5jkrv">
         <w:r>
           <w:rPr>
             <w:rFonts w:ascii="맑은 고딕" w:cs="맑은 고딕" w:eastAsia="맑은 고딕" w:hAnsi="맑은 고딕"/>
@@ -3927,7 +3949,7 @@
         </w:rPr>
         <w:t xml:space="preserve">제약·바이오가 가장 빠르다 — </w:t>
       </w:r>
-      <w:hyperlink w:history="1" r:id="rIdr8mn98qvrb_cv-_8y0f-l">
+      <w:hyperlink w:history="1" r:id="rId_roa4fmaokdkgstizyugs">
         <w:r>
           <w:rPr>
             <w:rFonts w:ascii="맑은 고딕" w:cs="맑은 고딕" w:eastAsia="맑은 고딕" w:hAnsi="맑은 고딕"/>
@@ -3952,7 +3974,7 @@
         </w:rPr>
         <w:t xml:space="preserve">하며, 유기합성은 한국제약바이오협회, 바이오의약품은 연세대 K-NIBRT가 맡는다. </w:t>
       </w:r>
-      <w:hyperlink w:history="1" r:id="rIdjxnyjlcdtnjfpmkwcdcvt">
+      <w:hyperlink w:history="1" r:id="rIduzdwtdavh7k7ca9rocuax">
         <w:r>
           <w:rPr>
             <w:rFonts w:ascii="맑은 고딕" w:cs="맑은 고딕" w:eastAsia="맑은 고딕" w:hAnsi="맑은 고딕"/>
@@ -4003,7 +4025,7 @@
         </w:rPr>
         <w:t xml:space="preserve">남은 과제 — 기업 사례 대부분은 아직 ‘분석·합성 자동화’ 단계이고, AI가 다음 실험을 스스로 결정하는 폐루프까지 간 사례는 일부다. </w:t>
       </w:r>
-      <w:hyperlink w:history="1" r:id="rId2mjptaa-x7lcnq3yjfgt0">
+      <w:hyperlink w:history="1" r:id="rIdvupjqbxnh_nj3c6ue1jrq">
         <w:r>
           <w:rPr>
             <w:rFonts w:ascii="맑은 고딕" w:cs="맑은 고딕" w:eastAsia="맑은 고딕" w:hAnsi="맑은 고딕"/>
@@ -4028,7 +4050,7 @@
         </w:rPr>
         <w:t xml:space="preserve">로 지적된다. 공급 측에서는 </w:t>
       </w:r>
-      <w:hyperlink w:history="1" r:id="rIdderh51zmps8ciy3ybq7ll">
+      <w:hyperlink w:history="1" r:id="rIdbfd1hjx7sdvkuni6kbt7o">
         <w:r>
           <w:rPr>
             <w:rFonts w:ascii="맑은 고딕" w:cs="맑은 고딕" w:eastAsia="맑은 고딕" w:hAnsi="맑은 고딕"/>
@@ -4110,7 +4132,7 @@
               </w:rPr>
               <w:t xml:space="preserve">[1] </w:t>
             </w:r>
-            <w:hyperlink w:history="1" r:id="rIdwuu-nrp83wyr8p-9ht5iy">
+            <w:hyperlink w:history="1" r:id="rIdtzp7iiov4iwabbcm6qtoi">
               <w:r>
                 <w:rPr>
                   <w:rFonts w:ascii="맑은 고딕" w:cs="맑은 고딕" w:eastAsia="맑은 고딕" w:hAnsi="맑은 고딕"/>
@@ -4147,7 +4169,7 @@
               </w:rPr>
               <w:t xml:space="preserve">[20] </w:t>
             </w:r>
-            <w:hyperlink w:history="1" r:id="rId5slzwtr1umpyup2ez9tzn">
+            <w:hyperlink w:history="1" r:id="rIdkrs2bj4wkveahejk-ctb0">
               <w:r>
                 <w:rPr>
                   <w:rFonts w:ascii="맑은 고딕" w:cs="맑은 고딕" w:eastAsia="맑은 고딕" w:hAnsi="맑은 고딕"/>
@@ -4186,7 +4208,7 @@
               </w:rPr>
               <w:t xml:space="preserve">[2] </w:t>
             </w:r>
-            <w:hyperlink w:history="1" r:id="rIdinn8t4gak23engfmin13v">
+            <w:hyperlink w:history="1" r:id="rIdbucqppxvtscdgyzofs-ef">
               <w:r>
                 <w:rPr>
                   <w:rFonts w:ascii="맑은 고딕" w:cs="맑은 고딕" w:eastAsia="맑은 고딕" w:hAnsi="맑은 고딕"/>
@@ -4223,7 +4245,7 @@
               </w:rPr>
               <w:t xml:space="preserve">[21] </w:t>
             </w:r>
-            <w:hyperlink w:history="1" r:id="rIdew6y4dep8-1e6ozdflr_j">
+            <w:hyperlink w:history="1" r:id="rIdnj5hva9zmd1j9ghkeupbg">
               <w:r>
                 <w:rPr>
                   <w:rFonts w:ascii="맑은 고딕" w:cs="맑은 고딕" w:eastAsia="맑은 고딕" w:hAnsi="맑은 고딕"/>
@@ -4262,7 +4284,7 @@
               </w:rPr>
               <w:t xml:space="preserve">[3] </w:t>
             </w:r>
-            <w:hyperlink w:history="1" r:id="rIdju5uuxu9lwwx_rf__kmom">
+            <w:hyperlink w:history="1" r:id="rIdt4obl-rhcq0cgo_fbm9eu">
               <w:r>
                 <w:rPr>
                   <w:rFonts w:ascii="맑은 고딕" w:cs="맑은 고딕" w:eastAsia="맑은 고딕" w:hAnsi="맑은 고딕"/>
@@ -4299,7 +4321,7 @@
               </w:rPr>
               <w:t xml:space="preserve">[22] </w:t>
             </w:r>
-            <w:hyperlink w:history="1" r:id="rIdammoacuvetjdrcfjmohcn">
+            <w:hyperlink w:history="1" r:id="rId4ehq3zidpdyrktog19fiz">
               <w:r>
                 <w:rPr>
                   <w:rFonts w:ascii="맑은 고딕" w:cs="맑은 고딕" w:eastAsia="맑은 고딕" w:hAnsi="맑은 고딕"/>
@@ -4338,7 +4360,7 @@
               </w:rPr>
               <w:t xml:space="preserve">[4] </w:t>
             </w:r>
-            <w:hyperlink w:history="1" r:id="rIdr4frlc4eq7g54fuftzrag">
+            <w:hyperlink w:history="1" r:id="rId71_tlwneisdlrk8dy6fiz">
               <w:r>
                 <w:rPr>
                   <w:rFonts w:ascii="맑은 고딕" w:cs="맑은 고딕" w:eastAsia="맑은 고딕" w:hAnsi="맑은 고딕"/>
@@ -4375,7 +4397,7 @@
               </w:rPr>
               <w:t xml:space="preserve">[23] </w:t>
             </w:r>
-            <w:hyperlink w:history="1" r:id="rIdrsyjc2msbx191v3ilceis">
+            <w:hyperlink w:history="1" r:id="rIdrjyn-4qf9unziwwyofrhp">
               <w:r>
                 <w:rPr>
                   <w:rFonts w:ascii="맑은 고딕" w:cs="맑은 고딕" w:eastAsia="맑은 고딕" w:hAnsi="맑은 고딕"/>
@@ -4414,7 +4436,7 @@
               </w:rPr>
               <w:t xml:space="preserve">[5] </w:t>
             </w:r>
-            <w:hyperlink w:history="1" r:id="rIdjceubtezyghlra17nzd5t">
+            <w:hyperlink w:history="1" r:id="rIdnhhmkpfpzaowe6bnjcpfc">
               <w:r>
                 <w:rPr>
                   <w:rFonts w:ascii="맑은 고딕" w:cs="맑은 고딕" w:eastAsia="맑은 고딕" w:hAnsi="맑은 고딕"/>
@@ -4451,7 +4473,7 @@
               </w:rPr>
               <w:t xml:space="preserve">[24] </w:t>
             </w:r>
-            <w:hyperlink w:history="1" r:id="rIdsunpzuqsjcgdooa2--reg">
+            <w:hyperlink w:history="1" r:id="rIdxi3zacbbh9kyitvwpdlbc">
               <w:r>
                 <w:rPr>
                   <w:rFonts w:ascii="맑은 고딕" w:cs="맑은 고딕" w:eastAsia="맑은 고딕" w:hAnsi="맑은 고딕"/>
@@ -4490,7 +4512,7 @@
               </w:rPr>
               <w:t xml:space="preserve">[6] </w:t>
             </w:r>
-            <w:hyperlink w:history="1" r:id="rIdlahzfdfbcd4exwgxc1i3a">
+            <w:hyperlink w:history="1" r:id="rIduew7nggiu2zgwlstxzkml">
               <w:r>
                 <w:rPr>
                   <w:rFonts w:ascii="맑은 고딕" w:cs="맑은 고딕" w:eastAsia="맑은 고딕" w:hAnsi="맑은 고딕"/>
@@ -4527,7 +4549,7 @@
               </w:rPr>
               <w:t xml:space="preserve">[25] </w:t>
             </w:r>
-            <w:hyperlink w:history="1" r:id="rIdm_z3u7qpv_x7khyvxxgs0">
+            <w:hyperlink w:history="1" r:id="rId2bps4fb8hbcx7_vnsjwbv">
               <w:r>
                 <w:rPr>
                   <w:rFonts w:ascii="맑은 고딕" w:cs="맑은 고딕" w:eastAsia="맑은 고딕" w:hAnsi="맑은 고딕"/>
@@ -4566,7 +4588,7 @@
               </w:rPr>
               <w:t xml:space="preserve">[7] </w:t>
             </w:r>
-            <w:hyperlink w:history="1" r:id="rIdog9znbxjihdfvyzzezv6k">
+            <w:hyperlink w:history="1" r:id="rIdnsuea0633c2u6nof8kdfe">
               <w:r>
                 <w:rPr>
                   <w:rFonts w:ascii="맑은 고딕" w:cs="맑은 고딕" w:eastAsia="맑은 고딕" w:hAnsi="맑은 고딕"/>
@@ -4603,7 +4625,7 @@
               </w:rPr>
               <w:t xml:space="preserve">[26] </w:t>
             </w:r>
-            <w:hyperlink w:history="1" r:id="rIdzpjyajgu3lqtqnh3xd_e3">
+            <w:hyperlink w:history="1" r:id="rIdnmksjw37zedbw-rfoh6nh">
               <w:r>
                 <w:rPr>
                   <w:rFonts w:ascii="맑은 고딕" w:cs="맑은 고딕" w:eastAsia="맑은 고딕" w:hAnsi="맑은 고딕"/>
@@ -4642,7 +4664,7 @@
               </w:rPr>
               <w:t xml:space="preserve">[8] </w:t>
             </w:r>
-            <w:hyperlink w:history="1" r:id="rIdumifatrszhqlgg89mkz9s">
+            <w:hyperlink w:history="1" r:id="rIdxidlcd3n8tgdjoutzq5l7">
               <w:r>
                 <w:rPr>
                   <w:rFonts w:ascii="맑은 고딕" w:cs="맑은 고딕" w:eastAsia="맑은 고딕" w:hAnsi="맑은 고딕"/>
@@ -4679,7 +4701,7 @@
               </w:rPr>
               <w:t xml:space="preserve">[27] </w:t>
             </w:r>
-            <w:hyperlink w:history="1" r:id="rIdvuotlkzvagyyh5cs_uu6w">
+            <w:hyperlink w:history="1" r:id="rIdc7zblcejj0vjlmetim7tq">
               <w:r>
                 <w:rPr>
                   <w:rFonts w:ascii="맑은 고딕" w:cs="맑은 고딕" w:eastAsia="맑은 고딕" w:hAnsi="맑은 고딕"/>
@@ -4718,7 +4740,7 @@
               </w:rPr>
               <w:t xml:space="preserve">[9] </w:t>
             </w:r>
-            <w:hyperlink w:history="1" r:id="rIdvxuu-qf3vj2rd0paixh1n">
+            <w:hyperlink w:history="1" r:id="rIdin203thjl4cdrhakx-iyp">
               <w:r>
                 <w:rPr>
                   <w:rFonts w:ascii="맑은 고딕" w:cs="맑은 고딕" w:eastAsia="맑은 고딕" w:hAnsi="맑은 고딕"/>
@@ -4755,7 +4777,7 @@
               </w:rPr>
               <w:t xml:space="preserve">[28] </w:t>
             </w:r>
-            <w:hyperlink w:history="1" r:id="rIdgzp3mwcl23-niwp3fld5b">
+            <w:hyperlink w:history="1" r:id="rIdt8e-k6vglwwqnu5cwn1n5">
               <w:r>
                 <w:rPr>
                   <w:rFonts w:ascii="맑은 고딕" w:cs="맑은 고딕" w:eastAsia="맑은 고딕" w:hAnsi="맑은 고딕"/>
@@ -4794,7 +4816,7 @@
               </w:rPr>
               <w:t xml:space="preserve">[10] </w:t>
             </w:r>
-            <w:hyperlink w:history="1" r:id="rIdvvewkhgjhdu0pwp4ijeue">
+            <w:hyperlink w:history="1" r:id="rId0iggrwi-0p9xjyxcmmjub">
               <w:r>
                 <w:rPr>
                   <w:rFonts w:ascii="맑은 고딕" w:cs="맑은 고딕" w:eastAsia="맑은 고딕" w:hAnsi="맑은 고딕"/>
@@ -4831,7 +4853,7 @@
               </w:rPr>
               <w:t xml:space="preserve">[29] </w:t>
             </w:r>
-            <w:hyperlink w:history="1" r:id="rIdk5xj8qsyywf_qln9xunr5">
+            <w:hyperlink w:history="1" r:id="rIdfplfrypufafl5qq1vuviz">
               <w:r>
                 <w:rPr>
                   <w:rFonts w:ascii="맑은 고딕" w:cs="맑은 고딕" w:eastAsia="맑은 고딕" w:hAnsi="맑은 고딕"/>
@@ -4870,7 +4892,7 @@
               </w:rPr>
               <w:t xml:space="preserve">[11] </w:t>
             </w:r>
-            <w:hyperlink w:history="1" r:id="rIdcmqg9nlodjnguof0zpbyj">
+            <w:hyperlink w:history="1" r:id="rIdrgp0w5fdjfxomzc8_r-4s">
               <w:r>
                 <w:rPr>
                   <w:rFonts w:ascii="맑은 고딕" w:cs="맑은 고딕" w:eastAsia="맑은 고딕" w:hAnsi="맑은 고딕"/>
@@ -4907,7 +4929,7 @@
               </w:rPr>
               <w:t xml:space="preserve">[30] </w:t>
             </w:r>
-            <w:hyperlink w:history="1" r:id="rId4fyt8qzqmksizlg8dzisy">
+            <w:hyperlink w:history="1" r:id="rIdztzkaxlfqxi0fqryxe7x1">
               <w:r>
                 <w:rPr>
                   <w:rFonts w:ascii="맑은 고딕" w:cs="맑은 고딕" w:eastAsia="맑은 고딕" w:hAnsi="맑은 고딕"/>
@@ -4946,7 +4968,7 @@
               </w:rPr>
               <w:t xml:space="preserve">[12] </w:t>
             </w:r>
-            <w:hyperlink w:history="1" r:id="rIdgcu7kbsthd956fy3ypto-">
+            <w:hyperlink w:history="1" r:id="rIdcyxcnq0omqlkuibbcnexl">
               <w:r>
                 <w:rPr>
                   <w:rFonts w:ascii="맑은 고딕" w:cs="맑은 고딕" w:eastAsia="맑은 고딕" w:hAnsi="맑은 고딕"/>
@@ -4983,7 +5005,7 @@
               </w:rPr>
               <w:t xml:space="preserve">[31] </w:t>
             </w:r>
-            <w:hyperlink w:history="1" r:id="rId9f8gqd84xzsieg_cj7ajd">
+            <w:hyperlink w:history="1" r:id="rIdcd-lfeufszhlsegvw6ofi">
               <w:r>
                 <w:rPr>
                   <w:rFonts w:ascii="맑은 고딕" w:cs="맑은 고딕" w:eastAsia="맑은 고딕" w:hAnsi="맑은 고딕"/>
@@ -5022,7 +5044,7 @@
               </w:rPr>
               <w:t xml:space="preserve">[13] </w:t>
             </w:r>
-            <w:hyperlink w:history="1" r:id="rIdtylh2endvyoaid_zaj48q">
+            <w:hyperlink w:history="1" r:id="rIdraqxub41rr34ahwhrv4pb">
               <w:r>
                 <w:rPr>
                   <w:rFonts w:ascii="맑은 고딕" w:cs="맑은 고딕" w:eastAsia="맑은 고딕" w:hAnsi="맑은 고딕"/>
@@ -5059,7 +5081,7 @@
               </w:rPr>
               <w:t xml:space="preserve">[32] </w:t>
             </w:r>
-            <w:hyperlink w:history="1" r:id="rIdhef59d-ppss9nwymw-i1i">
+            <w:hyperlink w:history="1" r:id="rIdpibuybme_p97pwqnpvbpj">
               <w:r>
                 <w:rPr>
                   <w:rFonts w:ascii="맑은 고딕" w:cs="맑은 고딕" w:eastAsia="맑은 고딕" w:hAnsi="맑은 고딕"/>
@@ -5098,7 +5120,7 @@
               </w:rPr>
               <w:t xml:space="preserve">[14] </w:t>
             </w:r>
-            <w:hyperlink w:history="1" r:id="rIdbea6uhndjnn2ima1oj7qy">
+            <w:hyperlink w:history="1" r:id="rIdfjtlyibzz46iisfkc5mlk">
               <w:r>
                 <w:rPr>
                   <w:rFonts w:ascii="맑은 고딕" w:cs="맑은 고딕" w:eastAsia="맑은 고딕" w:hAnsi="맑은 고딕"/>
@@ -5135,7 +5157,7 @@
               </w:rPr>
               <w:t xml:space="preserve">[33] </w:t>
             </w:r>
-            <w:hyperlink w:history="1" r:id="rIdowlqiixeukjkoojhzlo6i">
+            <w:hyperlink w:history="1" r:id="rIde5_dyiximh8dw55pwucea">
               <w:r>
                 <w:rPr>
                   <w:rFonts w:ascii="맑은 고딕" w:cs="맑은 고딕" w:eastAsia="맑은 고딕" w:hAnsi="맑은 고딕"/>
@@ -5174,7 +5196,7 @@
               </w:rPr>
               <w:t xml:space="preserve">[15] </w:t>
             </w:r>
-            <w:hyperlink w:history="1" r:id="rIddnkki5shpptmditepuk30">
+            <w:hyperlink w:history="1" r:id="rIdybfiy7yhjifgenbftsyes">
               <w:r>
                 <w:rPr>
                   <w:rFonts w:ascii="맑은 고딕" w:cs="맑은 고딕" w:eastAsia="맑은 고딕" w:hAnsi="맑은 고딕"/>
@@ -5211,7 +5233,7 @@
               </w:rPr>
               <w:t xml:space="preserve">[34] </w:t>
             </w:r>
-            <w:hyperlink w:history="1" r:id="rIdqaad0fmshxn-efswmaj42">
+            <w:hyperlink w:history="1" r:id="rId8hhtkgt96myc_4wswwxkp">
               <w:r>
                 <w:rPr>
                   <w:rFonts w:ascii="맑은 고딕" w:cs="맑은 고딕" w:eastAsia="맑은 고딕" w:hAnsi="맑은 고딕"/>
@@ -5250,7 +5272,7 @@
               </w:rPr>
               <w:t xml:space="preserve">[16] </w:t>
             </w:r>
-            <w:hyperlink w:history="1" r:id="rIdy0xhs4lzbfwth57iajoeh">
+            <w:hyperlink w:history="1" r:id="rId-zdoe4ethx7jsmjtppprb">
               <w:r>
                 <w:rPr>
                   <w:rFonts w:ascii="맑은 고딕" w:cs="맑은 고딕" w:eastAsia="맑은 고딕" w:hAnsi="맑은 고딕"/>
@@ -5287,7 +5309,7 @@
               </w:rPr>
               <w:t xml:space="preserve">[35] </w:t>
             </w:r>
-            <w:hyperlink w:history="1" r:id="rIdau3vuiswqkttlhlvbsag-">
+            <w:hyperlink w:history="1" r:id="rId3ovo6l2schcrwlsrmtwyl">
               <w:r>
                 <w:rPr>
                   <w:rFonts w:ascii="맑은 고딕" w:cs="맑은 고딕" w:eastAsia="맑은 고딕" w:hAnsi="맑은 고딕"/>
@@ -5326,7 +5348,7 @@
               </w:rPr>
               <w:t xml:space="preserve">[17] </w:t>
             </w:r>
-            <w:hyperlink w:history="1" r:id="rIdxd0i1tt_sdma4uhvvsgya">
+            <w:hyperlink w:history="1" r:id="rIdbxen-0gtaw-tk12ro8lee">
               <w:r>
                 <w:rPr>
                   <w:rFonts w:ascii="맑은 고딕" w:cs="맑은 고딕" w:eastAsia="맑은 고딕" w:hAnsi="맑은 고딕"/>
@@ -5363,7 +5385,7 @@
               </w:rPr>
               <w:t xml:space="preserve">[36] </w:t>
             </w:r>
-            <w:hyperlink w:history="1" r:id="rIdb2jvfprzyyu_ivpstglx8">
+            <w:hyperlink w:history="1" r:id="rIdd5uhqv57mrp8hi6ui5rut">
               <w:r>
                 <w:rPr>
                   <w:rFonts w:ascii="맑은 고딕" w:cs="맑은 고딕" w:eastAsia="맑은 고딕" w:hAnsi="맑은 고딕"/>
@@ -5402,7 +5424,7 @@
               </w:rPr>
               <w:t xml:space="preserve">[18] </w:t>
             </w:r>
-            <w:hyperlink w:history="1" r:id="rIdiw0rt4po1dng1vwhcp2tb">
+            <w:hyperlink w:history="1" r:id="rIdv-g2mswtomjs6sva8xz93">
               <w:r>
                 <w:rPr>
                   <w:rFonts w:ascii="맑은 고딕" w:cs="맑은 고딕" w:eastAsia="맑은 고딕" w:hAnsi="맑은 고딕"/>
@@ -5439,7 +5461,7 @@
               </w:rPr>
               <w:t xml:space="preserve">[37] </w:t>
             </w:r>
-            <w:hyperlink w:history="1" r:id="rIdbexy0ctsildfdavjvf5ki">
+            <w:hyperlink w:history="1" r:id="rIdfich23dnowyu7eygeu-iy">
               <w:r>
                 <w:rPr>
                   <w:rFonts w:ascii="맑은 고딕" w:cs="맑은 고딕" w:eastAsia="맑은 고딕" w:hAnsi="맑은 고딕"/>
@@ -5478,7 +5500,7 @@
               </w:rPr>
               <w:t xml:space="preserve">[19] </w:t>
             </w:r>
-            <w:hyperlink w:history="1" r:id="rIdhzncvwwvmg4jsci4rocsi">
+            <w:hyperlink w:history="1" r:id="rIdhw2ter89yb2tl93rr9uaw">
               <w:r>
                 <w:rPr>
                   <w:rFonts w:ascii="맑은 고딕" w:cs="맑은 고딕" w:eastAsia="맑은 고딕" w:hAnsi="맑은 고딕"/>

--- a/report/국내_자율실험실_현황_기업편.docx
+++ b/report/국내_자율실험실_현황_기업편.docx
@@ -93,7 +93,7 @@
               </w:rPr>
               <w:t xml:space="preserve">기업은 “위험·반복 실험의 무인화”와 “개발기간 단축”이라는 사업 목적에서 오래전부터 자동화 실험실을 쌓아 왔고, 자율실험실은 그 위에 AI 의사결정을 얹는 방식으로 진행되는 경우가 다수다. </w:t>
             </w:r>
-            <w:hyperlink w:history="1" r:id="rId3covhht46ofvmzc_zbxwm">
+            <w:hyperlink w:history="1" r:id="rIdnjwxnihczkmhnxeudizey">
               <w:r>
                 <w:rPr>
                   <w:rFonts w:ascii="맑은 고딕" w:cs="맑은 고딕" w:eastAsia="맑은 고딕" w:hAnsi="맑은 고딕"/>
@@ -118,7 +118,7 @@
               </w:rPr>
               <w:t xml:space="preserve">(이차전지 양극재)와 </w:t>
             </w:r>
-            <w:hyperlink w:history="1" r:id="rIdcbqd5g7gmoodink3c9a9i">
+            <w:hyperlink w:history="1" r:id="rIdvocucuj3jnmspgimihvbw">
               <w:r>
                 <w:rPr>
                   <w:rFonts w:ascii="맑은 고딕" w:cs="맑은 고딕" w:eastAsia="맑은 고딕" w:hAnsi="맑은 고딕"/>
@@ -143,7 +143,7 @@
               </w:rPr>
               <w:t xml:space="preserve">(항암 신약)은 이미 AI가 다음 실험을 결정하는 폐루프에 도달했고, </w:t>
             </w:r>
-            <w:hyperlink w:history="1" r:id="rIdsaeat7mio7i-o_88gfe63">
+            <w:hyperlink w:history="1" r:id="rIdeubrp3kwwduoi3zwbbfms">
               <w:r>
                 <w:rPr>
                   <w:rFonts w:ascii="맑은 고딕" w:cs="맑은 고딕" w:eastAsia="맑은 고딕" w:hAnsi="맑은 고딕"/>
@@ -168,7 +168,7 @@
               </w:rPr>
               <w:t xml:space="preserve">·</w:t>
             </w:r>
-            <w:hyperlink w:history="1" r:id="rIdug1duacca1zyu-qdgqsiy">
+            <w:hyperlink w:history="1" r:id="rIdeyt4lcfrck7wc-oxu5_vm">
               <w:r>
                 <w:rPr>
                   <w:rFonts w:ascii="맑은 고딕" w:cs="맑은 고딕" w:eastAsia="맑은 고딕" w:hAnsi="맑은 고딕"/>
@@ -193,7 +193,7 @@
               </w:rPr>
               <w:t xml:space="preserve">은 분석·합성 공정의 무인화 단계에 있다. 2026년 8월 출범한 </w:t>
             </w:r>
-            <w:hyperlink w:history="1" r:id="rIdpyyhxuluplooc7xjgjtr7">
+            <w:hyperlink w:history="1" r:id="rIdlus2otoxpf9tzfndvguxt">
               <w:r>
                 <w:rPr>
                   <w:rFonts w:ascii="맑은 고딕" w:cs="맑은 고딕" w:eastAsia="맑은 고딕" w:hAnsi="맑은 고딕"/>
@@ -218,7 +218,7 @@
               </w:rPr>
               <w:t xml:space="preserve">에는 장비·자동화·AI 기업과 반도체·소재 수요기업을 합쳐 50개사가 참여하며, </w:t>
             </w:r>
-            <w:hyperlink w:history="1" r:id="rIdrgtrixxuz8kway_yoair7">
+            <w:hyperlink w:history="1" r:id="rId7pz5wp3tvqgc4qhatrgl8">
               <w:r>
                 <w:rPr>
                   <w:rFonts w:ascii="맑은 고딕" w:cs="맑은 고딕" w:eastAsia="맑은 고딕" w:hAnsi="맑은 고딕"/>
@@ -578,7 +578,7 @@
               <w:spacing w:after="12" w:before="12" w:line="200" w:lineRule="auto"/>
               <w:jc w:val="left"/>
             </w:pPr>
-            <w:hyperlink w:history="1" r:id="rId5qbb9_bu3euomp4qldw1z">
+            <w:hyperlink w:history="1" r:id="rId2m9mfh9lold837xqbr4yl">
               <w:r>
                 <w:rPr>
                   <w:rFonts w:ascii="맑은 고딕" w:cs="맑은 고딕" w:eastAsia="맑은 고딕" w:hAnsi="맑은 고딕"/>
@@ -601,9 +601,9 @@
                 <w:sz w:val="16"/>
                 <w:szCs w:val="16"/>
               </w:rPr>
-              <w:t xml:space="preserve">. 24시간 운용 시 </w:t>
-            </w:r>
-            <w:hyperlink w:history="1" r:id="rIdj7syau6rdatqivvrgzrkh">
+              <w:t xml:space="preserve">. </w:t>
+            </w:r>
+            <w:hyperlink w:history="1" r:id="rIdgd02iychy8xa8ovemk-s7">
               <w:r>
                 <w:rPr>
                   <w:rFonts w:ascii="맑은 고딕" w:cs="맑은 고딕" w:eastAsia="맑은 고딕" w:hAnsi="맑은 고딕"/>
@@ -614,7 +614,7 @@
                   <w:szCs w:val="16"/>
                   <w:u w:val="single"/>
                 </w:rPr>
-                <w:t xml:space="preserve">실험 데이터 12배 이상 확보·소재 탐색 시간 93% 단축</w:t>
+                <w:t xml:space="preserve">기존 연구자 기반 실험 대비 12배 많은 소재 데이터 확보·소재 탐색 시간 93% 단축</w:t>
               </w:r>
             </w:hyperlink>
             <w:r>
@@ -628,7 +628,7 @@
               </w:rPr>
               <w:t xml:space="preserve">, 고속 소결 도입으로 합성 속도 50배 개선. </w:t>
             </w:r>
-            <w:hyperlink w:history="1" r:id="rIdghi0i6aump_teusdmuvo8">
+            <w:hyperlink w:history="1" r:id="rIdlyewwksz3dkyib-btckna">
               <w:r>
                 <w:rPr>
                   <w:rFonts w:ascii="맑은 고딕" w:cs="맑은 고딕" w:eastAsia="맑은 고딕" w:hAnsi="맑은 고딕"/>
@@ -759,7 +759,7 @@
               <w:spacing w:after="12" w:before="12" w:line="200" w:lineRule="auto"/>
               <w:jc w:val="left"/>
             </w:pPr>
-            <w:hyperlink w:history="1" r:id="rIdxq6ebvy5gobyxwmv1roej">
+            <w:hyperlink w:history="1" r:id="rId4-3a0sdqulqxi8cn7tf2i">
               <w:r>
                 <w:rPr>
                   <w:rFonts w:ascii="맑은 고딕" w:cs="맑은 고딕" w:eastAsia="맑은 고딕" w:hAnsi="맑은 고딕"/>
@@ -839,7 +839,7 @@
               <w:spacing w:after="12" w:before="12" w:line="200" w:lineRule="auto"/>
               <w:jc w:val="left"/>
             </w:pPr>
-            <w:hyperlink w:history="1" r:id="rId3kvpnmv6dulcuqnxndczb">
+            <w:hyperlink w:history="1" r:id="rIdoeoe1tmbhd7g9uxcoqboh">
               <w:r>
                 <w:rPr>
                   <w:rFonts w:ascii="맑은 고딕" w:cs="맑은 고딕" w:eastAsia="맑은 고딕" w:hAnsi="맑은 고딕"/>
@@ -864,7 +864,7 @@
               </w:rPr>
               <w:t xml:space="preserve">. 시료 출고→전처리→분석→폐기까지 로봇이 일괄 수행하고 데이터가 자동 입력되며, 고온·고농도 산 처리 등 위험 공정을 무인화해 24시간 365일 실험. </w:t>
             </w:r>
-            <w:hyperlink w:history="1" r:id="rIdjh_j84cujxunjch_pwatc">
+            <w:hyperlink w:history="1" r:id="rIdfi-hm8wb5ifclo38psvz0">
               <w:r>
                 <w:rPr>
                   <w:rFonts w:ascii="맑은 고딕" w:cs="맑은 고딕" w:eastAsia="맑은 고딕" w:hAnsi="맑은 고딕"/>
@@ -1052,7 +1052,7 @@
               <w:spacing w:after="12" w:before="12" w:line="200" w:lineRule="auto"/>
               <w:jc w:val="left"/>
             </w:pPr>
-            <w:hyperlink w:history="1" r:id="rId3dbmt1klj-lg6b4lsj8q0">
+            <w:hyperlink w:history="1" r:id="rIdpvxcnfxx_u3criuqkfias">
               <w:r>
                 <w:rPr>
                   <w:rFonts w:ascii="맑은 고딕" w:cs="맑은 고딕" w:eastAsia="맑은 고딕" w:hAnsi="맑은 고딕"/>
@@ -1077,7 +1077,7 @@
               </w:rPr>
               <w:t xml:space="preserve">하는 폐루프 구조를 갖췄다. </w:t>
             </w:r>
-            <w:hyperlink w:history="1" r:id="rIdfwmdiha-ov9wvj5jv_cq0">
+            <w:hyperlink w:history="1" r:id="rIddscdslho9r8sw5-xtbg31">
               <w:r>
                 <w:rPr>
                   <w:rFonts w:ascii="맑은 고딕" w:cs="맑은 고딕" w:eastAsia="맑은 고딕" w:hAnsi="맑은 고딕"/>
@@ -1219,7 +1219,7 @@
               <w:spacing w:after="12" w:before="12" w:line="200" w:lineRule="auto"/>
               <w:jc w:val="left"/>
             </w:pPr>
-            <w:hyperlink w:history="1" r:id="rIdammcwyf7ezqv3kdmrnheu">
+            <w:hyperlink w:history="1" r:id="rIddo8orfhjjqgbtvljyu4nr">
               <w:r>
                 <w:rPr>
                   <w:rFonts w:ascii="맑은 고딕" w:cs="맑은 고딕" w:eastAsia="맑은 고딕" w:hAnsi="맑은 고딕"/>
@@ -1310,7 +1310,7 @@
               </w:rPr>
               <w:t xml:space="preserve">AI라는 ‘뇌’와 로봇이라는 ‘손발’을 결합해 </w:t>
             </w:r>
-            <w:hyperlink w:history="1" r:id="rIdfm3yfuh3jqso2lnjdwyqq">
+            <w:hyperlink w:history="1" r:id="rIdgzu6ipgvso3hrpkfzoj-d">
               <w:r>
                 <w:rPr>
                   <w:rFonts w:ascii="맑은 고딕" w:cs="맑은 고딕" w:eastAsia="맑은 고딕" w:hAnsi="맑은 고딕"/>
@@ -1445,7 +1445,7 @@
               </w:rPr>
               <w:t xml:space="preserve">BIO연구소 </w:t>
             </w:r>
-            <w:hyperlink w:history="1" r:id="rIdu4m0ihkh0hy1vbclf9yof">
+            <w:hyperlink w:history="1" r:id="rIdsv8frqlekpmmjpqaz2ver">
               <w:r>
                 <w:rPr>
                   <w:rFonts w:ascii="맑은 고딕" w:cs="맑은 고딕" w:eastAsia="맑은 고딕" w:hAnsi="맑은 고딕"/>
@@ -1517,7 +1517,7 @@
               </w:rPr>
               <w:t xml:space="preserve">균주 개발 사이클(설계–제작–시험–학습)을 로봇으로 자동화한 연구 시설. 내부 데이터를 학습한 </w:t>
             </w:r>
-            <w:hyperlink w:history="1" r:id="rIdz4qpbzqisjszofevsjqhx">
+            <w:hyperlink w:history="1" r:id="rIdgg_rpcgknuxwhnitj51c8">
               <w:r>
                 <w:rPr>
                   <w:rFonts w:ascii="맑은 고딕" w:cs="맑은 고딕" w:eastAsia="맑은 고딕" w:hAnsi="맑은 고딕"/>
@@ -1642,7 +1642,7 @@
               <w:spacing w:after="12" w:before="12" w:line="200" w:lineRule="auto"/>
               <w:jc w:val="left"/>
             </w:pPr>
-            <w:hyperlink w:history="1" r:id="rIdlfrocfrglepwjg46uegrr">
+            <w:hyperlink w:history="1" r:id="rIdvpfyqclrbgd3llcclc-g3">
               <w:r>
                 <w:rPr>
                   <w:rFonts w:ascii="맑은 고딕" w:cs="맑은 고딕" w:eastAsia="맑은 고딕" w:hAnsi="맑은 고딕"/>
@@ -1722,7 +1722,7 @@
               <w:spacing w:after="12" w:before="12" w:line="200" w:lineRule="auto"/>
               <w:jc w:val="left"/>
             </w:pPr>
-            <w:hyperlink w:history="1" r:id="rIdmtfqinhr3ddqmqjekflu6">
+            <w:hyperlink w:history="1" r:id="rIdll4px6bepmkrxpcyosxyk">
               <w:r>
                 <w:rPr>
                   <w:rFonts w:ascii="맑은 고딕" w:cs="맑은 고딕" w:eastAsia="맑은 고딕" w:hAnsi="맑은 고딕"/>
@@ -1747,7 +1747,7 @@
               </w:rPr>
               <w:t xml:space="preserve">, 위험한 실험은 로봇이 대신하고 365일 24시간 상시 실험 체계를 목표. </w:t>
             </w:r>
-            <w:hyperlink w:history="1" r:id="rIddw9dmjbzu4mmwmhtrwvab">
+            <w:hyperlink w:history="1" r:id="rIdex_kkvebxxidyhs0pczlh">
               <w:r>
                 <w:rPr>
                   <w:rFonts w:ascii="맑은 고딕" w:cs="맑은 고딕" w:eastAsia="맑은 고딕" w:hAnsi="맑은 고딕"/>
@@ -1963,7 +1963,7 @@
               <w:spacing w:after="12" w:before="12" w:line="200" w:lineRule="auto"/>
               <w:jc w:val="left"/>
             </w:pPr>
-            <w:hyperlink w:history="1" r:id="rIdn2fgw3-6jczo1ylbapjb5">
+            <w:hyperlink w:history="1" r:id="rIdnmt5ipz-pj4njrlzxfi7u">
               <w:r>
                 <w:rPr>
                   <w:rFonts w:ascii="맑은 고딕" w:cs="맑은 고딕" w:eastAsia="맑은 고딕" w:hAnsi="맑은 고딕"/>
@@ -1988,7 +1988,7 @@
               </w:rPr>
               <w:t xml:space="preserve">. </w:t>
             </w:r>
-            <w:hyperlink w:history="1" r:id="rIdgcjlr7vlvtmeftazzorkp">
+            <w:hyperlink w:history="1" r:id="rId15wqrusajqjlizmn-e72o">
               <w:r>
                 <w:rPr>
                   <w:rFonts w:ascii="맑은 고딕" w:cs="맑은 고딕" w:eastAsia="맑은 고딕" w:hAnsi="맑은 고딕"/>
@@ -2013,7 +2013,7 @@
               </w:rPr>
               <w:t xml:space="preserve">. </w:t>
             </w:r>
-            <w:hyperlink w:history="1" r:id="rIdury5x-mb9i-jdugifm_ds">
+            <w:hyperlink w:history="1" r:id="rIdrqkjsmxif1jbyzpcuylz3">
               <w:r>
                 <w:rPr>
                   <w:rFonts w:ascii="맑은 고딕" w:cs="맑은 고딕" w:eastAsia="맑은 고딕" w:hAnsi="맑은 고딕"/>
@@ -2232,7 +2232,7 @@
               <w:spacing w:after="12" w:before="12" w:line="200" w:lineRule="auto"/>
               <w:jc w:val="left"/>
             </w:pPr>
-            <w:hyperlink w:history="1" r:id="rIdmwzebfbspasql70huabwx">
+            <w:hyperlink w:history="1" r:id="rIdp2ykhp0n5kedlkm6mvdws">
               <w:r>
                 <w:rPr>
                   <w:rFonts w:ascii="맑은 고딕" w:cs="맑은 고딕" w:eastAsia="맑은 고딕" w:hAnsi="맑은 고딕"/>
@@ -2257,7 +2257,7 @@
               </w:rPr>
               <w:t xml:space="preserve"> 분석 기간을 6주 → 2주 이내로 단축했다. 여기에 </w:t>
             </w:r>
-            <w:hyperlink w:history="1" r:id="rIds610amdwvjayywjhjlhmq">
+            <w:hyperlink w:history="1" r:id="rIdhzzrk9-4jvk7pzaevd0rz">
               <w:r>
                 <w:rPr>
                   <w:rFonts w:ascii="맑은 고딕" w:cs="맑은 고딕" w:eastAsia="맑은 고딕" w:hAnsi="맑은 고딕"/>
@@ -2445,7 +2445,7 @@
               <w:spacing w:after="12" w:before="12" w:line="200" w:lineRule="auto"/>
               <w:jc w:val="left"/>
             </w:pPr>
-            <w:hyperlink w:history="1" r:id="rId_dl3mg9zpt4bgz7pxpbib">
+            <w:hyperlink w:history="1" r:id="rIdawuxedtys95kgcpj5hp9a">
               <w:r>
                 <w:rPr>
                   <w:rFonts w:ascii="맑은 고딕" w:cs="맑은 고딕" w:eastAsia="맑은 고딕" w:hAnsi="맑은 고딕"/>
@@ -2470,7 +2470,7 @@
               </w:rPr>
               <w:t xml:space="preserve">. </w:t>
             </w:r>
-            <w:hyperlink w:history="1" r:id="rIdkwj8hxodcyiemffdr34zc">
+            <w:hyperlink w:history="1" r:id="rIdilcaxaqqco8qmddv9fvpd">
               <w:r>
                 <w:rPr>
                   <w:rFonts w:ascii="맑은 고딕" w:cs="맑은 고딕" w:eastAsia="맑은 고딕" w:hAnsi="맑은 고딕"/>
@@ -2565,7 +2565,7 @@
         </w:rPr>
         <w:t xml:space="preserve">※ 범위  이 보고서의 ‘실험실’은 R&amp;D 단계의 실험·분석 공간을 가리키며, 양산 라인(팹·공장)의 자동화는 성격이 달라 표에서 제외했다. </w:t>
       </w:r>
-      <w:hyperlink w:history="1" r:id="rIdvsppxgouyhlaosjcq2ewk">
+      <w:hyperlink w:history="1" r:id="rIdnmzp0yk9clslbkcuzgxyz">
         <w:r>
           <w:rPr>
             <w:rFonts w:ascii="맑은 고딕" w:cs="맑은 고딕" w:eastAsia="맑은 고딕" w:hAnsi="맑은 고딕"/>
@@ -2590,7 +2590,7 @@
         </w:rPr>
         <w:t xml:space="preserve">, </w:t>
       </w:r>
-      <w:hyperlink w:history="1" r:id="rIdda39brqwzgvb1lst6iio4">
+      <w:hyperlink w:history="1" r:id="rIdugs9wjnrlje2osji_xqgx">
         <w:r>
           <w:rPr>
             <w:rFonts w:ascii="맑은 고딕" w:cs="맑은 고딕" w:eastAsia="맑은 고딕" w:hAnsi="맑은 고딕"/>
@@ -2615,7 +2615,7 @@
         </w:rPr>
         <w:t xml:space="preserve">, </w:t>
       </w:r>
-      <w:hyperlink w:history="1" r:id="rIdoddktj5ux7d61dhf0kywr">
+      <w:hyperlink w:history="1" r:id="rIdia0ywgcisbehi1cpkv8bg">
         <w:r>
           <w:rPr>
             <w:rFonts w:ascii="맑은 고딕" w:cs="맑은 고딕" w:eastAsia="맑은 고딕" w:hAnsi="맑은 고딕"/>
@@ -2941,7 +2941,7 @@
               <w:spacing w:after="12" w:before="12" w:line="200" w:lineRule="auto"/>
               <w:jc w:val="center"/>
             </w:pPr>
-            <w:hyperlink w:history="1" r:id="rId4fj6yrtdh0d1bmzctebrl">
+            <w:hyperlink w:history="1" r:id="rIdy1jkj116hgiido9i1u2c_">
               <w:r>
                 <w:rPr>
                   <w:rFonts w:ascii="맑은 고딕" w:cs="맑은 고딕" w:eastAsia="맑은 고딕" w:hAnsi="맑은 고딕"/>
@@ -3080,7 +3080,7 @@
               <w:spacing w:after="12" w:before="12" w:line="200" w:lineRule="auto"/>
               <w:jc w:val="center"/>
             </w:pPr>
-            <w:hyperlink w:history="1" r:id="rId1lyrtuqws0j6fyq5c-btb">
+            <w:hyperlink w:history="1" r:id="rIdzkedqlcylvy2baua--z5z">
               <w:r>
                 <w:rPr>
                   <w:rFonts w:ascii="맑은 고딕" w:cs="맑은 고딕" w:eastAsia="맑은 고딕" w:hAnsi="맑은 고딕"/>
@@ -3215,7 +3215,7 @@
               <w:spacing w:after="12" w:before="12" w:line="200" w:lineRule="auto"/>
               <w:jc w:val="center"/>
             </w:pPr>
-            <w:hyperlink w:history="1" r:id="rIdd5sopwdi2z92pzg--bo-1">
+            <w:hyperlink w:history="1" r:id="rIdhytdlolxhziajtutxvy_a">
               <w:r>
                 <w:rPr>
                   <w:rFonts w:ascii="맑은 고딕" w:cs="맑은 고딕" w:eastAsia="맑은 고딕" w:hAnsi="맑은 고딕"/>
@@ -3354,7 +3354,7 @@
               <w:spacing w:after="12" w:before="12" w:line="200" w:lineRule="auto"/>
               <w:jc w:val="center"/>
             </w:pPr>
-            <w:hyperlink w:history="1" r:id="rIdmtbbvjv3fjdykzkvhfupu">
+            <w:hyperlink w:history="1" r:id="rId3x6chnvn2wm4yfnhiplkd">
               <w:r>
                 <w:rPr>
                   <w:rFonts w:ascii="맑은 고딕" w:cs="맑은 고딕" w:eastAsia="맑은 고딕" w:hAnsi="맑은 고딕"/>
@@ -3506,7 +3506,7 @@
               <w:spacing w:after="12" w:before="12" w:line="200" w:lineRule="auto"/>
               <w:jc w:val="center"/>
             </w:pPr>
-            <w:hyperlink w:history="1" r:id="rIdc9o_qzkrramw5be9egguc">
+            <w:hyperlink w:history="1" r:id="rId1lzmwqdyblbbfffniuuqt">
               <w:r>
                 <w:rPr>
                   <w:rFonts w:ascii="맑은 고딕" w:cs="맑은 고딕" w:eastAsia="맑은 고딕" w:hAnsi="맑은 고딕"/>
@@ -3662,7 +3662,7 @@
               <w:spacing w:after="12" w:before="12" w:line="200" w:lineRule="auto"/>
               <w:jc w:val="center"/>
             </w:pPr>
-            <w:hyperlink w:history="1" r:id="rIdud2cmtfyatsspljevf4d1">
+            <w:hyperlink w:history="1" r:id="rIdipqtxpqrxfdpdd_vfbzqc">
               <w:r>
                 <w:rPr>
                   <w:rFonts w:ascii="맑은 고딕" w:cs="맑은 고딕" w:eastAsia="맑은 고딕" w:hAnsi="맑은 고딕"/>
@@ -3687,7 +3687,7 @@
               </w:rPr>
               <w:t xml:space="preserve">해 장비 인터페이스와 데이터 표준을 정립. </w:t>
             </w:r>
-            <w:hyperlink w:history="1" r:id="rIdvlw3ax5kkdwm1wlny0vh2">
+            <w:hyperlink w:history="1" r:id="rIdjinbtbkspkgl7jg5ruops">
               <w:r>
                 <w:rPr>
                   <w:rFonts w:ascii="맑은 고딕" w:cs="맑은 고딕" w:eastAsia="맑은 고딕" w:hAnsi="맑은 고딕"/>
@@ -3828,7 +3828,7 @@
               <w:spacing w:after="12" w:before="12" w:line="200" w:lineRule="auto"/>
               <w:jc w:val="center"/>
             </w:pPr>
-            <w:hyperlink w:history="1" r:id="rIdriatvl73pptd1poxilo31">
+            <w:hyperlink w:history="1" r:id="rIds6juqhdemawqroxjd6m2j">
               <w:r>
                 <w:rPr>
                   <w:rFonts w:ascii="맑은 고딕" w:cs="맑은 고딕" w:eastAsia="맑은 고딕" w:hAnsi="맑은 고딕"/>
@@ -3898,7 +3898,7 @@
         </w:rPr>
         <w:t xml:space="preserve">수요–공급 구도 — </w:t>
       </w:r>
-      <w:hyperlink w:history="1" r:id="rIds-jwcvfdupcbih4g5jkrv">
+      <w:hyperlink w:history="1" r:id="rIdzwbrlgzxgs-l02ilolswl">
         <w:r>
           <w:rPr>
             <w:rFonts w:ascii="맑은 고딕" w:cs="맑은 고딕" w:eastAsia="맑은 고딕" w:hAnsi="맑은 고딕"/>
@@ -3949,7 +3949,7 @@
         </w:rPr>
         <w:t xml:space="preserve">제약·바이오가 가장 빠르다 — </w:t>
       </w:r>
-      <w:hyperlink w:history="1" r:id="rId_roa4fmaokdkgstizyugs">
+      <w:hyperlink w:history="1" r:id="rId4_5-tuhksw_buh5wbvfxg">
         <w:r>
           <w:rPr>
             <w:rFonts w:ascii="맑은 고딕" w:cs="맑은 고딕" w:eastAsia="맑은 고딕" w:hAnsi="맑은 고딕"/>
@@ -3974,7 +3974,7 @@
         </w:rPr>
         <w:t xml:space="preserve">하며, 유기합성은 한국제약바이오협회, 바이오의약품은 연세대 K-NIBRT가 맡는다. </w:t>
       </w:r>
-      <w:hyperlink w:history="1" r:id="rIduzdwtdavh7k7ca9rocuax">
+      <w:hyperlink w:history="1" r:id="rIdqqnu94ggghb5o-j7ixirf">
         <w:r>
           <w:rPr>
             <w:rFonts w:ascii="맑은 고딕" w:cs="맑은 고딕" w:eastAsia="맑은 고딕" w:hAnsi="맑은 고딕"/>
@@ -4025,7 +4025,7 @@
         </w:rPr>
         <w:t xml:space="preserve">남은 과제 — 기업 사례 대부분은 아직 ‘분석·합성 자동화’ 단계이고, AI가 다음 실험을 스스로 결정하는 폐루프까지 간 사례는 일부다. </w:t>
       </w:r>
-      <w:hyperlink w:history="1" r:id="rIdvupjqbxnh_nj3c6ue1jrq">
+      <w:hyperlink w:history="1" r:id="rId4c-yzbqaxotgsc9dad0mw">
         <w:r>
           <w:rPr>
             <w:rFonts w:ascii="맑은 고딕" w:cs="맑은 고딕" w:eastAsia="맑은 고딕" w:hAnsi="맑은 고딕"/>
@@ -4050,7 +4050,7 @@
         </w:rPr>
         <w:t xml:space="preserve">로 지적된다. 공급 측에서는 </w:t>
       </w:r>
-      <w:hyperlink w:history="1" r:id="rIdbfd1hjx7sdvkuni6kbt7o">
+      <w:hyperlink w:history="1" r:id="rIdtdkuon122hx-xshelwnsw">
         <w:r>
           <w:rPr>
             <w:rFonts w:ascii="맑은 고딕" w:cs="맑은 고딕" w:eastAsia="맑은 고딕" w:hAnsi="맑은 고딕"/>
@@ -4132,7 +4132,7 @@
               </w:rPr>
               <w:t xml:space="preserve">[1] </w:t>
             </w:r>
-            <w:hyperlink w:history="1" r:id="rIdtzp7iiov4iwabbcm6qtoi">
+            <w:hyperlink w:history="1" r:id="rIdhqrvivi0ds6suq8oalz7l">
               <w:r>
                 <w:rPr>
                   <w:rFonts w:ascii="맑은 고딕" w:cs="맑은 고딕" w:eastAsia="맑은 고딕" w:hAnsi="맑은 고딕"/>
@@ -4169,7 +4169,7 @@
               </w:rPr>
               <w:t xml:space="preserve">[20] </w:t>
             </w:r>
-            <w:hyperlink w:history="1" r:id="rIdkrs2bj4wkveahejk-ctb0">
+            <w:hyperlink w:history="1" r:id="rIdm0efukxbdsmp5sp0j_tus">
               <w:r>
                 <w:rPr>
                   <w:rFonts w:ascii="맑은 고딕" w:cs="맑은 고딕" w:eastAsia="맑은 고딕" w:hAnsi="맑은 고딕"/>
@@ -4208,7 +4208,7 @@
               </w:rPr>
               <w:t xml:space="preserve">[2] </w:t>
             </w:r>
-            <w:hyperlink w:history="1" r:id="rIdbucqppxvtscdgyzofs-ef">
+            <w:hyperlink w:history="1" r:id="rIdyyyjdiysobhlzgop6n_ut">
               <w:r>
                 <w:rPr>
                   <w:rFonts w:ascii="맑은 고딕" w:cs="맑은 고딕" w:eastAsia="맑은 고딕" w:hAnsi="맑은 고딕"/>
@@ -4245,7 +4245,7 @@
               </w:rPr>
               <w:t xml:space="preserve">[21] </w:t>
             </w:r>
-            <w:hyperlink w:history="1" r:id="rIdnj5hva9zmd1j9ghkeupbg">
+            <w:hyperlink w:history="1" r:id="rIdbjszskyxrcm9c792suf2o">
               <w:r>
                 <w:rPr>
                   <w:rFonts w:ascii="맑은 고딕" w:cs="맑은 고딕" w:eastAsia="맑은 고딕" w:hAnsi="맑은 고딕"/>
@@ -4284,7 +4284,7 @@
               </w:rPr>
               <w:t xml:space="preserve">[3] </w:t>
             </w:r>
-            <w:hyperlink w:history="1" r:id="rIdt4obl-rhcq0cgo_fbm9eu">
+            <w:hyperlink w:history="1" r:id="rIdupjjro1wgoox4ybg9fpge">
               <w:r>
                 <w:rPr>
                   <w:rFonts w:ascii="맑은 고딕" w:cs="맑은 고딕" w:eastAsia="맑은 고딕" w:hAnsi="맑은 고딕"/>
@@ -4321,7 +4321,7 @@
               </w:rPr>
               <w:t xml:space="preserve">[22] </w:t>
             </w:r>
-            <w:hyperlink w:history="1" r:id="rId4ehq3zidpdyrktog19fiz">
+            <w:hyperlink w:history="1" r:id="rIdbjfzwpwhrs67hmigdupos">
               <w:r>
                 <w:rPr>
                   <w:rFonts w:ascii="맑은 고딕" w:cs="맑은 고딕" w:eastAsia="맑은 고딕" w:hAnsi="맑은 고딕"/>
@@ -4360,7 +4360,7 @@
               </w:rPr>
               <w:t xml:space="preserve">[4] </w:t>
             </w:r>
-            <w:hyperlink w:history="1" r:id="rId71_tlwneisdlrk8dy6fiz">
+            <w:hyperlink w:history="1" r:id="rIdms_8dxkbsjuz46r2hgijm">
               <w:r>
                 <w:rPr>
                   <w:rFonts w:ascii="맑은 고딕" w:cs="맑은 고딕" w:eastAsia="맑은 고딕" w:hAnsi="맑은 고딕"/>
@@ -4397,7 +4397,7 @@
               </w:rPr>
               <w:t xml:space="preserve">[23] </w:t>
             </w:r>
-            <w:hyperlink w:history="1" r:id="rIdrjyn-4qf9unziwwyofrhp">
+            <w:hyperlink w:history="1" r:id="rIdxpcqbzjwwe0cdsqbg5ftk">
               <w:r>
                 <w:rPr>
                   <w:rFonts w:ascii="맑은 고딕" w:cs="맑은 고딕" w:eastAsia="맑은 고딕" w:hAnsi="맑은 고딕"/>
@@ -4436,7 +4436,7 @@
               </w:rPr>
               <w:t xml:space="preserve">[5] </w:t>
             </w:r>
-            <w:hyperlink w:history="1" r:id="rIdnhhmkpfpzaowe6bnjcpfc">
+            <w:hyperlink w:history="1" r:id="rIdpwuazxlyjbmah0mej826s">
               <w:r>
                 <w:rPr>
                   <w:rFonts w:ascii="맑은 고딕" w:cs="맑은 고딕" w:eastAsia="맑은 고딕" w:hAnsi="맑은 고딕"/>
@@ -4473,7 +4473,7 @@
               </w:rPr>
               <w:t xml:space="preserve">[24] </w:t>
             </w:r>
-            <w:hyperlink w:history="1" r:id="rIdxi3zacbbh9kyitvwpdlbc">
+            <w:hyperlink w:history="1" r:id="rIdcb9njs7ynj7mm4pfazwmx">
               <w:r>
                 <w:rPr>
                   <w:rFonts w:ascii="맑은 고딕" w:cs="맑은 고딕" w:eastAsia="맑은 고딕" w:hAnsi="맑은 고딕"/>
@@ -4512,7 +4512,7 @@
               </w:rPr>
               <w:t xml:space="preserve">[6] </w:t>
             </w:r>
-            <w:hyperlink w:history="1" r:id="rIduew7nggiu2zgwlstxzkml">
+            <w:hyperlink w:history="1" r:id="rIdhwdsw3qjfxw6ljqz1o8a7">
               <w:r>
                 <w:rPr>
                   <w:rFonts w:ascii="맑은 고딕" w:cs="맑은 고딕" w:eastAsia="맑은 고딕" w:hAnsi="맑은 고딕"/>
@@ -4549,7 +4549,7 @@
               </w:rPr>
               <w:t xml:space="preserve">[25] </w:t>
             </w:r>
-            <w:hyperlink w:history="1" r:id="rId2bps4fb8hbcx7_vnsjwbv">
+            <w:hyperlink w:history="1" r:id="rIdrysggmlyvpn6goq9czzse">
               <w:r>
                 <w:rPr>
                   <w:rFonts w:ascii="맑은 고딕" w:cs="맑은 고딕" w:eastAsia="맑은 고딕" w:hAnsi="맑은 고딕"/>
@@ -4588,7 +4588,7 @@
               </w:rPr>
               <w:t xml:space="preserve">[7] </w:t>
             </w:r>
-            <w:hyperlink w:history="1" r:id="rIdnsuea0633c2u6nof8kdfe">
+            <w:hyperlink w:history="1" r:id="rIdfc1dvfgheqmh4bgvxl4t_">
               <w:r>
                 <w:rPr>
                   <w:rFonts w:ascii="맑은 고딕" w:cs="맑은 고딕" w:eastAsia="맑은 고딕" w:hAnsi="맑은 고딕"/>
@@ -4625,7 +4625,7 @@
               </w:rPr>
               <w:t xml:space="preserve">[26] </w:t>
             </w:r>
-            <w:hyperlink w:history="1" r:id="rIdnmksjw37zedbw-rfoh6nh">
+            <w:hyperlink w:history="1" r:id="rIdq0i2bjbukanbf7dqkxoio">
               <w:r>
                 <w:rPr>
                   <w:rFonts w:ascii="맑은 고딕" w:cs="맑은 고딕" w:eastAsia="맑은 고딕" w:hAnsi="맑은 고딕"/>
@@ -4664,7 +4664,7 @@
               </w:rPr>
               <w:t xml:space="preserve">[8] </w:t>
             </w:r>
-            <w:hyperlink w:history="1" r:id="rIdxidlcd3n8tgdjoutzq5l7">
+            <w:hyperlink w:history="1" r:id="rIdondsovu1wqyftvpfqsyzm">
               <w:r>
                 <w:rPr>
                   <w:rFonts w:ascii="맑은 고딕" w:cs="맑은 고딕" w:eastAsia="맑은 고딕" w:hAnsi="맑은 고딕"/>
@@ -4701,7 +4701,7 @@
               </w:rPr>
               <w:t xml:space="preserve">[27] </w:t>
             </w:r>
-            <w:hyperlink w:history="1" r:id="rIdc7zblcejj0vjlmetim7tq">
+            <w:hyperlink w:history="1" r:id="rIdt8xo9ofevgft2aaynlk2y">
               <w:r>
                 <w:rPr>
                   <w:rFonts w:ascii="맑은 고딕" w:cs="맑은 고딕" w:eastAsia="맑은 고딕" w:hAnsi="맑은 고딕"/>
@@ -4740,7 +4740,7 @@
               </w:rPr>
               <w:t xml:space="preserve">[9] </w:t>
             </w:r>
-            <w:hyperlink w:history="1" r:id="rIdin203thjl4cdrhakx-iyp">
+            <w:hyperlink w:history="1" r:id="rId_oycrko8s-hszpimnhcot">
               <w:r>
                 <w:rPr>
                   <w:rFonts w:ascii="맑은 고딕" w:cs="맑은 고딕" w:eastAsia="맑은 고딕" w:hAnsi="맑은 고딕"/>
@@ -4777,7 +4777,7 @@
               </w:rPr>
               <w:t xml:space="preserve">[28] </w:t>
             </w:r>
-            <w:hyperlink w:history="1" r:id="rIdt8e-k6vglwwqnu5cwn1n5">
+            <w:hyperlink w:history="1" r:id="rIdl9pyclhfkbzhc0wwiqxkg">
               <w:r>
                 <w:rPr>
                   <w:rFonts w:ascii="맑은 고딕" w:cs="맑은 고딕" w:eastAsia="맑은 고딕" w:hAnsi="맑은 고딕"/>
@@ -4816,7 +4816,7 @@
               </w:rPr>
               <w:t xml:space="preserve">[10] </w:t>
             </w:r>
-            <w:hyperlink w:history="1" r:id="rId0iggrwi-0p9xjyxcmmjub">
+            <w:hyperlink w:history="1" r:id="rIdlgkzeou5ss8garhquaxnt">
               <w:r>
                 <w:rPr>
                   <w:rFonts w:ascii="맑은 고딕" w:cs="맑은 고딕" w:eastAsia="맑은 고딕" w:hAnsi="맑은 고딕"/>
@@ -4853,7 +4853,7 @@
               </w:rPr>
               <w:t xml:space="preserve">[29] </w:t>
             </w:r>
-            <w:hyperlink w:history="1" r:id="rIdfplfrypufafl5qq1vuviz">
+            <w:hyperlink w:history="1" r:id="rIdlnuwcgip1dtqf8tgs5tg7">
               <w:r>
                 <w:rPr>
                   <w:rFonts w:ascii="맑은 고딕" w:cs="맑은 고딕" w:eastAsia="맑은 고딕" w:hAnsi="맑은 고딕"/>
@@ -4892,7 +4892,7 @@
               </w:rPr>
               <w:t xml:space="preserve">[11] </w:t>
             </w:r>
-            <w:hyperlink w:history="1" r:id="rIdrgp0w5fdjfxomzc8_r-4s">
+            <w:hyperlink w:history="1" r:id="rIdwqesw4uuzoclahb7wirk0">
               <w:r>
                 <w:rPr>
                   <w:rFonts w:ascii="맑은 고딕" w:cs="맑은 고딕" w:eastAsia="맑은 고딕" w:hAnsi="맑은 고딕"/>
@@ -4929,7 +4929,7 @@
               </w:rPr>
               <w:t xml:space="preserve">[30] </w:t>
             </w:r>
-            <w:hyperlink w:history="1" r:id="rIdztzkaxlfqxi0fqryxe7x1">
+            <w:hyperlink w:history="1" r:id="rIdpu2gp3li5q2dcaibfxzsu">
               <w:r>
                 <w:rPr>
                   <w:rFonts w:ascii="맑은 고딕" w:cs="맑은 고딕" w:eastAsia="맑은 고딕" w:hAnsi="맑은 고딕"/>
@@ -4968,7 +4968,7 @@
               </w:rPr>
               <w:t xml:space="preserve">[12] </w:t>
             </w:r>
-            <w:hyperlink w:history="1" r:id="rIdcyxcnq0omqlkuibbcnexl">
+            <w:hyperlink w:history="1" r:id="rId7fu32fujccge4k3kyo5p8">
               <w:r>
                 <w:rPr>
                   <w:rFonts w:ascii="맑은 고딕" w:cs="맑은 고딕" w:eastAsia="맑은 고딕" w:hAnsi="맑은 고딕"/>
@@ -5005,7 +5005,7 @@
               </w:rPr>
               <w:t xml:space="preserve">[31] </w:t>
             </w:r>
-            <w:hyperlink w:history="1" r:id="rIdcd-lfeufszhlsegvw6ofi">
+            <w:hyperlink w:history="1" r:id="rIdmfaluutu5gnr9hezjguhm">
               <w:r>
                 <w:rPr>
                   <w:rFonts w:ascii="맑은 고딕" w:cs="맑은 고딕" w:eastAsia="맑은 고딕" w:hAnsi="맑은 고딕"/>
@@ -5044,7 +5044,7 @@
               </w:rPr>
               <w:t xml:space="preserve">[13] </w:t>
             </w:r>
-            <w:hyperlink w:history="1" r:id="rIdraqxub41rr34ahwhrv4pb">
+            <w:hyperlink w:history="1" r:id="rIdazg-tvm8ubj_hv7ewvbce">
               <w:r>
                 <w:rPr>
                   <w:rFonts w:ascii="맑은 고딕" w:cs="맑은 고딕" w:eastAsia="맑은 고딕" w:hAnsi="맑은 고딕"/>
@@ -5081,7 +5081,7 @@
               </w:rPr>
               <w:t xml:space="preserve">[32] </w:t>
             </w:r>
-            <w:hyperlink w:history="1" r:id="rIdpibuybme_p97pwqnpvbpj">
+            <w:hyperlink w:history="1" r:id="rIdjcmlf9jwb6lmg73x-dium">
               <w:r>
                 <w:rPr>
                   <w:rFonts w:ascii="맑은 고딕" w:cs="맑은 고딕" w:eastAsia="맑은 고딕" w:hAnsi="맑은 고딕"/>
@@ -5120,7 +5120,7 @@
               </w:rPr>
               <w:t xml:space="preserve">[14] </w:t>
             </w:r>
-            <w:hyperlink w:history="1" r:id="rIdfjtlyibzz46iisfkc5mlk">
+            <w:hyperlink w:history="1" r:id="rIdtyv-izcbnq5xmcfisqv7b">
               <w:r>
                 <w:rPr>
                   <w:rFonts w:ascii="맑은 고딕" w:cs="맑은 고딕" w:eastAsia="맑은 고딕" w:hAnsi="맑은 고딕"/>
@@ -5157,7 +5157,7 @@
               </w:rPr>
               <w:t xml:space="preserve">[33] </w:t>
             </w:r>
-            <w:hyperlink w:history="1" r:id="rIde5_dyiximh8dw55pwucea">
+            <w:hyperlink w:history="1" r:id="rIdgiuc17q6qe2krn9eryflt">
               <w:r>
                 <w:rPr>
                   <w:rFonts w:ascii="맑은 고딕" w:cs="맑은 고딕" w:eastAsia="맑은 고딕" w:hAnsi="맑은 고딕"/>
@@ -5196,7 +5196,7 @@
               </w:rPr>
               <w:t xml:space="preserve">[15] </w:t>
             </w:r>
-            <w:hyperlink w:history="1" r:id="rIdybfiy7yhjifgenbftsyes">
+            <w:hyperlink w:history="1" r:id="rId6wmhzke2ue5j_ld17cdi7">
               <w:r>
                 <w:rPr>
                   <w:rFonts w:ascii="맑은 고딕" w:cs="맑은 고딕" w:eastAsia="맑은 고딕" w:hAnsi="맑은 고딕"/>
@@ -5233,7 +5233,7 @@
               </w:rPr>
               <w:t xml:space="preserve">[34] </w:t>
             </w:r>
-            <w:hyperlink w:history="1" r:id="rId8hhtkgt96myc_4wswwxkp">
+            <w:hyperlink w:history="1" r:id="rIdd2pqenbdf40ygclh4nwke">
               <w:r>
                 <w:rPr>
                   <w:rFonts w:ascii="맑은 고딕" w:cs="맑은 고딕" w:eastAsia="맑은 고딕" w:hAnsi="맑은 고딕"/>
@@ -5272,7 +5272,7 @@
               </w:rPr>
               <w:t xml:space="preserve">[16] </w:t>
             </w:r>
-            <w:hyperlink w:history="1" r:id="rId-zdoe4ethx7jsmjtppprb">
+            <w:hyperlink w:history="1" r:id="rIdry9gkaovtu1nbcmquwdr3">
               <w:r>
                 <w:rPr>
                   <w:rFonts w:ascii="맑은 고딕" w:cs="맑은 고딕" w:eastAsia="맑은 고딕" w:hAnsi="맑은 고딕"/>
@@ -5309,7 +5309,7 @@
               </w:rPr>
               <w:t xml:space="preserve">[35] </w:t>
             </w:r>
-            <w:hyperlink w:history="1" r:id="rId3ovo6l2schcrwlsrmtwyl">
+            <w:hyperlink w:history="1" r:id="rIdxub7vqnthibtk7ndi0s-x">
               <w:r>
                 <w:rPr>
                   <w:rFonts w:ascii="맑은 고딕" w:cs="맑은 고딕" w:eastAsia="맑은 고딕" w:hAnsi="맑은 고딕"/>
@@ -5348,7 +5348,7 @@
               </w:rPr>
               <w:t xml:space="preserve">[17] </w:t>
             </w:r>
-            <w:hyperlink w:history="1" r:id="rIdbxen-0gtaw-tk12ro8lee">
+            <w:hyperlink w:history="1" r:id="rIdxn2rb889ooitpdgguosbm">
               <w:r>
                 <w:rPr>
                   <w:rFonts w:ascii="맑은 고딕" w:cs="맑은 고딕" w:eastAsia="맑은 고딕" w:hAnsi="맑은 고딕"/>
@@ -5385,7 +5385,7 @@
               </w:rPr>
               <w:t xml:space="preserve">[36] </w:t>
             </w:r>
-            <w:hyperlink w:history="1" r:id="rIdd5uhqv57mrp8hi6ui5rut">
+            <w:hyperlink w:history="1" r:id="rIdjdwl22yktpekcwnkgankt">
               <w:r>
                 <w:rPr>
                   <w:rFonts w:ascii="맑은 고딕" w:cs="맑은 고딕" w:eastAsia="맑은 고딕" w:hAnsi="맑은 고딕"/>
@@ -5424,7 +5424,7 @@
               </w:rPr>
               <w:t xml:space="preserve">[18] </w:t>
             </w:r>
-            <w:hyperlink w:history="1" r:id="rIdv-g2mswtomjs6sva8xz93">
+            <w:hyperlink w:history="1" r:id="rIdbyln9kshemraepu6az89y">
               <w:r>
                 <w:rPr>
                   <w:rFonts w:ascii="맑은 고딕" w:cs="맑은 고딕" w:eastAsia="맑은 고딕" w:hAnsi="맑은 고딕"/>
@@ -5461,7 +5461,7 @@
               </w:rPr>
               <w:t xml:space="preserve">[37] </w:t>
             </w:r>
-            <w:hyperlink w:history="1" r:id="rIdfich23dnowyu7eygeu-iy">
+            <w:hyperlink w:history="1" r:id="rId4g-dmz6f1rom5j6cmujuk">
               <w:r>
                 <w:rPr>
                   <w:rFonts w:ascii="맑은 고딕" w:cs="맑은 고딕" w:eastAsia="맑은 고딕" w:hAnsi="맑은 고딕"/>
@@ -5500,7 +5500,7 @@
               </w:rPr>
               <w:t xml:space="preserve">[19] </w:t>
             </w:r>
-            <w:hyperlink w:history="1" r:id="rIdhw2ter89yb2tl93rr9uaw">
+            <w:hyperlink w:history="1" r:id="rIdoasmt1qzzi4imupexuxe-">
               <w:r>
                 <w:rPr>
                   <w:rFonts w:ascii="맑은 고딕" w:cs="맑은 고딕" w:eastAsia="맑은 고딕" w:hAnsi="맑은 고딕"/>
